--- a/app/report/templates/docx_templates/MITRAC (M6).docx
+++ b/app/report/templates/docx_templates/MITRAC (M6).docx
@@ -18,35 +18,35 @@
         <w:tblLook w:val="04A0" w:firstRow="1" w:lastRow="0" w:firstColumn="1" w:lastColumn="0" w:noHBand="0" w:noVBand="1"/>
       </w:tblPr>
       <w:tblGrid>
-        <w:gridCol w:w="2071"/>
-        <w:gridCol w:w="717"/>
-        <w:gridCol w:w="526"/>
-        <w:gridCol w:w="124"/>
-        <w:gridCol w:w="233"/>
-        <w:gridCol w:w="724"/>
-        <w:gridCol w:w="162"/>
-        <w:gridCol w:w="249"/>
-        <w:gridCol w:w="994"/>
-        <w:gridCol w:w="141"/>
-        <w:gridCol w:w="1102"/>
-        <w:gridCol w:w="106"/>
-        <w:gridCol w:w="52"/>
-        <w:gridCol w:w="301"/>
-        <w:gridCol w:w="784"/>
+        <w:gridCol w:w="1715"/>
+        <w:gridCol w:w="993"/>
+        <w:gridCol w:w="319"/>
+        <w:gridCol w:w="113"/>
+        <w:gridCol w:w="186"/>
+        <w:gridCol w:w="888"/>
+        <w:gridCol w:w="114"/>
+        <w:gridCol w:w="157"/>
+        <w:gridCol w:w="973"/>
+        <w:gridCol w:w="110"/>
+        <w:gridCol w:w="1036"/>
+        <w:gridCol w:w="93"/>
+        <w:gridCol w:w="51"/>
+        <w:gridCol w:w="298"/>
+        <w:gridCol w:w="727"/>
         <w:gridCol w:w="71"/>
-        <w:gridCol w:w="708"/>
-        <w:gridCol w:w="7"/>
-        <w:gridCol w:w="457"/>
-        <w:gridCol w:w="36"/>
-        <w:gridCol w:w="193"/>
-        <w:gridCol w:w="21"/>
-        <w:gridCol w:w="271"/>
-        <w:gridCol w:w="723"/>
+        <w:gridCol w:w="606"/>
+        <w:gridCol w:w="10"/>
+        <w:gridCol w:w="758"/>
+        <w:gridCol w:w="68"/>
+        <w:gridCol w:w="324"/>
+        <w:gridCol w:w="27"/>
+        <w:gridCol w:w="255"/>
+        <w:gridCol w:w="881"/>
       </w:tblGrid>
       <w:tr>
         <w:tc>
           <w:tcPr>
-            <w:tcW w:w="2071" w:type="dxa"/>
+            <w:tcW w:w="1781" w:type="dxa"/>
           </w:tcPr>
           <w:p>
             <w:pPr>
@@ -84,7 +84,7 @@
         </w:tc>
         <w:tc>
           <w:tcPr>
-            <w:tcW w:w="2735" w:type="dxa"/>
+            <w:tcW w:w="2678" w:type="dxa"/>
             <w:gridSpan w:val="7"/>
             <w:tcBorders>
               <w:bottom w:val="single" w:sz="4" w:space="0" w:color="000000" w:themeColor="text1"/>
@@ -99,11 +99,19 @@
                 <w:szCs w:val="24"/>
               </w:rPr>
             </w:pPr>
-          </w:p>
-        </w:tc>
-        <w:tc>
-          <w:tcPr>
-            <w:tcW w:w="1135" w:type="dxa"/>
+            <w:r>
+              <w:rPr>
+                <w:rFonts w:asciiTheme="majorBidi" w:hAnsiTheme="majorBidi" w:cstheme="majorBidi"/>
+                <w:sz w:val="24"/>
+                <w:szCs w:val="24"/>
+              </w:rPr>
+              <w:t>{{leaders}}</w:t>
+            </w:r>
+          </w:p>
+        </w:tc>
+        <w:tc>
+          <w:tcPr>
+            <w:tcW w:w="1091" w:type="dxa"/>
             <w:gridSpan w:val="2"/>
           </w:tcPr>
           <w:p>
@@ -132,7 +140,7 @@
         </w:tc>
         <w:tc>
           <w:tcPr>
-            <w:tcW w:w="1260" w:type="dxa"/>
+            <w:tcW w:w="1189" w:type="dxa"/>
             <w:gridSpan w:val="3"/>
             <w:tcBorders>
               <w:bottom w:val="single" w:sz="4" w:space="0" w:color="auto"/>
@@ -147,11 +155,19 @@
                 <w:szCs w:val="24"/>
               </w:rPr>
             </w:pPr>
-          </w:p>
-        </w:tc>
-        <w:tc>
-          <w:tcPr>
-            <w:tcW w:w="1871" w:type="dxa"/>
+            <w:r>
+              <w:rPr>
+                <w:rFonts w:asciiTheme="majorBidi" w:hAnsiTheme="majorBidi" w:cstheme="majorBidi"/>
+                <w:sz w:val="24"/>
+                <w:szCs w:val="24"/>
+              </w:rPr>
+              <w:t>{{date}}</w:t>
+            </w:r>
+          </w:p>
+        </w:tc>
+        <w:tc>
+          <w:tcPr>
+            <w:tcW w:w="1717" w:type="dxa"/>
             <w:gridSpan w:val="5"/>
           </w:tcPr>
           <w:p>
@@ -180,7 +196,7 @@
         </w:tc>
         <w:tc>
           <w:tcPr>
-            <w:tcW w:w="686" w:type="dxa"/>
+            <w:tcW w:w="1150" w:type="dxa"/>
             <w:gridSpan w:val="3"/>
             <w:tcBorders>
               <w:bottom w:val="single" w:sz="4" w:space="0" w:color="auto"/>
@@ -195,11 +211,19 @@
                 <w:szCs w:val="24"/>
               </w:rPr>
             </w:pPr>
-          </w:p>
-        </w:tc>
-        <w:tc>
-          <w:tcPr>
-            <w:tcW w:w="292" w:type="dxa"/>
+            <w:r>
+              <w:rPr>
+                <w:rFonts w:asciiTheme="majorBidi" w:hAnsiTheme="majorBidi" w:cstheme="majorBidi"/>
+                <w:sz w:val="24"/>
+                <w:szCs w:val="24"/>
+              </w:rPr>
+              <w:t>{{time1}}</w:t>
+            </w:r>
+          </w:p>
+        </w:tc>
+        <w:tc>
+          <w:tcPr>
+            <w:tcW w:w="286" w:type="dxa"/>
             <w:gridSpan w:val="2"/>
           </w:tcPr>
           <w:p>
@@ -223,7 +247,7 @@
         </w:tc>
         <w:tc>
           <w:tcPr>
-            <w:tcW w:w="723" w:type="dxa"/>
+            <w:tcW w:w="881" w:type="dxa"/>
             <w:tcBorders>
               <w:bottom w:val="single" w:sz="4" w:space="0" w:color="auto"/>
             </w:tcBorders>
@@ -237,13 +261,21 @@
                 <w:szCs w:val="24"/>
               </w:rPr>
             </w:pPr>
+            <w:r>
+              <w:rPr>
+                <w:rFonts w:asciiTheme="majorBidi" w:hAnsiTheme="majorBidi" w:cstheme="majorBidi"/>
+                <w:sz w:val="24"/>
+                <w:szCs w:val="24"/>
+              </w:rPr>
+              <w:t>{{time2}}</w:t>
+            </w:r>
           </w:p>
         </w:tc>
       </w:tr>
       <w:tr>
         <w:tc>
           <w:tcPr>
-            <w:tcW w:w="2071" w:type="dxa"/>
+            <w:tcW w:w="1781" w:type="dxa"/>
           </w:tcPr>
           <w:p>
             <w:pPr>
@@ -278,7 +310,7 @@
         </w:tc>
         <w:tc>
           <w:tcPr>
-            <w:tcW w:w="2735" w:type="dxa"/>
+            <w:tcW w:w="2678" w:type="dxa"/>
             <w:gridSpan w:val="7"/>
             <w:tcBorders>
               <w:top w:val="single" w:sz="4" w:space="0" w:color="000000" w:themeColor="text1"/>
@@ -294,11 +326,19 @@
                 <w:szCs w:val="24"/>
               </w:rPr>
             </w:pPr>
-          </w:p>
-        </w:tc>
-        <w:tc>
-          <w:tcPr>
-            <w:tcW w:w="1135" w:type="dxa"/>
+            <w:r>
+              <w:rPr>
+                <w:rFonts w:asciiTheme="majorBidi" w:hAnsiTheme="majorBidi" w:cstheme="majorBidi"/>
+                <w:sz w:val="24"/>
+                <w:szCs w:val="24"/>
+              </w:rPr>
+              <w:t>{{coordinate}}</w:t>
+            </w:r>
+          </w:p>
+        </w:tc>
+        <w:tc>
+          <w:tcPr>
+            <w:tcW w:w="1091" w:type="dxa"/>
             <w:gridSpan w:val="2"/>
           </w:tcPr>
           <w:p>
@@ -327,7 +367,7 @@
         </w:tc>
         <w:tc>
           <w:tcPr>
-            <w:tcW w:w="1260" w:type="dxa"/>
+            <w:tcW w:w="1189" w:type="dxa"/>
             <w:gridSpan w:val="3"/>
             <w:tcBorders>
               <w:top w:val="single" w:sz="4" w:space="0" w:color="auto"/>
@@ -343,11 +383,19 @@
                 <w:szCs w:val="24"/>
               </w:rPr>
             </w:pPr>
-          </w:p>
-        </w:tc>
-        <w:tc>
-          <w:tcPr>
-            <w:tcW w:w="1871" w:type="dxa"/>
+            <w:r>
+              <w:rPr>
+                <w:rFonts w:asciiTheme="majorBidi" w:hAnsiTheme="majorBidi" w:cstheme="majorBidi"/>
+                <w:sz w:val="24"/>
+                <w:szCs w:val="24"/>
+              </w:rPr>
+              <w:t>{{station}}</w:t>
+            </w:r>
+          </w:p>
+        </w:tc>
+        <w:tc>
+          <w:tcPr>
+            <w:tcW w:w="1717" w:type="dxa"/>
             <w:gridSpan w:val="5"/>
           </w:tcPr>
           <w:p>
@@ -387,7 +435,7 @@
         </w:tc>
         <w:tc>
           <w:tcPr>
-            <w:tcW w:w="1701" w:type="dxa"/>
+            <w:tcW w:w="2317" w:type="dxa"/>
             <w:gridSpan w:val="6"/>
             <w:tcBorders>
               <w:bottom w:val="single" w:sz="4" w:space="0" w:color="auto"/>
@@ -402,13 +450,21 @@
                 <w:szCs w:val="24"/>
               </w:rPr>
             </w:pPr>
+            <w:r>
+              <w:rPr>
+                <w:rFonts w:asciiTheme="majorBidi" w:hAnsiTheme="majorBidi" w:cstheme="majorBidi"/>
+                <w:sz w:val="24"/>
+                <w:szCs w:val="24"/>
+              </w:rPr>
+              <w:t>{{location}}</w:t>
+            </w:r>
           </w:p>
         </w:tc>
       </w:tr>
       <w:tr>
         <w:tc>
           <w:tcPr>
-            <w:tcW w:w="2071" w:type="dxa"/>
+            <w:tcW w:w="1781" w:type="dxa"/>
           </w:tcPr>
           <w:p>
             <w:pPr>
@@ -437,7 +493,7 @@
         </w:tc>
         <w:tc>
           <w:tcPr>
-            <w:tcW w:w="1367" w:type="dxa"/>
+            <w:tcW w:w="1476" w:type="dxa"/>
             <w:gridSpan w:val="3"/>
             <w:tcBorders>
               <w:top w:val="single" w:sz="4" w:space="0" w:color="000000" w:themeColor="text1"/>
@@ -453,11 +509,19 @@
                 <w:szCs w:val="24"/>
               </w:rPr>
             </w:pPr>
-          </w:p>
-        </w:tc>
-        <w:tc>
-          <w:tcPr>
-            <w:tcW w:w="1368" w:type="dxa"/>
+            <w:r>
+              <w:rPr>
+                <w:rFonts w:asciiTheme="majorBidi" w:hAnsiTheme="majorBidi" w:cstheme="majorBidi"/>
+                <w:sz w:val="24"/>
+                <w:szCs w:val="24"/>
+              </w:rPr>
+              <w:t>{{apostles}}</w:t>
+            </w:r>
+          </w:p>
+        </w:tc>
+        <w:tc>
+          <w:tcPr>
+            <w:tcW w:w="1202" w:type="dxa"/>
             <w:gridSpan w:val="4"/>
             <w:tcBorders>
               <w:top w:val="single" w:sz="4" w:space="0" w:color="000000" w:themeColor="text1"/>
@@ -477,7 +541,7 @@
         </w:tc>
         <w:tc>
           <w:tcPr>
-            <w:tcW w:w="1135" w:type="dxa"/>
+            <w:tcW w:w="1091" w:type="dxa"/>
             <w:gridSpan w:val="2"/>
           </w:tcPr>
           <w:p>
@@ -539,7 +603,7 @@
         </w:tc>
         <w:tc>
           <w:tcPr>
-            <w:tcW w:w="1208" w:type="dxa"/>
+            <w:tcW w:w="1138" w:type="dxa"/>
             <w:gridSpan w:val="2"/>
             <w:tcBorders>
               <w:bottom w:val="single" w:sz="4" w:space="0" w:color="auto"/>
@@ -554,11 +618,19 @@
                 <w:szCs w:val="24"/>
               </w:rPr>
             </w:pPr>
-          </w:p>
-        </w:tc>
-        <w:tc>
-          <w:tcPr>
-            <w:tcW w:w="1208" w:type="dxa"/>
+            <w:r>
+              <w:rPr>
+                <w:rFonts w:asciiTheme="majorBidi" w:hAnsiTheme="majorBidi" w:cstheme="majorBidi"/>
+                <w:sz w:val="24"/>
+                <w:szCs w:val="24"/>
+              </w:rPr>
+              <w:t>{{tpr1}}</w:t>
+            </w:r>
+          </w:p>
+        </w:tc>
+        <w:tc>
+          <w:tcPr>
+            <w:tcW w:w="1147" w:type="dxa"/>
             <w:gridSpan w:val="4"/>
             <w:tcBorders>
               <w:bottom w:val="single" w:sz="4" w:space="0" w:color="auto"/>
@@ -573,11 +645,19 @@
                 <w:szCs w:val="24"/>
               </w:rPr>
             </w:pPr>
-          </w:p>
-        </w:tc>
-        <w:tc>
-          <w:tcPr>
-            <w:tcW w:w="1208" w:type="dxa"/>
+            <w:r>
+              <w:rPr>
+                <w:rFonts w:asciiTheme="majorBidi" w:hAnsiTheme="majorBidi" w:cstheme="majorBidi"/>
+                <w:sz w:val="24"/>
+                <w:szCs w:val="24"/>
+              </w:rPr>
+              <w:t>{{tpr2}}</w:t>
+            </w:r>
+          </w:p>
+        </w:tc>
+        <w:tc>
+          <w:tcPr>
+            <w:tcW w:w="1447" w:type="dxa"/>
             <w:gridSpan w:val="4"/>
             <w:tcBorders>
               <w:bottom w:val="single" w:sz="4" w:space="0" w:color="auto"/>
@@ -592,11 +672,19 @@
                 <w:szCs w:val="24"/>
               </w:rPr>
             </w:pPr>
-          </w:p>
-        </w:tc>
-        <w:tc>
-          <w:tcPr>
-            <w:tcW w:w="1208" w:type="dxa"/>
+            <w:r>
+              <w:rPr>
+                <w:rFonts w:asciiTheme="majorBidi" w:hAnsiTheme="majorBidi" w:cstheme="majorBidi"/>
+                <w:sz w:val="24"/>
+                <w:szCs w:val="24"/>
+              </w:rPr>
+              <w:t>{{tpr3}}</w:t>
+            </w:r>
+          </w:p>
+        </w:tc>
+        <w:tc>
+          <w:tcPr>
+            <w:tcW w:w="1491" w:type="dxa"/>
             <w:gridSpan w:val="4"/>
             <w:tcBorders>
               <w:bottom w:val="single" w:sz="4" w:space="0" w:color="auto"/>
@@ -611,13 +699,21 @@
                 <w:szCs w:val="24"/>
               </w:rPr>
             </w:pPr>
+            <w:r>
+              <w:rPr>
+                <w:rFonts w:asciiTheme="majorBidi" w:hAnsiTheme="majorBidi" w:cstheme="majorBidi"/>
+                <w:sz w:val="24"/>
+                <w:szCs w:val="24"/>
+              </w:rPr>
+              <w:t>{{tpr4}}</w:t>
+            </w:r>
           </w:p>
         </w:tc>
       </w:tr>
       <w:tr>
         <w:tc>
           <w:tcPr>
-            <w:tcW w:w="2071" w:type="dxa"/>
+            <w:tcW w:w="1781" w:type="dxa"/>
           </w:tcPr>
           <w:p>
             <w:pPr>
@@ -654,7 +750,7 @@
         </w:tc>
         <w:tc>
           <w:tcPr>
-            <w:tcW w:w="1243" w:type="dxa"/>
+            <w:tcW w:w="1355" w:type="dxa"/>
             <w:gridSpan w:val="2"/>
             <w:tcBorders>
               <w:bottom w:val="single" w:sz="4" w:space="0" w:color="auto"/>
@@ -669,11 +765,19 @@
                 <w:szCs w:val="24"/>
               </w:rPr>
             </w:pPr>
-          </w:p>
-        </w:tc>
-        <w:tc>
-          <w:tcPr>
-            <w:tcW w:w="1243" w:type="dxa"/>
+            <w:r>
+              <w:rPr>
+                <w:rFonts w:asciiTheme="majorBidi" w:hAnsiTheme="majorBidi" w:cstheme="majorBidi"/>
+                <w:sz w:val="24"/>
+                <w:szCs w:val="24"/>
+              </w:rPr>
+              <w:t>{{person1}}</w:t>
+            </w:r>
+          </w:p>
+        </w:tc>
+        <w:tc>
+          <w:tcPr>
+            <w:tcW w:w="1150" w:type="dxa"/>
             <w:gridSpan w:val="4"/>
             <w:tcBorders>
               <w:bottom w:val="single" w:sz="4" w:space="0" w:color="auto"/>
@@ -688,11 +792,19 @@
                 <w:szCs w:val="24"/>
               </w:rPr>
             </w:pPr>
-          </w:p>
-        </w:tc>
-        <w:tc>
-          <w:tcPr>
-            <w:tcW w:w="1243" w:type="dxa"/>
+            <w:r>
+              <w:rPr>
+                <w:rFonts w:asciiTheme="majorBidi" w:hAnsiTheme="majorBidi" w:cstheme="majorBidi"/>
+                <w:sz w:val="24"/>
+                <w:szCs w:val="24"/>
+              </w:rPr>
+              <w:t>{{person2}}</w:t>
+            </w:r>
+          </w:p>
+        </w:tc>
+        <w:tc>
+          <w:tcPr>
+            <w:tcW w:w="1148" w:type="dxa"/>
             <w:gridSpan w:val="2"/>
             <w:tcBorders>
               <w:bottom w:val="single" w:sz="4" w:space="0" w:color="auto"/>
@@ -707,11 +819,19 @@
                 <w:szCs w:val="24"/>
               </w:rPr>
             </w:pPr>
-          </w:p>
-        </w:tc>
-        <w:tc>
-          <w:tcPr>
-            <w:tcW w:w="1243" w:type="dxa"/>
+            <w:r>
+              <w:rPr>
+                <w:rFonts w:asciiTheme="majorBidi" w:hAnsiTheme="majorBidi" w:cstheme="majorBidi"/>
+                <w:sz w:val="24"/>
+                <w:szCs w:val="24"/>
+              </w:rPr>
+              <w:t>{{person3}}</w:t>
+            </w:r>
+          </w:p>
+        </w:tc>
+        <w:tc>
+          <w:tcPr>
+            <w:tcW w:w="1159" w:type="dxa"/>
             <w:gridSpan w:val="2"/>
             <w:tcBorders>
               <w:bottom w:val="single" w:sz="4" w:space="0" w:color="auto"/>
@@ -726,11 +846,19 @@
                 <w:szCs w:val="24"/>
               </w:rPr>
             </w:pPr>
-          </w:p>
-        </w:tc>
-        <w:tc>
-          <w:tcPr>
-            <w:tcW w:w="1243" w:type="dxa"/>
+            <w:r>
+              <w:rPr>
+                <w:rFonts w:asciiTheme="majorBidi" w:hAnsiTheme="majorBidi" w:cstheme="majorBidi"/>
+                <w:sz w:val="24"/>
+                <w:szCs w:val="24"/>
+              </w:rPr>
+              <w:t>{{person4}}</w:t>
+            </w:r>
+          </w:p>
+        </w:tc>
+        <w:tc>
+          <w:tcPr>
+            <w:tcW w:w="1171" w:type="dxa"/>
             <w:gridSpan w:val="4"/>
             <w:tcBorders>
               <w:bottom w:val="single" w:sz="4" w:space="0" w:color="auto"/>
@@ -745,11 +873,19 @@
                 <w:szCs w:val="24"/>
               </w:rPr>
             </w:pPr>
-          </w:p>
-        </w:tc>
-        <w:tc>
-          <w:tcPr>
-            <w:tcW w:w="1243" w:type="dxa"/>
+            <w:r>
+              <w:rPr>
+                <w:rFonts w:asciiTheme="majorBidi" w:hAnsiTheme="majorBidi" w:cstheme="majorBidi"/>
+                <w:sz w:val="24"/>
+                <w:szCs w:val="24"/>
+              </w:rPr>
+              <w:t>{{person5}}</w:t>
+            </w:r>
+          </w:p>
+        </w:tc>
+        <w:tc>
+          <w:tcPr>
+            <w:tcW w:w="1450" w:type="dxa"/>
             <w:gridSpan w:val="4"/>
             <w:tcBorders>
               <w:bottom w:val="single" w:sz="4" w:space="0" w:color="auto"/>
@@ -764,11 +900,19 @@
                 <w:szCs w:val="24"/>
               </w:rPr>
             </w:pPr>
-          </w:p>
-        </w:tc>
-        <w:tc>
-          <w:tcPr>
-            <w:tcW w:w="1244" w:type="dxa"/>
+            <w:r>
+              <w:rPr>
+                <w:rFonts w:asciiTheme="majorBidi" w:hAnsiTheme="majorBidi" w:cstheme="majorBidi"/>
+                <w:sz w:val="24"/>
+                <w:szCs w:val="24"/>
+              </w:rPr>
+              <w:t>{{person6}}</w:t>
+            </w:r>
+          </w:p>
+        </w:tc>
+        <w:tc>
+          <w:tcPr>
+            <w:tcW w:w="1559" w:type="dxa"/>
             <w:gridSpan w:val="5"/>
             <w:tcBorders>
               <w:bottom w:val="single" w:sz="4" w:space="0" w:color="auto"/>
@@ -783,13 +927,21 @@
                 <w:szCs w:val="24"/>
               </w:rPr>
             </w:pPr>
+            <w:r>
+              <w:rPr>
+                <w:rFonts w:asciiTheme="majorBidi" w:hAnsiTheme="majorBidi" w:cstheme="majorBidi"/>
+                <w:sz w:val="24"/>
+                <w:szCs w:val="24"/>
+              </w:rPr>
+              <w:t>{{person7}}</w:t>
+            </w:r>
           </w:p>
         </w:tc>
       </w:tr>
       <w:tr>
         <w:tc>
           <w:tcPr>
-            <w:tcW w:w="2071" w:type="dxa"/>
+            <w:tcW w:w="1781" w:type="dxa"/>
           </w:tcPr>
           <w:p>
             <w:pPr>
@@ -828,7 +980,7 @@
         </w:tc>
         <w:tc>
           <w:tcPr>
-            <w:tcW w:w="1243" w:type="dxa"/>
+            <w:tcW w:w="1355" w:type="dxa"/>
             <w:gridSpan w:val="2"/>
             <w:tcBorders>
               <w:top w:val="single" w:sz="4" w:space="0" w:color="auto"/>
@@ -844,11 +996,19 @@
                 <w:szCs w:val="24"/>
               </w:rPr>
             </w:pPr>
-          </w:p>
-        </w:tc>
-        <w:tc>
-          <w:tcPr>
-            <w:tcW w:w="1243" w:type="dxa"/>
+            <w:r>
+              <w:rPr>
+                <w:rFonts w:asciiTheme="majorBidi" w:hAnsiTheme="majorBidi" w:cstheme="majorBidi"/>
+                <w:sz w:val="24"/>
+                <w:szCs w:val="24"/>
+              </w:rPr>
+              <w:t>{{work1}}</w:t>
+            </w:r>
+          </w:p>
+        </w:tc>
+        <w:tc>
+          <w:tcPr>
+            <w:tcW w:w="1150" w:type="dxa"/>
             <w:gridSpan w:val="4"/>
             <w:tcBorders>
               <w:top w:val="single" w:sz="4" w:space="0" w:color="auto"/>
@@ -864,11 +1024,19 @@
                 <w:szCs w:val="24"/>
               </w:rPr>
             </w:pPr>
-          </w:p>
-        </w:tc>
-        <w:tc>
-          <w:tcPr>
-            <w:tcW w:w="1243" w:type="dxa"/>
+            <w:r>
+              <w:rPr>
+                <w:rFonts w:asciiTheme="majorBidi" w:hAnsiTheme="majorBidi" w:cstheme="majorBidi"/>
+                <w:sz w:val="24"/>
+                <w:szCs w:val="24"/>
+              </w:rPr>
+              <w:t>{{work2}}</w:t>
+            </w:r>
+          </w:p>
+        </w:tc>
+        <w:tc>
+          <w:tcPr>
+            <w:tcW w:w="1148" w:type="dxa"/>
             <w:gridSpan w:val="2"/>
             <w:tcBorders>
               <w:top w:val="single" w:sz="4" w:space="0" w:color="auto"/>
@@ -884,11 +1052,19 @@
                 <w:szCs w:val="24"/>
               </w:rPr>
             </w:pPr>
-          </w:p>
-        </w:tc>
-        <w:tc>
-          <w:tcPr>
-            <w:tcW w:w="1243" w:type="dxa"/>
+            <w:r>
+              <w:rPr>
+                <w:rFonts w:asciiTheme="majorBidi" w:hAnsiTheme="majorBidi" w:cstheme="majorBidi"/>
+                <w:sz w:val="24"/>
+                <w:szCs w:val="24"/>
+              </w:rPr>
+              <w:t>{{work3}}</w:t>
+            </w:r>
+          </w:p>
+        </w:tc>
+        <w:tc>
+          <w:tcPr>
+            <w:tcW w:w="1159" w:type="dxa"/>
             <w:gridSpan w:val="2"/>
             <w:tcBorders>
               <w:top w:val="single" w:sz="4" w:space="0" w:color="auto"/>
@@ -904,11 +1080,19 @@
                 <w:szCs w:val="24"/>
               </w:rPr>
             </w:pPr>
-          </w:p>
-        </w:tc>
-        <w:tc>
-          <w:tcPr>
-            <w:tcW w:w="1243" w:type="dxa"/>
+            <w:r>
+              <w:rPr>
+                <w:rFonts w:asciiTheme="majorBidi" w:hAnsiTheme="majorBidi" w:cstheme="majorBidi"/>
+                <w:sz w:val="24"/>
+                <w:szCs w:val="24"/>
+              </w:rPr>
+              <w:t>{{work4}}</w:t>
+            </w:r>
+          </w:p>
+        </w:tc>
+        <w:tc>
+          <w:tcPr>
+            <w:tcW w:w="1171" w:type="dxa"/>
             <w:gridSpan w:val="4"/>
             <w:tcBorders>
               <w:top w:val="single" w:sz="4" w:space="0" w:color="auto"/>
@@ -924,11 +1108,19 @@
                 <w:szCs w:val="24"/>
               </w:rPr>
             </w:pPr>
-          </w:p>
-        </w:tc>
-        <w:tc>
-          <w:tcPr>
-            <w:tcW w:w="1243" w:type="dxa"/>
+            <w:r>
+              <w:rPr>
+                <w:rFonts w:asciiTheme="majorBidi" w:hAnsiTheme="majorBidi" w:cstheme="majorBidi"/>
+                <w:sz w:val="24"/>
+                <w:szCs w:val="24"/>
+              </w:rPr>
+              <w:t>{{work5}}</w:t>
+            </w:r>
+          </w:p>
+        </w:tc>
+        <w:tc>
+          <w:tcPr>
+            <w:tcW w:w="1450" w:type="dxa"/>
             <w:gridSpan w:val="4"/>
             <w:tcBorders>
               <w:top w:val="single" w:sz="4" w:space="0" w:color="auto"/>
@@ -944,11 +1136,19 @@
                 <w:szCs w:val="24"/>
               </w:rPr>
             </w:pPr>
-          </w:p>
-        </w:tc>
-        <w:tc>
-          <w:tcPr>
-            <w:tcW w:w="1244" w:type="dxa"/>
+            <w:r>
+              <w:rPr>
+                <w:rFonts w:asciiTheme="majorBidi" w:hAnsiTheme="majorBidi" w:cstheme="majorBidi"/>
+                <w:sz w:val="24"/>
+                <w:szCs w:val="24"/>
+              </w:rPr>
+              <w:t>{{work6}}</w:t>
+            </w:r>
+          </w:p>
+        </w:tc>
+        <w:tc>
+          <w:tcPr>
+            <w:tcW w:w="1559" w:type="dxa"/>
             <w:gridSpan w:val="5"/>
             <w:tcBorders>
               <w:top w:val="single" w:sz="4" w:space="0" w:color="auto"/>
@@ -964,13 +1164,21 @@
                 <w:szCs w:val="24"/>
               </w:rPr>
             </w:pPr>
+            <w:r>
+              <w:rPr>
+                <w:rFonts w:asciiTheme="majorBidi" w:hAnsiTheme="majorBidi" w:cstheme="majorBidi"/>
+                <w:sz w:val="24"/>
+                <w:szCs w:val="24"/>
+              </w:rPr>
+              <w:t>{{work7}}</w:t>
+            </w:r>
           </w:p>
         </w:tc>
       </w:tr>
       <w:tr>
         <w:tc>
           <w:tcPr>
-            <w:tcW w:w="2071" w:type="dxa"/>
+            <w:tcW w:w="1781" w:type="dxa"/>
           </w:tcPr>
           <w:p>
             <w:pPr>
@@ -1012,7 +1220,7 @@
         </w:tc>
         <w:tc>
           <w:tcPr>
-            <w:tcW w:w="8702" w:type="dxa"/>
+            <w:tcW w:w="8992" w:type="dxa"/>
             <w:gridSpan w:val="23"/>
             <w:tcBorders>
               <w:top w:val="single" w:sz="4" w:space="0" w:color="auto"/>
@@ -1021,19 +1229,55 @@
           </w:tcPr>
           <w:p>
             <w:pPr>
-              <w:rPr>
-                <w:rFonts w:asciiTheme="majorBidi" w:hAnsiTheme="majorBidi" w:cstheme="majorBidi"/>
-                <w:sz w:val="24"/>
-                <w:szCs w:val="24"/>
-              </w:rPr>
-            </w:pPr>
+              <w:jc w:val="center"/>
+              <w:rPr>
+                <w:rFonts w:asciiTheme="majorBidi" w:hAnsiTheme="majorBidi" w:cstheme="majorBidi"/>
+                <w:sz w:val="24"/>
+                <w:szCs w:val="24"/>
+              </w:rPr>
+            </w:pPr>
+            <w:r>
+              <w:rPr>
+                <w:rFonts w:asciiTheme="majorBidi" w:hAnsiTheme="majorBidi" w:cstheme="majorBidi"/>
+                <w:sz w:val="24"/>
+                <w:szCs w:val="24"/>
+              </w:rPr>
+              <w:t>{{</w:t>
+            </w:r>
+            <w:proofErr w:type="spellStart"/>
+            <w:r>
+              <w:rPr>
+                <w:rFonts w:asciiTheme="majorBidi" w:hAnsiTheme="majorBidi" w:cstheme="majorBidi"/>
+                <w:sz w:val="24"/>
+                <w:szCs w:val="24"/>
+              </w:rPr>
+              <w:t>work_description</w:t>
+            </w:r>
+            <w:proofErr w:type="spellEnd"/>
+          </w:p>
+          <w:p>
+            <w:pPr>
+              <w:rPr>
+                <w:rFonts w:asciiTheme="majorBidi" w:hAnsiTheme="majorBidi" w:cstheme="majorBidi"/>
+                <w:sz w:val="24"/>
+                <w:szCs w:val="24"/>
+              </w:rPr>
+            </w:pPr>
+            <w:r>
+              <w:rPr>
+                <w:rFonts w:asciiTheme="majorBidi" w:hAnsiTheme="majorBidi" w:cstheme="majorBidi"/>
+                <w:sz w:val="24"/>
+                <w:szCs w:val="24"/>
+              </w:rPr>
+              <w:t>}}</w:t>
+            </w:r>
           </w:p>
         </w:tc>
       </w:tr>
       <w:tr>
         <w:tc>
           <w:tcPr>
-            <w:tcW w:w="2071" w:type="dxa"/>
+            <w:tcW w:w="1781" w:type="dxa"/>
             <w:vAlign w:val="bottom"/>
           </w:tcPr>
           <w:p>
@@ -1095,7 +1339,7 @@
         </w:tc>
         <w:tc>
           <w:tcPr>
-            <w:tcW w:w="717" w:type="dxa"/>
+            <w:tcW w:w="993" w:type="dxa"/>
             <w:tcBorders>
               <w:top w:val="single" w:sz="4" w:space="0" w:color="auto"/>
             </w:tcBorders>
@@ -1110,34 +1354,43 @@
                 <w:szCs w:val="24"/>
               </w:rPr>
             </w:pPr>
-            <w:sdt>
-              <w:sdtPr>
-                <w:rPr>
-                  <w:rFonts w:asciiTheme="majorBidi" w:hAnsiTheme="majorBidi" w:cstheme="majorBidi" w:hint="cs"/>
-                  <w:sz w:val="24"/>
-                  <w:szCs w:val="24"/>
-                  <w:cs/>
-                </w:rPr>
-                <w:id w:val="1891924091"/>
-                <w14:checkbox>
-                  <w14:checked w14:val="0"/>
-                  <w14:checkedState w14:val="0052" w14:font="Wingdings 2"/>
-                  <w14:uncheckedState w14:val="2610" w14:font="MS Gothic"/>
-                </w14:checkbox>
-              </w:sdtPr>
-              <w:sdtEndPr/>
-              <w:sdtContent>
-                <w:r>
-                  <w:rPr>
-                    <w:rFonts w:ascii="MS Gothic" w:eastAsia="MS Gothic" w:hAnsi="MS Gothic" w:cstheme="majorBidi" w:hint="eastAsia"/>
-                    <w:sz w:val="24"/>
-                    <w:szCs w:val="24"/>
-                    <w:cs/>
-                  </w:rPr>
-                  <w:t>☐</w:t>
-                </w:r>
-              </w:sdtContent>
-            </w:sdt>
+            <w:r>
+              <w:rPr>
+                <w:rFonts w:asciiTheme="majorBidi" w:hAnsiTheme="majorBidi" w:cstheme="majorBidi"/>
+                <w:sz w:val="24"/>
+                <w:szCs w:val="24"/>
+              </w:rPr>
+              <w:t>{{</w:t>
+            </w:r>
+            <w:proofErr w:type="spellStart"/>
+            <w:r>
+              <w:rPr>
+                <w:rFonts w:asciiTheme="majorBidi" w:hAnsiTheme="majorBidi" w:cstheme="majorBidi"/>
+                <w:sz w:val="24"/>
+                <w:szCs w:val="24"/>
+              </w:rPr>
+              <w:t>station_in</w:t>
+            </w:r>
+            <w:proofErr w:type="spellEnd"/>
+          </w:p>
+          <w:p>
+            <w:pPr>
+              <w:jc w:val="center"/>
+              <w:rPr>
+                <w:rFonts w:asciiTheme="majorBidi" w:hAnsiTheme="majorBidi" w:cstheme="majorBidi"/>
+                <w:sz w:val="24"/>
+                <w:szCs w:val="24"/>
+              </w:rPr>
+            </w:pPr>
+            <w:proofErr w:type="gramStart"/>
+            <w:r>
+              <w:rPr>
+                <w:rFonts w:asciiTheme="majorBidi" w:hAnsiTheme="majorBidi" w:cstheme="majorBidi"/>
+                <w:sz w:val="24"/>
+                <w:szCs w:val="24"/>
+              </w:rPr>
+              <w:t>}}</w:t>
+            </w:r>
             <w:r>
               <w:rPr>
                 <w:rFonts w:asciiTheme="majorBidi" w:hAnsiTheme="majorBidi" w:cstheme="majorBidi" w:hint="cs"/>
@@ -1145,8 +1398,9 @@
                 <w:szCs w:val="24"/>
                 <w:cs/>
               </w:rPr>
-              <w:t xml:space="preserve">  </w:t>
-            </w:r>
+              <w:t>เข้า</w:t>
+            </w:r>
+            <w:proofErr w:type="gramEnd"/>
             <w:r>
               <w:rPr>
                 <w:rFonts w:asciiTheme="majorBidi" w:hAnsiTheme="majorBidi" w:cstheme="majorBidi" w:hint="cs"/>
@@ -1154,13 +1408,13 @@
                 <w:szCs w:val="24"/>
                 <w:cs/>
               </w:rPr>
-              <w:t xml:space="preserve">เข้า </w:t>
-            </w:r>
-          </w:p>
-        </w:tc>
-        <w:tc>
-          <w:tcPr>
-            <w:tcW w:w="1607" w:type="dxa"/>
+              <w:t xml:space="preserve"> </w:t>
+            </w:r>
+          </w:p>
+        </w:tc>
+        <w:tc>
+          <w:tcPr>
+            <w:tcW w:w="1384" w:type="dxa"/>
             <w:gridSpan w:val="4"/>
             <w:tcBorders>
               <w:top w:val="single" w:sz="4" w:space="0" w:color="auto"/>
@@ -1175,34 +1429,42 @@
                 <w:szCs w:val="24"/>
               </w:rPr>
             </w:pPr>
-            <w:sdt>
-              <w:sdtPr>
-                <w:rPr>
-                  <w:rFonts w:asciiTheme="majorBidi" w:hAnsiTheme="majorBidi" w:cstheme="majorBidi" w:hint="cs"/>
-                  <w:sz w:val="24"/>
-                  <w:szCs w:val="24"/>
-                  <w:cs/>
-                </w:rPr>
-                <w:id w:val="1573308137"/>
-                <w14:checkbox>
-                  <w14:checked w14:val="0"/>
-                  <w14:checkedState w14:val="0052" w14:font="Wingdings 2"/>
-                  <w14:uncheckedState w14:val="2610" w14:font="MS Gothic"/>
-                </w14:checkbox>
-              </w:sdtPr>
-              <w:sdtEndPr/>
-              <w:sdtContent>
-                <w:r>
-                  <w:rPr>
-                    <w:rFonts w:ascii="MS Gothic" w:eastAsia="MS Gothic" w:hAnsi="MS Gothic" w:cstheme="majorBidi" w:hint="eastAsia"/>
-                    <w:sz w:val="24"/>
-                    <w:szCs w:val="24"/>
-                    <w:cs/>
-                  </w:rPr>
-                  <w:t>☐</w:t>
-                </w:r>
-              </w:sdtContent>
-            </w:sdt>
+            <w:r>
+              <w:rPr>
+                <w:rFonts w:asciiTheme="majorBidi" w:hAnsiTheme="majorBidi" w:cstheme="majorBidi"/>
+                <w:sz w:val="24"/>
+                <w:szCs w:val="24"/>
+              </w:rPr>
+              <w:t>{{</w:t>
+            </w:r>
+            <w:proofErr w:type="spellStart"/>
+            <w:r>
+              <w:rPr>
+                <w:rFonts w:asciiTheme="majorBidi" w:hAnsiTheme="majorBidi" w:cstheme="majorBidi"/>
+                <w:sz w:val="24"/>
+                <w:szCs w:val="24"/>
+              </w:rPr>
+              <w:t>station_out</w:t>
+            </w:r>
+            <w:proofErr w:type="spellEnd"/>
+          </w:p>
+          <w:p>
+            <w:pPr>
+              <w:rPr>
+                <w:rFonts w:asciiTheme="majorBidi" w:hAnsiTheme="majorBidi" w:cstheme="majorBidi"/>
+                <w:sz w:val="24"/>
+                <w:szCs w:val="24"/>
+              </w:rPr>
+            </w:pPr>
+            <w:proofErr w:type="gramStart"/>
+            <w:r>
+              <w:rPr>
+                <w:rFonts w:asciiTheme="majorBidi" w:hAnsiTheme="majorBidi" w:cstheme="majorBidi"/>
+                <w:sz w:val="24"/>
+                <w:szCs w:val="24"/>
+              </w:rPr>
+              <w:t>}}</w:t>
+            </w:r>
             <w:r>
               <w:rPr>
                 <w:rFonts w:asciiTheme="majorBidi" w:hAnsiTheme="majorBidi" w:cstheme="majorBidi" w:hint="cs"/>
@@ -1210,22 +1472,14 @@
                 <w:szCs w:val="24"/>
                 <w:cs/>
               </w:rPr>
-              <w:t xml:space="preserve">  </w:t>
-            </w:r>
-            <w:r>
-              <w:rPr>
-                <w:rFonts w:asciiTheme="majorBidi" w:hAnsiTheme="majorBidi" w:cstheme="majorBidi" w:hint="cs"/>
-                <w:sz w:val="24"/>
-                <w:szCs w:val="24"/>
-                <w:cs/>
-              </w:rPr>
               <w:t>ออก</w:t>
             </w:r>
-          </w:p>
-        </w:tc>
-        <w:tc>
-          <w:tcPr>
-            <w:tcW w:w="1546" w:type="dxa"/>
+            <w:proofErr w:type="gramEnd"/>
+          </w:p>
+        </w:tc>
+        <w:tc>
+          <w:tcPr>
+            <w:tcW w:w="1392" w:type="dxa"/>
             <w:gridSpan w:val="4"/>
             <w:tcBorders>
               <w:top w:val="single" w:sz="4" w:space="0" w:color="auto"/>
@@ -1268,7 +1522,7 @@
         </w:tc>
         <w:tc>
           <w:tcPr>
-            <w:tcW w:w="1561" w:type="dxa"/>
+            <w:tcW w:w="1487" w:type="dxa"/>
             <w:gridSpan w:val="4"/>
             <w:tcBorders>
               <w:top w:val="single" w:sz="4" w:space="0" w:color="auto"/>
@@ -1283,50 +1537,58 @@
                 <w:szCs w:val="24"/>
               </w:rPr>
             </w:pPr>
-            <w:sdt>
-              <w:sdtPr>
-                <w:rPr>
-                  <w:rFonts w:asciiTheme="majorBidi" w:hAnsiTheme="majorBidi" w:cstheme="majorBidi" w:hint="cs"/>
-                  <w:sz w:val="24"/>
-                  <w:szCs w:val="24"/>
-                  <w:cs/>
-                </w:rPr>
-                <w:id w:val="-339387685"/>
-                <w14:checkbox>
-                  <w14:checked w14:val="0"/>
-                  <w14:checkedState w14:val="0052" w14:font="Wingdings 2"/>
-                  <w14:uncheckedState w14:val="2610" w14:font="MS Gothic"/>
-                </w14:checkbox>
-              </w:sdtPr>
-              <w:sdtEndPr/>
-              <w:sdtContent>
-                <w:r>
-                  <w:rPr>
-                    <w:rFonts w:ascii="MS Gothic" w:eastAsia="MS Gothic" w:hAnsi="MS Gothic" w:cstheme="majorBidi" w:hint="eastAsia"/>
-                    <w:sz w:val="24"/>
-                    <w:szCs w:val="24"/>
-                    <w:cs/>
-                  </w:rPr>
-                  <w:t>☐</w:t>
-                </w:r>
-              </w:sdtContent>
-            </w:sdt>
-            <w:r>
-              <w:rPr>
-                <w:rFonts w:asciiTheme="majorBidi" w:hAnsiTheme="majorBidi" w:cstheme="majorBidi" w:hint="cs"/>
-                <w:sz w:val="24"/>
-                <w:szCs w:val="24"/>
-                <w:cs/>
-              </w:rPr>
-              <w:t xml:space="preserve"> </w:t>
-            </w:r>
-            <w:r>
-              <w:rPr>
-                <w:rFonts w:asciiTheme="majorBidi" w:hAnsiTheme="majorBidi" w:cstheme="majorBidi"/>
-                <w:sz w:val="24"/>
-                <w:szCs w:val="24"/>
-              </w:rPr>
-              <w:t>Earthing Device</w:t>
+            <w:r>
+              <w:rPr>
+                <w:rFonts w:asciiTheme="majorBidi" w:hAnsiTheme="majorBidi" w:cstheme="majorBidi"/>
+                <w:sz w:val="24"/>
+                <w:szCs w:val="24"/>
+              </w:rPr>
+              <w:t>{{</w:t>
+            </w:r>
+            <w:proofErr w:type="spellStart"/>
+            <w:r>
+              <w:rPr>
+                <w:rFonts w:asciiTheme="majorBidi" w:hAnsiTheme="majorBidi" w:cstheme="majorBidi"/>
+                <w:sz w:val="24"/>
+                <w:szCs w:val="24"/>
+              </w:rPr>
+              <w:t>borrow_earthing</w:t>
+            </w:r>
+            <w:proofErr w:type="spellEnd"/>
+          </w:p>
+          <w:p>
+            <w:pPr>
+              <w:rPr>
+                <w:rFonts w:asciiTheme="majorBidi" w:hAnsiTheme="majorBidi" w:cstheme="majorBidi"/>
+                <w:sz w:val="24"/>
+                <w:szCs w:val="24"/>
+              </w:rPr>
+            </w:pPr>
+            <w:proofErr w:type="gramStart"/>
+            <w:r>
+              <w:rPr>
+                <w:rFonts w:asciiTheme="majorBidi" w:hAnsiTheme="majorBidi" w:cstheme="majorBidi"/>
+                <w:sz w:val="24"/>
+                <w:szCs w:val="24"/>
+              </w:rPr>
+              <w:t>}}</w:t>
+            </w:r>
+            <w:r>
+              <w:rPr>
+                <w:rFonts w:asciiTheme="majorBidi" w:hAnsiTheme="majorBidi" w:cstheme="majorBidi"/>
+                <w:sz w:val="24"/>
+                <w:szCs w:val="24"/>
+              </w:rPr>
+              <w:t>Earthing</w:t>
+            </w:r>
+            <w:proofErr w:type="gramEnd"/>
+            <w:r>
+              <w:rPr>
+                <w:rFonts w:asciiTheme="majorBidi" w:hAnsiTheme="majorBidi" w:cstheme="majorBidi"/>
+                <w:sz w:val="24"/>
+                <w:szCs w:val="24"/>
+              </w:rPr>
+              <w:t xml:space="preserve"> Device</w:t>
             </w:r>
             <w:r>
               <w:rPr>
@@ -1340,7 +1602,7 @@
         </w:tc>
         <w:tc>
           <w:tcPr>
-            <w:tcW w:w="1563" w:type="dxa"/>
+            <w:tcW w:w="1409" w:type="dxa"/>
             <w:gridSpan w:val="3"/>
             <w:tcBorders>
               <w:top w:val="single" w:sz="4" w:space="0" w:color="auto"/>
@@ -1355,50 +1617,58 @@
                 <w:szCs w:val="24"/>
               </w:rPr>
             </w:pPr>
-            <w:sdt>
-              <w:sdtPr>
-                <w:rPr>
-                  <w:rFonts w:asciiTheme="majorBidi" w:hAnsiTheme="majorBidi" w:cstheme="majorBidi" w:hint="cs"/>
-                  <w:sz w:val="24"/>
-                  <w:szCs w:val="24"/>
-                  <w:cs/>
-                </w:rPr>
-                <w:id w:val="1089728345"/>
-                <w14:checkbox>
-                  <w14:checked w14:val="0"/>
-                  <w14:checkedState w14:val="0052" w14:font="Wingdings 2"/>
-                  <w14:uncheckedState w14:val="2610" w14:font="MS Gothic"/>
-                </w14:checkbox>
-              </w:sdtPr>
-              <w:sdtEndPr/>
-              <w:sdtContent>
-                <w:r>
-                  <w:rPr>
-                    <w:rFonts w:ascii="MS Gothic" w:eastAsia="MS Gothic" w:hAnsi="MS Gothic" w:cstheme="majorBidi" w:hint="eastAsia"/>
-                    <w:sz w:val="24"/>
-                    <w:szCs w:val="24"/>
-                    <w:cs/>
-                  </w:rPr>
-                  <w:t>☐</w:t>
-                </w:r>
-              </w:sdtContent>
-            </w:sdt>
-            <w:r>
-              <w:rPr>
-                <w:rFonts w:asciiTheme="majorBidi" w:hAnsiTheme="majorBidi" w:cstheme="majorBidi" w:hint="cs"/>
-                <w:sz w:val="24"/>
-                <w:szCs w:val="24"/>
-                <w:cs/>
-              </w:rPr>
-              <w:t xml:space="preserve">  </w:t>
-            </w:r>
-            <w:r>
-              <w:rPr>
-                <w:rFonts w:asciiTheme="majorBidi" w:hAnsiTheme="majorBidi" w:cstheme="majorBidi"/>
-                <w:sz w:val="24"/>
-                <w:szCs w:val="24"/>
-              </w:rPr>
-              <w:t>Voltage Tester</w:t>
+            <w:r>
+              <w:rPr>
+                <w:rFonts w:asciiTheme="majorBidi" w:hAnsiTheme="majorBidi" w:cstheme="majorBidi"/>
+                <w:sz w:val="24"/>
+                <w:szCs w:val="24"/>
+              </w:rPr>
+              <w:t>{{</w:t>
+            </w:r>
+            <w:proofErr w:type="spellStart"/>
+            <w:r>
+              <w:rPr>
+                <w:rFonts w:asciiTheme="majorBidi" w:hAnsiTheme="majorBidi" w:cstheme="majorBidi"/>
+                <w:sz w:val="24"/>
+                <w:szCs w:val="24"/>
+              </w:rPr>
+              <w:t>borrow_voltage</w:t>
+            </w:r>
+            <w:proofErr w:type="spellEnd"/>
+          </w:p>
+          <w:p>
+            <w:pPr>
+              <w:rPr>
+                <w:rFonts w:asciiTheme="majorBidi" w:hAnsiTheme="majorBidi" w:cstheme="majorBidi"/>
+                <w:sz w:val="24"/>
+                <w:szCs w:val="24"/>
+              </w:rPr>
+            </w:pPr>
+            <w:proofErr w:type="gramStart"/>
+            <w:r>
+              <w:rPr>
+                <w:rFonts w:asciiTheme="majorBidi" w:hAnsiTheme="majorBidi" w:cstheme="majorBidi"/>
+                <w:sz w:val="24"/>
+                <w:szCs w:val="24"/>
+              </w:rPr>
+              <w:t>}}</w:t>
+            </w:r>
+            <w:r>
+              <w:rPr>
+                <w:rFonts w:asciiTheme="majorBidi" w:hAnsiTheme="majorBidi" w:cstheme="majorBidi"/>
+                <w:sz w:val="24"/>
+                <w:szCs w:val="24"/>
+              </w:rPr>
+              <w:t>Voltage</w:t>
+            </w:r>
+            <w:proofErr w:type="gramEnd"/>
+            <w:r>
+              <w:rPr>
+                <w:rFonts w:asciiTheme="majorBidi" w:hAnsiTheme="majorBidi" w:cstheme="majorBidi"/>
+                <w:sz w:val="24"/>
+                <w:szCs w:val="24"/>
+              </w:rPr>
+              <w:t xml:space="preserve"> Tester</w:t>
             </w:r>
             <w:r>
               <w:rPr>
@@ -1412,7 +1682,7 @@
         </w:tc>
         <w:tc>
           <w:tcPr>
-            <w:tcW w:w="714" w:type="dxa"/>
+            <w:tcW w:w="1187" w:type="dxa"/>
             <w:gridSpan w:val="5"/>
             <w:tcBorders>
               <w:top w:val="single" w:sz="4" w:space="0" w:color="auto"/>
@@ -1427,34 +1697,42 @@
                 <w:szCs w:val="24"/>
               </w:rPr>
             </w:pPr>
-            <w:sdt>
-              <w:sdtPr>
-                <w:rPr>
-                  <w:rFonts w:asciiTheme="majorBidi" w:hAnsiTheme="majorBidi" w:cstheme="majorBidi" w:hint="cs"/>
-                  <w:sz w:val="24"/>
-                  <w:szCs w:val="24"/>
-                  <w:cs/>
-                </w:rPr>
-                <w:id w:val="-1489627188"/>
-                <w14:checkbox>
-                  <w14:checked w14:val="0"/>
-                  <w14:checkedState w14:val="0052" w14:font="Wingdings 2"/>
-                  <w14:uncheckedState w14:val="2610" w14:font="MS Gothic"/>
-                </w14:checkbox>
-              </w:sdtPr>
-              <w:sdtEndPr/>
-              <w:sdtContent>
-                <w:r>
-                  <w:rPr>
-                    <w:rFonts w:ascii="MS Gothic" w:eastAsia="MS Gothic" w:hAnsi="MS Gothic" w:cstheme="majorBidi" w:hint="eastAsia"/>
-                    <w:sz w:val="24"/>
-                    <w:szCs w:val="24"/>
-                    <w:cs/>
-                  </w:rPr>
-                  <w:t>☐</w:t>
-                </w:r>
-              </w:sdtContent>
-            </w:sdt>
+            <w:r>
+              <w:rPr>
+                <w:rFonts w:asciiTheme="majorBidi" w:hAnsiTheme="majorBidi" w:cstheme="majorBidi"/>
+                <w:sz w:val="24"/>
+                <w:szCs w:val="24"/>
+              </w:rPr>
+              <w:t>{{</w:t>
+            </w:r>
+            <w:proofErr w:type="spellStart"/>
+            <w:r>
+              <w:rPr>
+                <w:rFonts w:asciiTheme="majorBidi" w:hAnsiTheme="majorBidi" w:cstheme="majorBidi"/>
+                <w:sz w:val="24"/>
+                <w:szCs w:val="24"/>
+              </w:rPr>
+              <w:t>borrow_item</w:t>
+            </w:r>
+            <w:proofErr w:type="spellEnd"/>
+          </w:p>
+          <w:p>
+            <w:pPr>
+              <w:rPr>
+                <w:rFonts w:asciiTheme="majorBidi" w:hAnsiTheme="majorBidi" w:cstheme="majorBidi"/>
+                <w:sz w:val="24"/>
+                <w:szCs w:val="24"/>
+              </w:rPr>
+            </w:pPr>
+            <w:proofErr w:type="gramStart"/>
+            <w:r>
+              <w:rPr>
+                <w:rFonts w:asciiTheme="majorBidi" w:hAnsiTheme="majorBidi" w:cstheme="majorBidi"/>
+                <w:sz w:val="24"/>
+                <w:szCs w:val="24"/>
+              </w:rPr>
+              <w:t>}}</w:t>
+            </w:r>
             <w:r>
               <w:rPr>
                 <w:rFonts w:asciiTheme="majorBidi" w:hAnsiTheme="majorBidi" w:cstheme="majorBidi" w:hint="cs"/>
@@ -1462,13 +1740,14 @@
                 <w:szCs w:val="24"/>
                 <w:cs/>
               </w:rPr>
-              <w:t xml:space="preserve">  ยืม</w:t>
-            </w:r>
-          </w:p>
-        </w:tc>
-        <w:tc>
-          <w:tcPr>
-            <w:tcW w:w="994" w:type="dxa"/>
+              <w:t>ยืม</w:t>
+            </w:r>
+            <w:proofErr w:type="gramEnd"/>
+          </w:p>
+        </w:tc>
+        <w:tc>
+          <w:tcPr>
+            <w:tcW w:w="1140" w:type="dxa"/>
             <w:gridSpan w:val="2"/>
             <w:tcBorders>
               <w:top w:val="single" w:sz="4" w:space="0" w:color="auto"/>
@@ -1483,34 +1762,42 @@
                 <w:szCs w:val="24"/>
               </w:rPr>
             </w:pPr>
-            <w:sdt>
-              <w:sdtPr>
-                <w:rPr>
-                  <w:rFonts w:asciiTheme="majorBidi" w:hAnsiTheme="majorBidi" w:cstheme="majorBidi" w:hint="cs"/>
-                  <w:sz w:val="24"/>
-                  <w:szCs w:val="24"/>
-                  <w:cs/>
-                </w:rPr>
-                <w:id w:val="669294328"/>
-                <w14:checkbox>
-                  <w14:checked w14:val="0"/>
-                  <w14:checkedState w14:val="0052" w14:font="Wingdings 2"/>
-                  <w14:uncheckedState w14:val="2610" w14:font="MS Gothic"/>
-                </w14:checkbox>
-              </w:sdtPr>
-              <w:sdtEndPr/>
-              <w:sdtContent>
-                <w:r>
-                  <w:rPr>
-                    <w:rFonts w:ascii="MS Gothic" w:eastAsia="MS Gothic" w:hAnsi="MS Gothic" w:cstheme="majorBidi" w:hint="eastAsia"/>
-                    <w:sz w:val="24"/>
-                    <w:szCs w:val="24"/>
-                    <w:cs/>
-                  </w:rPr>
-                  <w:t>☐</w:t>
-                </w:r>
-              </w:sdtContent>
-            </w:sdt>
+            <w:r>
+              <w:rPr>
+                <w:rFonts w:asciiTheme="majorBidi" w:hAnsiTheme="majorBidi" w:cstheme="majorBidi"/>
+                <w:sz w:val="24"/>
+                <w:szCs w:val="24"/>
+              </w:rPr>
+              <w:t>{{</w:t>
+            </w:r>
+            <w:proofErr w:type="spellStart"/>
+            <w:r>
+              <w:rPr>
+                <w:rFonts w:asciiTheme="majorBidi" w:hAnsiTheme="majorBidi" w:cstheme="majorBidi"/>
+                <w:sz w:val="24"/>
+                <w:szCs w:val="24"/>
+              </w:rPr>
+              <w:t>return_item</w:t>
+            </w:r>
+            <w:proofErr w:type="spellEnd"/>
+          </w:p>
+          <w:p>
+            <w:pPr>
+              <w:rPr>
+                <w:rFonts w:asciiTheme="majorBidi" w:hAnsiTheme="majorBidi" w:cstheme="majorBidi"/>
+                <w:sz w:val="24"/>
+                <w:szCs w:val="24"/>
+              </w:rPr>
+            </w:pPr>
+            <w:proofErr w:type="gramStart"/>
+            <w:r>
+              <w:rPr>
+                <w:rFonts w:asciiTheme="majorBidi" w:hAnsiTheme="majorBidi" w:cstheme="majorBidi"/>
+                <w:sz w:val="24"/>
+                <w:szCs w:val="24"/>
+              </w:rPr>
+              <w:t>}}</w:t>
+            </w:r>
             <w:r>
               <w:rPr>
                 <w:rFonts w:asciiTheme="majorBidi" w:hAnsiTheme="majorBidi" w:cstheme="majorBidi" w:hint="cs"/>
@@ -1518,15 +1805,16 @@
                 <w:szCs w:val="24"/>
                 <w:cs/>
               </w:rPr>
-              <w:t xml:space="preserve">  คืน</w:t>
-            </w:r>
+              <w:t>คืน</w:t>
+            </w:r>
+            <w:proofErr w:type="gramEnd"/>
           </w:p>
         </w:tc>
       </w:tr>
       <w:tr>
         <w:tc>
           <w:tcPr>
-            <w:tcW w:w="3671" w:type="dxa"/>
+            <w:tcW w:w="3463" w:type="dxa"/>
             <w:gridSpan w:val="5"/>
             <w:vAlign w:val="bottom"/>
           </w:tcPr>
@@ -1588,7 +1876,7 @@
         </w:tc>
         <w:tc>
           <w:tcPr>
-            <w:tcW w:w="724" w:type="dxa"/>
+            <w:tcW w:w="695" w:type="dxa"/>
             <w:vAlign w:val="bottom"/>
           </w:tcPr>
           <w:p>
@@ -1597,37 +1885,45 @@
                 <w:rFonts w:asciiTheme="majorBidi" w:hAnsiTheme="majorBidi" w:cstheme="majorBidi"/>
                 <w:sz w:val="24"/>
                 <w:szCs w:val="24"/>
+              </w:rPr>
+            </w:pPr>
+            <w:r>
+              <w:rPr>
+                <w:rFonts w:asciiTheme="majorBidi" w:hAnsiTheme="majorBidi" w:cstheme="majorBidi"/>
+                <w:sz w:val="24"/>
+                <w:szCs w:val="24"/>
+              </w:rPr>
+              <w:t>{{</w:t>
+            </w:r>
+            <w:proofErr w:type="spellStart"/>
+            <w:r>
+              <w:rPr>
+                <w:rFonts w:asciiTheme="majorBidi" w:hAnsiTheme="majorBidi" w:cstheme="majorBidi"/>
+                <w:sz w:val="24"/>
+                <w:szCs w:val="24"/>
+              </w:rPr>
+              <w:t>track_in</w:t>
+            </w:r>
+            <w:proofErr w:type="spellEnd"/>
+          </w:p>
+          <w:p>
+            <w:pPr>
+              <w:rPr>
+                <w:rFonts w:asciiTheme="majorBidi" w:hAnsiTheme="majorBidi" w:cstheme="majorBidi"/>
+                <w:sz w:val="24"/>
+                <w:szCs w:val="24"/>
                 <w:cs/>
               </w:rPr>
             </w:pPr>
-            <w:sdt>
-              <w:sdtPr>
-                <w:rPr>
-                  <w:rFonts w:asciiTheme="majorBidi" w:hAnsiTheme="majorBidi" w:cstheme="majorBidi" w:hint="cs"/>
-                  <w:sz w:val="24"/>
-                  <w:szCs w:val="24"/>
-                  <w:cs/>
-                </w:rPr>
-                <w:id w:val="-225458255"/>
-                <w14:checkbox>
-                  <w14:checked w14:val="0"/>
-                  <w14:checkedState w14:val="0052" w14:font="Wingdings 2"/>
-                  <w14:uncheckedState w14:val="2610" w14:font="MS Gothic"/>
-                </w14:checkbox>
-              </w:sdtPr>
-              <w:sdtEndPr/>
-              <w:sdtContent>
-                <w:r>
-                  <w:rPr>
-                    <w:rFonts w:ascii="MS Gothic" w:eastAsia="MS Gothic" w:hAnsi="MS Gothic" w:cstheme="majorBidi" w:hint="eastAsia"/>
-                    <w:sz w:val="24"/>
-                    <w:szCs w:val="24"/>
-                    <w:cs/>
-                  </w:rPr>
-                  <w:t>☐</w:t>
-                </w:r>
-              </w:sdtContent>
-            </w:sdt>
+            <w:proofErr w:type="gramStart"/>
+            <w:r>
+              <w:rPr>
+                <w:rFonts w:asciiTheme="majorBidi" w:hAnsiTheme="majorBidi" w:cstheme="majorBidi"/>
+                <w:sz w:val="24"/>
+                <w:szCs w:val="24"/>
+              </w:rPr>
+              <w:t>}}</w:t>
+            </w:r>
             <w:r>
               <w:rPr>
                 <w:rFonts w:asciiTheme="majorBidi" w:hAnsiTheme="majorBidi" w:cstheme="majorBidi" w:hint="cs"/>
@@ -1635,22 +1931,14 @@
                 <w:szCs w:val="24"/>
                 <w:cs/>
               </w:rPr>
-              <w:t xml:space="preserve">  </w:t>
-            </w:r>
-            <w:r>
-              <w:rPr>
-                <w:rFonts w:asciiTheme="majorBidi" w:hAnsiTheme="majorBidi" w:cstheme="majorBidi" w:hint="cs"/>
-                <w:sz w:val="24"/>
-                <w:szCs w:val="24"/>
-                <w:cs/>
-              </w:rPr>
               <w:t>เข้า</w:t>
             </w:r>
-          </w:p>
-        </w:tc>
-        <w:tc>
-          <w:tcPr>
-            <w:tcW w:w="1546" w:type="dxa"/>
+            <w:proofErr w:type="gramEnd"/>
+          </w:p>
+        </w:tc>
+        <w:tc>
+          <w:tcPr>
+            <w:tcW w:w="1392" w:type="dxa"/>
             <w:gridSpan w:val="4"/>
             <w:vAlign w:val="bottom"/>
           </w:tcPr>
@@ -1660,37 +1948,45 @@
                 <w:rFonts w:asciiTheme="majorBidi" w:hAnsiTheme="majorBidi" w:cstheme="majorBidi"/>
                 <w:sz w:val="24"/>
                 <w:szCs w:val="24"/>
+              </w:rPr>
+            </w:pPr>
+            <w:r>
+              <w:rPr>
+                <w:rFonts w:asciiTheme="majorBidi" w:hAnsiTheme="majorBidi" w:cstheme="majorBidi"/>
+                <w:sz w:val="24"/>
+                <w:szCs w:val="24"/>
+              </w:rPr>
+              <w:t>{{</w:t>
+            </w:r>
+            <w:proofErr w:type="spellStart"/>
+            <w:r>
+              <w:rPr>
+                <w:rFonts w:asciiTheme="majorBidi" w:hAnsiTheme="majorBidi" w:cstheme="majorBidi"/>
+                <w:sz w:val="24"/>
+                <w:szCs w:val="24"/>
+              </w:rPr>
+              <w:t>track_out</w:t>
+            </w:r>
+            <w:proofErr w:type="spellEnd"/>
+          </w:p>
+          <w:p>
+            <w:pPr>
+              <w:rPr>
+                <w:rFonts w:asciiTheme="majorBidi" w:hAnsiTheme="majorBidi" w:cstheme="majorBidi"/>
+                <w:sz w:val="24"/>
+                <w:szCs w:val="24"/>
                 <w:cs/>
               </w:rPr>
             </w:pPr>
-            <w:sdt>
-              <w:sdtPr>
-                <w:rPr>
-                  <w:rFonts w:asciiTheme="majorBidi" w:hAnsiTheme="majorBidi" w:cstheme="majorBidi" w:hint="cs"/>
-                  <w:sz w:val="24"/>
-                  <w:szCs w:val="24"/>
-                  <w:cs/>
-                </w:rPr>
-                <w:id w:val="-1522002419"/>
-                <w14:checkbox>
-                  <w14:checked w14:val="0"/>
-                  <w14:checkedState w14:val="0052" w14:font="Wingdings 2"/>
-                  <w14:uncheckedState w14:val="2610" w14:font="MS Gothic"/>
-                </w14:checkbox>
-              </w:sdtPr>
-              <w:sdtEndPr/>
-              <w:sdtContent>
-                <w:r>
-                  <w:rPr>
-                    <w:rFonts w:ascii="MS Gothic" w:eastAsia="MS Gothic" w:hAnsi="MS Gothic" w:cstheme="majorBidi" w:hint="eastAsia"/>
-                    <w:sz w:val="24"/>
-                    <w:szCs w:val="24"/>
-                    <w:cs/>
-                  </w:rPr>
-                  <w:t>☐</w:t>
-                </w:r>
-              </w:sdtContent>
-            </w:sdt>
+            <w:proofErr w:type="gramStart"/>
+            <w:r>
+              <w:rPr>
+                <w:rFonts w:asciiTheme="majorBidi" w:hAnsiTheme="majorBidi" w:cstheme="majorBidi"/>
+                <w:sz w:val="24"/>
+                <w:szCs w:val="24"/>
+              </w:rPr>
+              <w:t>}}</w:t>
+            </w:r>
             <w:r>
               <w:rPr>
                 <w:rFonts w:asciiTheme="majorBidi" w:hAnsiTheme="majorBidi" w:cstheme="majorBidi" w:hint="cs"/>
@@ -1698,22 +1994,14 @@
                 <w:szCs w:val="24"/>
                 <w:cs/>
               </w:rPr>
-              <w:t xml:space="preserve">  </w:t>
-            </w:r>
-            <w:r>
-              <w:rPr>
-                <w:rFonts w:asciiTheme="majorBidi" w:hAnsiTheme="majorBidi" w:cstheme="majorBidi" w:hint="cs"/>
-                <w:sz w:val="24"/>
-                <w:szCs w:val="24"/>
-                <w:cs/>
-              </w:rPr>
               <w:t>ออก</w:t>
             </w:r>
-          </w:p>
-        </w:tc>
-        <w:tc>
-          <w:tcPr>
-            <w:tcW w:w="3131" w:type="dxa"/>
+            <w:proofErr w:type="gramEnd"/>
+          </w:p>
+        </w:tc>
+        <w:tc>
+          <w:tcPr>
+            <w:tcW w:w="2906" w:type="dxa"/>
             <w:gridSpan w:val="8"/>
             <w:vAlign w:val="bottom"/>
           </w:tcPr>
@@ -1731,7 +2019,7 @@
         </w:tc>
         <w:tc>
           <w:tcPr>
-            <w:tcW w:w="707" w:type="dxa"/>
+            <w:tcW w:w="1177" w:type="dxa"/>
             <w:gridSpan w:val="4"/>
             <w:vAlign w:val="bottom"/>
           </w:tcPr>
@@ -1748,7 +2036,7 @@
         </w:tc>
         <w:tc>
           <w:tcPr>
-            <w:tcW w:w="994" w:type="dxa"/>
+            <w:tcW w:w="1140" w:type="dxa"/>
             <w:gridSpan w:val="2"/>
             <w:vAlign w:val="bottom"/>
           </w:tcPr>
@@ -2037,15 +2325,7 @@
                 <w:sz w:val="24"/>
                 <w:szCs w:val="24"/>
               </w:rPr>
-              <w:t>MITRAC PSDC</w:t>
-            </w:r>
-            <w:r>
-              <w:rPr>
-                <w:rFonts w:asciiTheme="majorBidi" w:hAnsiTheme="majorBidi" w:cstheme="majorBidi"/>
-                <w:sz w:val="24"/>
-                <w:szCs w:val="24"/>
-              </w:rPr>
-              <w:t xml:space="preserve"> </w:t>
+              <w:t xml:space="preserve">MITRAC PSDC </w:t>
             </w:r>
             <w:r>
               <w:rPr>
@@ -2066,51 +2346,46 @@
             </w:r>
           </w:p>
         </w:tc>
-        <w:sdt>
-          <w:sdtPr>
-            <w:rPr>
-              <w:rFonts w:asciiTheme="majorBidi" w:hAnsiTheme="majorBidi" w:cstheme="majorBidi"/>
-              <w:color w:val="FFFFFF" w:themeColor="background1"/>
-              <w:sz w:val="24"/>
-              <w:szCs w:val="24"/>
-            </w:rPr>
-            <w:id w:val="48505618"/>
-            <w14:checkbox>
-              <w14:checked w14:val="0"/>
-              <w14:checkedState w14:val="0050" w14:font="Wingdings 2"/>
-              <w14:uncheckedState w14:val="2610" w14:font="MS Gothic"/>
-            </w14:checkbox>
-          </w:sdtPr>
-          <w:sdtEndPr/>
-          <w:sdtContent>
-            <w:tc>
-              <w:tcPr>
-                <w:tcW w:w="708" w:type="dxa"/>
-                <w:vAlign w:val="center"/>
-              </w:tcPr>
-              <w:p>
-                <w:pPr>
-                  <w:jc w:val="center"/>
-                  <w:rPr>
-                    <w:rFonts w:asciiTheme="majorBidi" w:hAnsiTheme="majorBidi" w:cstheme="majorBidi"/>
-                    <w:color w:val="FFFFFF" w:themeColor="background1"/>
-                    <w:sz w:val="24"/>
-                    <w:szCs w:val="24"/>
-                  </w:rPr>
-                </w:pPr>
-                <w:r>
-                  <w:rPr>
-                    <w:rFonts w:ascii="MS Gothic" w:eastAsia="MS Gothic" w:hAnsi="MS Gothic" w:cstheme="majorBidi" w:hint="eastAsia"/>
-                    <w:color w:val="FFFFFF" w:themeColor="background1"/>
-                    <w:sz w:val="24"/>
-                    <w:szCs w:val="24"/>
-                  </w:rPr>
-                  <w:t>☐</w:t>
-                </w:r>
-              </w:p>
-            </w:tc>
-          </w:sdtContent>
-        </w:sdt>
+        <w:tc>
+          <w:tcPr>
+            <w:tcW w:w="708" w:type="dxa"/>
+            <w:vAlign w:val="center"/>
+          </w:tcPr>
+          <w:p>
+            <w:pPr>
+              <w:jc w:val="center"/>
+              <w:rPr>
+                <w:rFonts w:asciiTheme="majorBidi" w:hAnsiTheme="majorBidi" w:cstheme="majorBidi"/>
+                <w:sz w:val="24"/>
+                <w:szCs w:val="24"/>
+              </w:rPr>
+            </w:pPr>
+            <w:r>
+              <w:rPr>
+                <w:rFonts w:asciiTheme="majorBidi" w:hAnsiTheme="majorBidi" w:cstheme="majorBidi"/>
+                <w:sz w:val="24"/>
+                <w:szCs w:val="24"/>
+              </w:rPr>
+              <w:t>{{</w:t>
+            </w:r>
+            <w:r>
+              <w:rPr>
+                <w:rFonts w:asciiTheme="majorBidi" w:hAnsiTheme="majorBidi" w:cstheme="majorBidi"/>
+                <w:sz w:val="24"/>
+                <w:szCs w:val="24"/>
+              </w:rPr>
+              <w:t>result1</w:t>
+            </w:r>
+            <w:r>
+              <w:rPr>
+                <w:rFonts w:asciiTheme="majorBidi" w:hAnsiTheme="majorBidi" w:cstheme="majorBidi"/>
+                <w:sz w:val="24"/>
+                <w:szCs w:val="24"/>
+              </w:rPr>
+              <w:t>}}</w:t>
+            </w:r>
+          </w:p>
+        </w:tc>
         <w:tc>
           <w:tcPr>
             <w:tcW w:w="4536" w:type="dxa"/>
@@ -2123,6 +2398,27 @@
                 <w:szCs w:val="22"/>
               </w:rPr>
             </w:pPr>
+            <w:r>
+              <w:rPr>
+                <w:rFonts w:asciiTheme="majorBidi" w:hAnsiTheme="majorBidi" w:cstheme="majorBidi"/>
+                <w:szCs w:val="22"/>
+              </w:rPr>
+              <w:t>{{</w:t>
+            </w:r>
+            <w:r>
+              <w:rPr>
+                <w:rFonts w:asciiTheme="majorBidi" w:hAnsiTheme="majorBidi" w:cstheme="majorBidi"/>
+                <w:szCs w:val="22"/>
+              </w:rPr>
+              <w:t>remark1</w:t>
+            </w:r>
+            <w:r>
+              <w:rPr>
+                <w:rFonts w:asciiTheme="majorBidi" w:hAnsiTheme="majorBidi" w:cstheme="majorBidi"/>
+                <w:szCs w:val="22"/>
+              </w:rPr>
+              <w:t>}}</w:t>
+            </w:r>
           </w:p>
         </w:tc>
       </w:tr>
@@ -2222,51 +2518,46 @@
             </w:r>
           </w:p>
         </w:tc>
-        <w:sdt>
-          <w:sdtPr>
-            <w:rPr>
-              <w:rFonts w:asciiTheme="majorBidi" w:hAnsiTheme="majorBidi" w:cstheme="majorBidi"/>
-              <w:color w:val="FFFFFF" w:themeColor="background1"/>
-              <w:sz w:val="24"/>
-              <w:szCs w:val="24"/>
-            </w:rPr>
-            <w:id w:val="-890035482"/>
-            <w14:checkbox>
-              <w14:checked w14:val="0"/>
-              <w14:checkedState w14:val="0050" w14:font="Wingdings 2"/>
-              <w14:uncheckedState w14:val="2610" w14:font="MS Gothic"/>
-            </w14:checkbox>
-          </w:sdtPr>
-          <w:sdtEndPr/>
-          <w:sdtContent>
-            <w:tc>
-              <w:tcPr>
-                <w:tcW w:w="708" w:type="dxa"/>
-                <w:vAlign w:val="center"/>
-              </w:tcPr>
-              <w:p>
-                <w:pPr>
-                  <w:jc w:val="center"/>
-                  <w:rPr>
-                    <w:rFonts w:asciiTheme="majorBidi" w:hAnsiTheme="majorBidi" w:cstheme="majorBidi"/>
-                    <w:color w:val="FFFFFF" w:themeColor="background1"/>
-                    <w:sz w:val="24"/>
-                    <w:szCs w:val="24"/>
-                  </w:rPr>
-                </w:pPr>
-                <w:r>
-                  <w:rPr>
-                    <w:rFonts w:ascii="MS Gothic" w:eastAsia="MS Gothic" w:hAnsi="MS Gothic" w:cstheme="majorBidi" w:hint="eastAsia"/>
-                    <w:color w:val="FFFFFF" w:themeColor="background1"/>
-                    <w:sz w:val="24"/>
-                    <w:szCs w:val="24"/>
-                  </w:rPr>
-                  <w:t>☐</w:t>
-                </w:r>
-              </w:p>
-            </w:tc>
-          </w:sdtContent>
-        </w:sdt>
+        <w:tc>
+          <w:tcPr>
+            <w:tcW w:w="708" w:type="dxa"/>
+            <w:vAlign w:val="center"/>
+          </w:tcPr>
+          <w:p>
+            <w:pPr>
+              <w:jc w:val="center"/>
+              <w:rPr>
+                <w:rFonts w:asciiTheme="majorBidi" w:hAnsiTheme="majorBidi" w:cstheme="majorBidi"/>
+                <w:sz w:val="24"/>
+                <w:szCs w:val="24"/>
+              </w:rPr>
+            </w:pPr>
+            <w:r>
+              <w:rPr>
+                <w:rFonts w:asciiTheme="majorBidi" w:hAnsiTheme="majorBidi" w:cstheme="majorBidi"/>
+                <w:sz w:val="24"/>
+                <w:szCs w:val="24"/>
+              </w:rPr>
+              <w:t>{{</w:t>
+            </w:r>
+            <w:r>
+              <w:rPr>
+                <w:rFonts w:asciiTheme="majorBidi" w:hAnsiTheme="majorBidi" w:cstheme="majorBidi"/>
+                <w:sz w:val="24"/>
+                <w:szCs w:val="24"/>
+              </w:rPr>
+              <w:t>result</w:t>
+            </w:r>
+            <w:r>
+              <w:rPr>
+                <w:rFonts w:asciiTheme="majorBidi" w:hAnsiTheme="majorBidi" w:cstheme="majorBidi"/>
+                <w:sz w:val="24"/>
+                <w:szCs w:val="24"/>
+              </w:rPr>
+              <w:t>2}}</w:t>
+            </w:r>
+          </w:p>
+        </w:tc>
         <w:tc>
           <w:tcPr>
             <w:tcW w:w="4536" w:type="dxa"/>
@@ -2279,6 +2570,27 @@
                 <w:szCs w:val="22"/>
               </w:rPr>
             </w:pPr>
+            <w:r>
+              <w:rPr>
+                <w:rFonts w:asciiTheme="majorBidi" w:hAnsiTheme="majorBidi" w:cstheme="majorBidi"/>
+                <w:szCs w:val="22"/>
+              </w:rPr>
+              <w:t>{{</w:t>
+            </w:r>
+            <w:r>
+              <w:rPr>
+                <w:rFonts w:asciiTheme="majorBidi" w:hAnsiTheme="majorBidi" w:cstheme="majorBidi"/>
+                <w:szCs w:val="22"/>
+              </w:rPr>
+              <w:t>remark</w:t>
+            </w:r>
+            <w:r>
+              <w:rPr>
+                <w:rFonts w:asciiTheme="majorBidi" w:hAnsiTheme="majorBidi" w:cstheme="majorBidi"/>
+                <w:szCs w:val="22"/>
+              </w:rPr>
+              <w:t>2}}</w:t>
+            </w:r>
           </w:p>
         </w:tc>
       </w:tr>
@@ -2333,51 +2645,42 @@
             </w:r>
           </w:p>
         </w:tc>
-        <w:sdt>
-          <w:sdtPr>
-            <w:rPr>
-              <w:rFonts w:asciiTheme="majorBidi" w:hAnsiTheme="majorBidi" w:cstheme="majorBidi"/>
-              <w:color w:val="FFFFFF" w:themeColor="background1"/>
-              <w:sz w:val="24"/>
-              <w:szCs w:val="24"/>
-            </w:rPr>
-            <w:id w:val="-219130486"/>
-            <w14:checkbox>
-              <w14:checked w14:val="0"/>
-              <w14:checkedState w14:val="0050" w14:font="Wingdings 2"/>
-              <w14:uncheckedState w14:val="2610" w14:font="MS Gothic"/>
-            </w14:checkbox>
-          </w:sdtPr>
-          <w:sdtEndPr/>
-          <w:sdtContent>
-            <w:tc>
-              <w:tcPr>
-                <w:tcW w:w="708" w:type="dxa"/>
-                <w:vAlign w:val="center"/>
-              </w:tcPr>
-              <w:p>
-                <w:pPr>
-                  <w:jc w:val="center"/>
-                  <w:rPr>
-                    <w:rFonts w:asciiTheme="majorBidi" w:hAnsiTheme="majorBidi" w:cstheme="majorBidi"/>
-                    <w:color w:val="FFFFFF" w:themeColor="background1"/>
-                    <w:sz w:val="24"/>
-                    <w:szCs w:val="24"/>
-                  </w:rPr>
-                </w:pPr>
-                <w:r>
-                  <w:rPr>
-                    <w:rFonts w:ascii="MS Gothic" w:eastAsia="MS Gothic" w:hAnsi="MS Gothic" w:cstheme="majorBidi" w:hint="eastAsia"/>
-                    <w:color w:val="FFFFFF" w:themeColor="background1"/>
-                    <w:sz w:val="24"/>
-                    <w:szCs w:val="24"/>
-                  </w:rPr>
-                  <w:t>☐</w:t>
-                </w:r>
-              </w:p>
-            </w:tc>
-          </w:sdtContent>
-        </w:sdt>
+        <w:tc>
+          <w:tcPr>
+            <w:tcW w:w="708" w:type="dxa"/>
+            <w:vAlign w:val="center"/>
+          </w:tcPr>
+          <w:p>
+            <w:pPr>
+              <w:jc w:val="center"/>
+              <w:rPr>
+                <w:rFonts w:asciiTheme="majorBidi" w:hAnsiTheme="majorBidi" w:cstheme="majorBidi"/>
+                <w:szCs w:val="22"/>
+              </w:rPr>
+            </w:pPr>
+            <w:r>
+              <w:rPr>
+                <w:rFonts w:asciiTheme="majorBidi" w:hAnsiTheme="majorBidi" w:cstheme="majorBidi"/>
+                <w:szCs w:val="22"/>
+              </w:rPr>
+              <w:t>{{</w:t>
+            </w:r>
+            <w:r>
+              <w:rPr>
+                <w:rFonts w:asciiTheme="majorBidi" w:hAnsiTheme="majorBidi" w:cstheme="majorBidi"/>
+                <w:szCs w:val="22"/>
+              </w:rPr>
+              <w:t>re</w:t>
+            </w:r>
+            <w:r>
+              <w:rPr>
+                <w:rFonts w:asciiTheme="majorBidi" w:hAnsiTheme="majorBidi" w:cstheme="majorBidi"/>
+                <w:szCs w:val="22"/>
+              </w:rPr>
+              <w:t>sult3}}</w:t>
+            </w:r>
+          </w:p>
+        </w:tc>
         <w:tc>
           <w:tcPr>
             <w:tcW w:w="4536" w:type="dxa"/>
@@ -2390,6 +2693,27 @@
                 <w:szCs w:val="22"/>
               </w:rPr>
             </w:pPr>
+            <w:r>
+              <w:rPr>
+                <w:rFonts w:asciiTheme="majorBidi" w:hAnsiTheme="majorBidi" w:cstheme="majorBidi"/>
+                <w:szCs w:val="22"/>
+              </w:rPr>
+              <w:t>{{</w:t>
+            </w:r>
+            <w:r>
+              <w:rPr>
+                <w:rFonts w:asciiTheme="majorBidi" w:hAnsiTheme="majorBidi" w:cstheme="majorBidi"/>
+                <w:szCs w:val="22"/>
+              </w:rPr>
+              <w:t>remark</w:t>
+            </w:r>
+            <w:r>
+              <w:rPr>
+                <w:rFonts w:asciiTheme="majorBidi" w:hAnsiTheme="majorBidi" w:cstheme="majorBidi"/>
+                <w:szCs w:val="22"/>
+              </w:rPr>
+              <w:t>3}}</w:t>
+            </w:r>
           </w:p>
         </w:tc>
       </w:tr>
@@ -2443,51 +2767,42 @@
             </w:r>
           </w:p>
         </w:tc>
-        <w:sdt>
-          <w:sdtPr>
-            <w:rPr>
-              <w:rFonts w:asciiTheme="majorBidi" w:hAnsiTheme="majorBidi" w:cstheme="majorBidi"/>
-              <w:color w:val="FFFFFF" w:themeColor="background1"/>
-              <w:sz w:val="24"/>
-              <w:szCs w:val="24"/>
-            </w:rPr>
-            <w:id w:val="-992947058"/>
-            <w14:checkbox>
-              <w14:checked w14:val="0"/>
-              <w14:checkedState w14:val="0050" w14:font="Wingdings 2"/>
-              <w14:uncheckedState w14:val="2610" w14:font="MS Gothic"/>
-            </w14:checkbox>
-          </w:sdtPr>
-          <w:sdtEndPr/>
-          <w:sdtContent>
-            <w:tc>
-              <w:tcPr>
-                <w:tcW w:w="708" w:type="dxa"/>
-                <w:vAlign w:val="center"/>
-              </w:tcPr>
-              <w:p>
-                <w:pPr>
-                  <w:jc w:val="center"/>
-                  <w:rPr>
-                    <w:rFonts w:asciiTheme="majorBidi" w:hAnsiTheme="majorBidi" w:cstheme="majorBidi"/>
-                    <w:color w:val="FFFFFF" w:themeColor="background1"/>
-                    <w:sz w:val="24"/>
-                    <w:szCs w:val="24"/>
-                  </w:rPr>
-                </w:pPr>
-                <w:r>
-                  <w:rPr>
-                    <w:rFonts w:ascii="MS Gothic" w:eastAsia="MS Gothic" w:hAnsi="MS Gothic" w:cstheme="majorBidi" w:hint="eastAsia"/>
-                    <w:color w:val="FFFFFF" w:themeColor="background1"/>
-                    <w:sz w:val="24"/>
-                    <w:szCs w:val="24"/>
-                  </w:rPr>
-                  <w:t>☐</w:t>
-                </w:r>
-              </w:p>
-            </w:tc>
-          </w:sdtContent>
-        </w:sdt>
+        <w:tc>
+          <w:tcPr>
+            <w:tcW w:w="708" w:type="dxa"/>
+            <w:vAlign w:val="center"/>
+          </w:tcPr>
+          <w:p>
+            <w:pPr>
+              <w:jc w:val="center"/>
+              <w:rPr>
+                <w:rFonts w:asciiTheme="majorBidi" w:hAnsiTheme="majorBidi" w:cstheme="majorBidi"/>
+                <w:szCs w:val="22"/>
+              </w:rPr>
+            </w:pPr>
+            <w:r>
+              <w:rPr>
+                <w:rFonts w:asciiTheme="majorBidi" w:hAnsiTheme="majorBidi" w:cstheme="majorBidi"/>
+                <w:szCs w:val="22"/>
+              </w:rPr>
+              <w:t>{{</w:t>
+            </w:r>
+            <w:r>
+              <w:rPr>
+                <w:rFonts w:asciiTheme="majorBidi" w:hAnsiTheme="majorBidi" w:cstheme="majorBidi"/>
+                <w:szCs w:val="22"/>
+              </w:rPr>
+              <w:t>re</w:t>
+            </w:r>
+            <w:r>
+              <w:rPr>
+                <w:rFonts w:asciiTheme="majorBidi" w:hAnsiTheme="majorBidi" w:cstheme="majorBidi"/>
+                <w:szCs w:val="22"/>
+              </w:rPr>
+              <w:t>sult4}}</w:t>
+            </w:r>
+          </w:p>
+        </w:tc>
         <w:tc>
           <w:tcPr>
             <w:tcW w:w="4536" w:type="dxa"/>
@@ -2500,6 +2815,27 @@
                 <w:szCs w:val="22"/>
               </w:rPr>
             </w:pPr>
+            <w:r>
+              <w:rPr>
+                <w:rFonts w:asciiTheme="majorBidi" w:hAnsiTheme="majorBidi" w:cstheme="majorBidi"/>
+                <w:szCs w:val="22"/>
+              </w:rPr>
+              <w:t>{{</w:t>
+            </w:r>
+            <w:r>
+              <w:rPr>
+                <w:rFonts w:asciiTheme="majorBidi" w:hAnsiTheme="majorBidi" w:cstheme="majorBidi"/>
+                <w:szCs w:val="22"/>
+              </w:rPr>
+              <w:t>remark</w:t>
+            </w:r>
+            <w:r>
+              <w:rPr>
+                <w:rFonts w:asciiTheme="majorBidi" w:hAnsiTheme="majorBidi" w:cstheme="majorBidi"/>
+                <w:szCs w:val="22"/>
+              </w:rPr>
+              <w:t>4}}</w:t>
+            </w:r>
           </w:p>
         </w:tc>
       </w:tr>
@@ -2579,51 +2915,42 @@
             </w:r>
           </w:p>
         </w:tc>
-        <w:sdt>
-          <w:sdtPr>
-            <w:rPr>
-              <w:rFonts w:asciiTheme="majorBidi" w:hAnsiTheme="majorBidi" w:cstheme="majorBidi"/>
-              <w:color w:val="FFFFFF" w:themeColor="background1"/>
-              <w:sz w:val="24"/>
-              <w:szCs w:val="24"/>
-            </w:rPr>
-            <w:id w:val="-1500954891"/>
-            <w14:checkbox>
-              <w14:checked w14:val="0"/>
-              <w14:checkedState w14:val="0050" w14:font="Wingdings 2"/>
-              <w14:uncheckedState w14:val="2610" w14:font="MS Gothic"/>
-            </w14:checkbox>
-          </w:sdtPr>
-          <w:sdtEndPr/>
-          <w:sdtContent>
-            <w:tc>
-              <w:tcPr>
-                <w:tcW w:w="708" w:type="dxa"/>
-                <w:vAlign w:val="center"/>
-              </w:tcPr>
-              <w:p>
-                <w:pPr>
-                  <w:jc w:val="center"/>
-                  <w:rPr>
-                    <w:rFonts w:asciiTheme="majorBidi" w:hAnsiTheme="majorBidi" w:cstheme="majorBidi"/>
-                    <w:color w:val="FFFFFF" w:themeColor="background1"/>
-                    <w:sz w:val="24"/>
-                    <w:szCs w:val="24"/>
-                  </w:rPr>
-                </w:pPr>
-                <w:r>
-                  <w:rPr>
-                    <w:rFonts w:ascii="MS Gothic" w:eastAsia="MS Gothic" w:hAnsi="MS Gothic" w:cstheme="majorBidi" w:hint="eastAsia"/>
-                    <w:color w:val="FFFFFF" w:themeColor="background1"/>
-                    <w:sz w:val="24"/>
-                    <w:szCs w:val="24"/>
-                  </w:rPr>
-                  <w:t>☐</w:t>
-                </w:r>
-              </w:p>
-            </w:tc>
-          </w:sdtContent>
-        </w:sdt>
+        <w:tc>
+          <w:tcPr>
+            <w:tcW w:w="708" w:type="dxa"/>
+            <w:vAlign w:val="center"/>
+          </w:tcPr>
+          <w:p>
+            <w:pPr>
+              <w:jc w:val="center"/>
+              <w:rPr>
+                <w:rFonts w:asciiTheme="majorBidi" w:hAnsiTheme="majorBidi" w:cstheme="majorBidi"/>
+                <w:szCs w:val="22"/>
+              </w:rPr>
+            </w:pPr>
+            <w:r>
+              <w:rPr>
+                <w:rFonts w:asciiTheme="majorBidi" w:hAnsiTheme="majorBidi" w:cstheme="majorBidi"/>
+                <w:szCs w:val="22"/>
+              </w:rPr>
+              <w:t>{{</w:t>
+            </w:r>
+            <w:r>
+              <w:rPr>
+                <w:rFonts w:asciiTheme="majorBidi" w:hAnsiTheme="majorBidi" w:cstheme="majorBidi"/>
+                <w:szCs w:val="22"/>
+              </w:rPr>
+              <w:t>re</w:t>
+            </w:r>
+            <w:r>
+              <w:rPr>
+                <w:rFonts w:asciiTheme="majorBidi" w:hAnsiTheme="majorBidi" w:cstheme="majorBidi"/>
+                <w:szCs w:val="22"/>
+              </w:rPr>
+              <w:t>sult5}}</w:t>
+            </w:r>
+          </w:p>
+        </w:tc>
         <w:tc>
           <w:tcPr>
             <w:tcW w:w="4536" w:type="dxa"/>
@@ -2636,6 +2963,27 @@
                 <w:szCs w:val="22"/>
               </w:rPr>
             </w:pPr>
+            <w:r>
+              <w:rPr>
+                <w:rFonts w:asciiTheme="majorBidi" w:hAnsiTheme="majorBidi" w:cstheme="majorBidi"/>
+                <w:szCs w:val="22"/>
+              </w:rPr>
+              <w:t>{{</w:t>
+            </w:r>
+            <w:r>
+              <w:rPr>
+                <w:rFonts w:asciiTheme="majorBidi" w:hAnsiTheme="majorBidi" w:cstheme="majorBidi"/>
+                <w:szCs w:val="22"/>
+              </w:rPr>
+              <w:t>remark</w:t>
+            </w:r>
+            <w:r>
+              <w:rPr>
+                <w:rFonts w:asciiTheme="majorBidi" w:hAnsiTheme="majorBidi" w:cstheme="majorBidi"/>
+                <w:szCs w:val="22"/>
+              </w:rPr>
+              <w:t>5}}</w:t>
+            </w:r>
           </w:p>
         </w:tc>
       </w:tr>
@@ -2735,7 +3083,6 @@
                   <w14:uncheckedState w14:val="2610" w14:font="MS Gothic"/>
                 </w14:checkbox>
               </w:sdtPr>
-              <w:sdtEndPr/>
               <w:sdtContent>
                 <w:r>
                   <w:rPr>
@@ -2769,7 +3116,6 @@
                   <w14:uncheckedState w14:val="2610" w14:font="MS Gothic"/>
                 </w14:checkbox>
               </w:sdtPr>
-              <w:sdtEndPr/>
               <w:sdtContent>
                 <w:r>
                   <w:rPr>
@@ -2803,7 +3149,6 @@
                   <w14:uncheckedState w14:val="2610" w14:font="MS Gothic"/>
                 </w14:checkbox>
               </w:sdtPr>
-              <w:sdtEndPr/>
               <w:sdtContent>
                 <w:r>
                   <w:rPr>
@@ -2837,7 +3182,6 @@
                   <w14:uncheckedState w14:val="2610" w14:font="MS Gothic"/>
                 </w14:checkbox>
               </w:sdtPr>
-              <w:sdtEndPr/>
               <w:sdtContent>
                 <w:r>
                   <w:rPr>
@@ -2889,7 +3233,6 @@
                   <w14:uncheckedState w14:val="2610" w14:font="MS Gothic"/>
                 </w14:checkbox>
               </w:sdtPr>
-              <w:sdtEndPr/>
               <w:sdtContent>
                 <w:r>
                   <w:rPr>
@@ -2923,7 +3266,6 @@
                   <w14:uncheckedState w14:val="2610" w14:font="MS Gothic"/>
                 </w14:checkbox>
               </w:sdtPr>
-              <w:sdtEndPr/>
               <w:sdtContent>
                 <w:r>
                   <w:rPr>
@@ -2957,7 +3299,6 @@
                   <w14:uncheckedState w14:val="2610" w14:font="MS Gothic"/>
                 </w14:checkbox>
               </w:sdtPr>
-              <w:sdtEndPr/>
               <w:sdtContent>
                 <w:r>
                   <w:rPr>
@@ -2979,51 +3320,42 @@
             </w:r>
           </w:p>
         </w:tc>
-        <w:sdt>
-          <w:sdtPr>
-            <w:rPr>
-              <w:rFonts w:asciiTheme="majorBidi" w:hAnsiTheme="majorBidi" w:cstheme="majorBidi"/>
-              <w:color w:val="FFFFFF" w:themeColor="background1"/>
-              <w:sz w:val="24"/>
-              <w:szCs w:val="24"/>
-            </w:rPr>
-            <w:id w:val="1421524883"/>
-            <w14:checkbox>
-              <w14:checked w14:val="0"/>
-              <w14:checkedState w14:val="0050" w14:font="Wingdings 2"/>
-              <w14:uncheckedState w14:val="2610" w14:font="MS Gothic"/>
-            </w14:checkbox>
-          </w:sdtPr>
-          <w:sdtEndPr/>
-          <w:sdtContent>
-            <w:tc>
-              <w:tcPr>
-                <w:tcW w:w="708" w:type="dxa"/>
-                <w:vAlign w:val="center"/>
-              </w:tcPr>
-              <w:p>
-                <w:pPr>
-                  <w:jc w:val="center"/>
-                  <w:rPr>
-                    <w:rFonts w:asciiTheme="majorBidi" w:hAnsiTheme="majorBidi" w:cstheme="majorBidi"/>
-                    <w:color w:val="FFFFFF" w:themeColor="background1"/>
-                    <w:sz w:val="24"/>
-                    <w:szCs w:val="24"/>
-                  </w:rPr>
-                </w:pPr>
-                <w:r>
-                  <w:rPr>
-                    <w:rFonts w:ascii="MS Gothic" w:eastAsia="MS Gothic" w:hAnsi="MS Gothic" w:cstheme="majorBidi" w:hint="eastAsia"/>
-                    <w:color w:val="FFFFFF" w:themeColor="background1"/>
-                    <w:sz w:val="24"/>
-                    <w:szCs w:val="24"/>
-                  </w:rPr>
-                  <w:t>☐</w:t>
-                </w:r>
-              </w:p>
-            </w:tc>
-          </w:sdtContent>
-        </w:sdt>
+        <w:tc>
+          <w:tcPr>
+            <w:tcW w:w="708" w:type="dxa"/>
+            <w:vAlign w:val="center"/>
+          </w:tcPr>
+          <w:p>
+            <w:pPr>
+              <w:jc w:val="center"/>
+              <w:rPr>
+                <w:rFonts w:asciiTheme="majorBidi" w:hAnsiTheme="majorBidi" w:cstheme="majorBidi"/>
+                <w:szCs w:val="22"/>
+              </w:rPr>
+            </w:pPr>
+            <w:r>
+              <w:rPr>
+                <w:rFonts w:asciiTheme="majorBidi" w:hAnsiTheme="majorBidi" w:cstheme="majorBidi"/>
+                <w:szCs w:val="22"/>
+              </w:rPr>
+              <w:t>{{</w:t>
+            </w:r>
+            <w:r>
+              <w:rPr>
+                <w:rFonts w:asciiTheme="majorBidi" w:hAnsiTheme="majorBidi" w:cstheme="majorBidi"/>
+                <w:szCs w:val="22"/>
+              </w:rPr>
+              <w:t>re</w:t>
+            </w:r>
+            <w:r>
+              <w:rPr>
+                <w:rFonts w:asciiTheme="majorBidi" w:hAnsiTheme="majorBidi" w:cstheme="majorBidi"/>
+                <w:szCs w:val="22"/>
+              </w:rPr>
+              <w:t>sult6}}</w:t>
+            </w:r>
+          </w:p>
+        </w:tc>
         <w:tc>
           <w:tcPr>
             <w:tcW w:w="4536" w:type="dxa"/>
@@ -3036,6 +3368,27 @@
                 <w:szCs w:val="22"/>
               </w:rPr>
             </w:pPr>
+            <w:r>
+              <w:rPr>
+                <w:rFonts w:asciiTheme="majorBidi" w:hAnsiTheme="majorBidi" w:cstheme="majorBidi"/>
+                <w:szCs w:val="22"/>
+              </w:rPr>
+              <w:t>{{</w:t>
+            </w:r>
+            <w:r>
+              <w:rPr>
+                <w:rFonts w:asciiTheme="majorBidi" w:hAnsiTheme="majorBidi" w:cstheme="majorBidi"/>
+                <w:szCs w:val="22"/>
+              </w:rPr>
+              <w:t>remark</w:t>
+            </w:r>
+            <w:r>
+              <w:rPr>
+                <w:rFonts w:asciiTheme="majorBidi" w:hAnsiTheme="majorBidi" w:cstheme="majorBidi"/>
+                <w:szCs w:val="22"/>
+              </w:rPr>
+              <w:t>6}}</w:t>
+            </w:r>
           </w:p>
         </w:tc>
       </w:tr>
@@ -3152,7 +3505,6 @@
                   <w14:uncheckedState w14:val="2610" w14:font="MS Gothic"/>
                 </w14:checkbox>
               </w:sdtPr>
-              <w:sdtEndPr/>
               <w:sdtContent>
                 <w:r>
                   <w:rPr>
@@ -3186,7 +3538,6 @@
                   <w14:uncheckedState w14:val="2610" w14:font="MS Gothic"/>
                 </w14:checkbox>
               </w:sdtPr>
-              <w:sdtEndPr/>
               <w:sdtContent>
                 <w:r>
                   <w:rPr>
@@ -3220,7 +3571,6 @@
                   <w14:uncheckedState w14:val="2610" w14:font="MS Gothic"/>
                 </w14:checkbox>
               </w:sdtPr>
-              <w:sdtEndPr/>
               <w:sdtContent>
                 <w:r>
                   <w:rPr>
@@ -3254,7 +3604,6 @@
                   <w14:uncheckedState w14:val="2610" w14:font="MS Gothic"/>
                 </w14:checkbox>
               </w:sdtPr>
-              <w:sdtEndPr/>
               <w:sdtContent>
                 <w:r>
                   <w:rPr>
@@ -3305,7 +3654,6 @@
                   <w14:uncheckedState w14:val="2610" w14:font="MS Gothic"/>
                 </w14:checkbox>
               </w:sdtPr>
-              <w:sdtEndPr/>
               <w:sdtContent>
                 <w:r>
                   <w:rPr>
@@ -3339,7 +3687,6 @@
                   <w14:uncheckedState w14:val="2610" w14:font="MS Gothic"/>
                 </w14:checkbox>
               </w:sdtPr>
-              <w:sdtEndPr/>
               <w:sdtContent>
                 <w:r>
                   <w:rPr>
@@ -3373,7 +3720,6 @@
                   <w14:uncheckedState w14:val="2610" w14:font="MS Gothic"/>
                 </w14:checkbox>
               </w:sdtPr>
-              <w:sdtEndPr/>
               <w:sdtContent>
                 <w:r>
                   <w:rPr>
@@ -3395,51 +3741,42 @@
             </w:r>
           </w:p>
         </w:tc>
-        <w:sdt>
-          <w:sdtPr>
-            <w:rPr>
-              <w:rFonts w:asciiTheme="majorBidi" w:hAnsiTheme="majorBidi" w:cstheme="majorBidi"/>
-              <w:color w:val="FFFFFF" w:themeColor="background1"/>
-              <w:sz w:val="24"/>
-              <w:szCs w:val="24"/>
-            </w:rPr>
-            <w:id w:val="-1463023222"/>
-            <w14:checkbox>
-              <w14:checked w14:val="0"/>
-              <w14:checkedState w14:val="0050" w14:font="Wingdings 2"/>
-              <w14:uncheckedState w14:val="2610" w14:font="MS Gothic"/>
-            </w14:checkbox>
-          </w:sdtPr>
-          <w:sdtEndPr/>
-          <w:sdtContent>
-            <w:tc>
-              <w:tcPr>
-                <w:tcW w:w="708" w:type="dxa"/>
-                <w:vAlign w:val="center"/>
-              </w:tcPr>
-              <w:p>
-                <w:pPr>
-                  <w:jc w:val="center"/>
-                  <w:rPr>
-                    <w:rFonts w:asciiTheme="majorBidi" w:hAnsiTheme="majorBidi" w:cstheme="majorBidi"/>
-                    <w:color w:val="FFFFFF" w:themeColor="background1"/>
-                    <w:sz w:val="24"/>
-                    <w:szCs w:val="24"/>
-                  </w:rPr>
-                </w:pPr>
-                <w:r>
-                  <w:rPr>
-                    <w:rFonts w:ascii="MS Gothic" w:eastAsia="MS Gothic" w:hAnsi="MS Gothic" w:cstheme="majorBidi" w:hint="eastAsia"/>
-                    <w:color w:val="FFFFFF" w:themeColor="background1"/>
-                    <w:sz w:val="24"/>
-                    <w:szCs w:val="24"/>
-                  </w:rPr>
-                  <w:t>☐</w:t>
-                </w:r>
-              </w:p>
-            </w:tc>
-          </w:sdtContent>
-        </w:sdt>
+        <w:tc>
+          <w:tcPr>
+            <w:tcW w:w="708" w:type="dxa"/>
+            <w:vAlign w:val="center"/>
+          </w:tcPr>
+          <w:p>
+            <w:pPr>
+              <w:jc w:val="center"/>
+              <w:rPr>
+                <w:rFonts w:asciiTheme="majorBidi" w:hAnsiTheme="majorBidi" w:cstheme="majorBidi"/>
+                <w:szCs w:val="22"/>
+              </w:rPr>
+            </w:pPr>
+            <w:r>
+              <w:rPr>
+                <w:rFonts w:asciiTheme="majorBidi" w:hAnsiTheme="majorBidi" w:cstheme="majorBidi"/>
+                <w:szCs w:val="22"/>
+              </w:rPr>
+              <w:t>{{</w:t>
+            </w:r>
+            <w:r>
+              <w:rPr>
+                <w:rFonts w:asciiTheme="majorBidi" w:hAnsiTheme="majorBidi" w:cstheme="majorBidi"/>
+                <w:szCs w:val="22"/>
+              </w:rPr>
+              <w:t>re</w:t>
+            </w:r>
+            <w:r>
+              <w:rPr>
+                <w:rFonts w:asciiTheme="majorBidi" w:hAnsiTheme="majorBidi" w:cstheme="majorBidi"/>
+                <w:szCs w:val="22"/>
+              </w:rPr>
+              <w:t>sult7}}</w:t>
+            </w:r>
+          </w:p>
+        </w:tc>
         <w:tc>
           <w:tcPr>
             <w:tcW w:w="4536" w:type="dxa"/>
@@ -3452,6 +3789,27 @@
                 <w:szCs w:val="22"/>
               </w:rPr>
             </w:pPr>
+            <w:r>
+              <w:rPr>
+                <w:rFonts w:asciiTheme="majorBidi" w:hAnsiTheme="majorBidi" w:cstheme="majorBidi"/>
+                <w:szCs w:val="22"/>
+              </w:rPr>
+              <w:t>{{</w:t>
+            </w:r>
+            <w:r>
+              <w:rPr>
+                <w:rFonts w:asciiTheme="majorBidi" w:hAnsiTheme="majorBidi" w:cstheme="majorBidi"/>
+                <w:szCs w:val="22"/>
+              </w:rPr>
+              <w:t>remark</w:t>
+            </w:r>
+            <w:r>
+              <w:rPr>
+                <w:rFonts w:asciiTheme="majorBidi" w:hAnsiTheme="majorBidi" w:cstheme="majorBidi"/>
+                <w:szCs w:val="22"/>
+              </w:rPr>
+              <w:t>7}}</w:t>
+            </w:r>
           </w:p>
         </w:tc>
       </w:tr>
@@ -3548,62 +3906,75 @@
             </w:r>
           </w:p>
         </w:tc>
-        <w:sdt>
-          <w:sdtPr>
-            <w:rPr>
-              <w:rFonts w:asciiTheme="majorBidi" w:hAnsiTheme="majorBidi" w:cstheme="majorBidi"/>
-              <w:color w:val="FFFFFF" w:themeColor="background1"/>
-              <w:sz w:val="24"/>
-              <w:szCs w:val="24"/>
-            </w:rPr>
-            <w:id w:val="516970238"/>
-            <w14:checkbox>
-              <w14:checked w14:val="0"/>
-              <w14:checkedState w14:val="0050" w14:font="Wingdings 2"/>
-              <w14:uncheckedState w14:val="2610" w14:font="MS Gothic"/>
-            </w14:checkbox>
-          </w:sdtPr>
-          <w:sdtEndPr/>
-          <w:sdtContent>
-            <w:tc>
-              <w:tcPr>
-                <w:tcW w:w="708" w:type="dxa"/>
-                <w:vAlign w:val="center"/>
-              </w:tcPr>
-              <w:p>
-                <w:pPr>
-                  <w:jc w:val="center"/>
-                  <w:rPr>
-                    <w:rFonts w:asciiTheme="majorBidi" w:hAnsiTheme="majorBidi" w:cstheme="majorBidi"/>
-                    <w:color w:val="FFFFFF" w:themeColor="background1"/>
-                    <w:sz w:val="24"/>
-                    <w:szCs w:val="24"/>
-                  </w:rPr>
-                </w:pPr>
-                <w:r>
-                  <w:rPr>
-                    <w:rFonts w:ascii="MS Gothic" w:eastAsia="MS Gothic" w:hAnsi="MS Gothic" w:cstheme="majorBidi" w:hint="eastAsia"/>
-                    <w:color w:val="FFFFFF" w:themeColor="background1"/>
-                    <w:sz w:val="24"/>
-                    <w:szCs w:val="24"/>
-                  </w:rPr>
-                  <w:t>☐</w:t>
-                </w:r>
-              </w:p>
-            </w:tc>
-          </w:sdtContent>
-        </w:sdt>
+        <w:tc>
+          <w:tcPr>
+            <w:tcW w:w="708" w:type="dxa"/>
+            <w:vAlign w:val="center"/>
+          </w:tcPr>
+          <w:p>
+            <w:pPr>
+              <w:jc w:val="center"/>
+              <w:rPr>
+                <w:rFonts w:asciiTheme="majorBidi" w:hAnsiTheme="majorBidi" w:cstheme="majorBidi"/>
+                <w:szCs w:val="22"/>
+              </w:rPr>
+            </w:pPr>
+            <w:r>
+              <w:rPr>
+                <w:rFonts w:asciiTheme="majorBidi" w:hAnsiTheme="majorBidi" w:cstheme="majorBidi"/>
+                <w:szCs w:val="22"/>
+              </w:rPr>
+              <w:t>{{</w:t>
+            </w:r>
+            <w:r>
+              <w:rPr>
+                <w:rFonts w:asciiTheme="majorBidi" w:hAnsiTheme="majorBidi" w:cstheme="majorBidi"/>
+                <w:szCs w:val="22"/>
+              </w:rPr>
+              <w:t>re</w:t>
+            </w:r>
+            <w:r>
+              <w:rPr>
+                <w:rFonts w:asciiTheme="majorBidi" w:hAnsiTheme="majorBidi" w:cstheme="majorBidi"/>
+                <w:szCs w:val="22"/>
+              </w:rPr>
+              <w:t>sult8}}</w:t>
+            </w:r>
+          </w:p>
+        </w:tc>
         <w:tc>
           <w:tcPr>
             <w:tcW w:w="4536" w:type="dxa"/>
-          </w:tcPr>
-          <w:p>
-            <w:pPr>
-              <w:rPr>
-                <w:rFonts w:asciiTheme="majorBidi" w:hAnsiTheme="majorBidi" w:cstheme="majorBidi"/>
-                <w:szCs w:val="22"/>
-              </w:rPr>
-            </w:pPr>
+            <w:vAlign w:val="center"/>
+          </w:tcPr>
+          <w:p>
+            <w:pPr>
+              <w:rPr>
+                <w:rFonts w:asciiTheme="majorBidi" w:hAnsiTheme="majorBidi" w:cstheme="majorBidi"/>
+                <w:szCs w:val="22"/>
+              </w:rPr>
+            </w:pPr>
+            <w:r>
+              <w:rPr>
+                <w:rFonts w:asciiTheme="majorBidi" w:hAnsiTheme="majorBidi" w:cstheme="majorBidi"/>
+                <w:szCs w:val="22"/>
+              </w:rPr>
+              <w:t>{{</w:t>
+            </w:r>
+            <w:r>
+              <w:rPr>
+                <w:rFonts w:asciiTheme="majorBidi" w:hAnsiTheme="majorBidi" w:cstheme="majorBidi"/>
+                <w:szCs w:val="22"/>
+              </w:rPr>
+              <w:t>remark</w:t>
+            </w:r>
+            <w:r>
+              <w:rPr>
+                <w:rFonts w:asciiTheme="majorBidi" w:hAnsiTheme="majorBidi" w:cstheme="majorBidi"/>
+                <w:szCs w:val="22"/>
+              </w:rPr>
+              <w:t>8}}</w:t>
+            </w:r>
           </w:p>
         </w:tc>
       </w:tr>
@@ -3675,62 +4046,75 @@
             </w:r>
           </w:p>
         </w:tc>
-        <w:sdt>
-          <w:sdtPr>
-            <w:rPr>
-              <w:rFonts w:asciiTheme="majorBidi" w:hAnsiTheme="majorBidi" w:cstheme="majorBidi"/>
-              <w:color w:val="FFFFFF" w:themeColor="background1"/>
-              <w:sz w:val="24"/>
-              <w:szCs w:val="24"/>
-            </w:rPr>
-            <w:id w:val="928087190"/>
-            <w14:checkbox>
-              <w14:checked w14:val="0"/>
-              <w14:checkedState w14:val="0050" w14:font="Wingdings 2"/>
-              <w14:uncheckedState w14:val="2610" w14:font="MS Gothic"/>
-            </w14:checkbox>
-          </w:sdtPr>
-          <w:sdtEndPr/>
-          <w:sdtContent>
-            <w:tc>
-              <w:tcPr>
-                <w:tcW w:w="708" w:type="dxa"/>
-                <w:vAlign w:val="center"/>
-              </w:tcPr>
-              <w:p>
-                <w:pPr>
-                  <w:jc w:val="center"/>
-                  <w:rPr>
-                    <w:rFonts w:asciiTheme="majorBidi" w:hAnsiTheme="majorBidi" w:cstheme="majorBidi"/>
-                    <w:color w:val="FFFFFF" w:themeColor="background1"/>
-                    <w:sz w:val="24"/>
-                    <w:szCs w:val="24"/>
-                  </w:rPr>
-                </w:pPr>
-                <w:r>
-                  <w:rPr>
-                    <w:rFonts w:ascii="MS Gothic" w:eastAsia="MS Gothic" w:hAnsi="MS Gothic" w:cstheme="majorBidi" w:hint="eastAsia"/>
-                    <w:color w:val="FFFFFF" w:themeColor="background1"/>
-                    <w:sz w:val="24"/>
-                    <w:szCs w:val="24"/>
-                  </w:rPr>
-                  <w:t>☐</w:t>
-                </w:r>
-              </w:p>
-            </w:tc>
-          </w:sdtContent>
-        </w:sdt>
+        <w:tc>
+          <w:tcPr>
+            <w:tcW w:w="708" w:type="dxa"/>
+            <w:vAlign w:val="center"/>
+          </w:tcPr>
+          <w:p>
+            <w:pPr>
+              <w:jc w:val="center"/>
+              <w:rPr>
+                <w:rFonts w:asciiTheme="majorBidi" w:hAnsiTheme="majorBidi" w:cstheme="majorBidi"/>
+                <w:szCs w:val="22"/>
+              </w:rPr>
+            </w:pPr>
+            <w:r>
+              <w:rPr>
+                <w:rFonts w:asciiTheme="majorBidi" w:hAnsiTheme="majorBidi" w:cstheme="majorBidi"/>
+                <w:szCs w:val="22"/>
+              </w:rPr>
+              <w:t>{{</w:t>
+            </w:r>
+            <w:r>
+              <w:rPr>
+                <w:rFonts w:asciiTheme="majorBidi" w:hAnsiTheme="majorBidi" w:cstheme="majorBidi"/>
+                <w:szCs w:val="22"/>
+              </w:rPr>
+              <w:t>re</w:t>
+            </w:r>
+            <w:r>
+              <w:rPr>
+                <w:rFonts w:asciiTheme="majorBidi" w:hAnsiTheme="majorBidi" w:cstheme="majorBidi"/>
+                <w:szCs w:val="22"/>
+              </w:rPr>
+              <w:t>sult9}}</w:t>
+            </w:r>
+          </w:p>
+        </w:tc>
         <w:tc>
           <w:tcPr>
             <w:tcW w:w="4536" w:type="dxa"/>
-          </w:tcPr>
-          <w:p>
-            <w:pPr>
-              <w:rPr>
-                <w:rFonts w:asciiTheme="majorBidi" w:hAnsiTheme="majorBidi" w:cstheme="majorBidi"/>
-                <w:szCs w:val="22"/>
-              </w:rPr>
-            </w:pPr>
+            <w:vAlign w:val="center"/>
+          </w:tcPr>
+          <w:p>
+            <w:pPr>
+              <w:rPr>
+                <w:rFonts w:asciiTheme="majorBidi" w:hAnsiTheme="majorBidi" w:cstheme="majorBidi"/>
+                <w:szCs w:val="22"/>
+              </w:rPr>
+            </w:pPr>
+            <w:r>
+              <w:rPr>
+                <w:rFonts w:asciiTheme="majorBidi" w:hAnsiTheme="majorBidi" w:cstheme="majorBidi"/>
+                <w:szCs w:val="22"/>
+              </w:rPr>
+              <w:t>{{</w:t>
+            </w:r>
+            <w:r>
+              <w:rPr>
+                <w:rFonts w:asciiTheme="majorBidi" w:hAnsiTheme="majorBidi" w:cstheme="majorBidi"/>
+                <w:szCs w:val="22"/>
+              </w:rPr>
+              <w:t>remark</w:t>
+            </w:r>
+            <w:r>
+              <w:rPr>
+                <w:rFonts w:asciiTheme="majorBidi" w:hAnsiTheme="majorBidi" w:cstheme="majorBidi"/>
+                <w:szCs w:val="22"/>
+              </w:rPr>
+              <w:t>9}}</w:t>
+            </w:r>
           </w:p>
         </w:tc>
       </w:tr>
@@ -3835,62 +4219,75 @@
             </w:r>
           </w:p>
         </w:tc>
-        <w:sdt>
-          <w:sdtPr>
-            <w:rPr>
-              <w:rFonts w:asciiTheme="majorBidi" w:hAnsiTheme="majorBidi" w:cstheme="majorBidi"/>
-              <w:color w:val="FFFFFF" w:themeColor="background1"/>
-              <w:sz w:val="24"/>
-              <w:szCs w:val="24"/>
-            </w:rPr>
-            <w:id w:val="-350650695"/>
-            <w14:checkbox>
-              <w14:checked w14:val="0"/>
-              <w14:checkedState w14:val="0050" w14:font="Wingdings 2"/>
-              <w14:uncheckedState w14:val="2610" w14:font="MS Gothic"/>
-            </w14:checkbox>
-          </w:sdtPr>
-          <w:sdtEndPr/>
-          <w:sdtContent>
-            <w:tc>
-              <w:tcPr>
-                <w:tcW w:w="708" w:type="dxa"/>
-                <w:vAlign w:val="center"/>
-              </w:tcPr>
-              <w:p>
-                <w:pPr>
-                  <w:jc w:val="center"/>
-                  <w:rPr>
-                    <w:rFonts w:asciiTheme="majorBidi" w:hAnsiTheme="majorBidi" w:cstheme="majorBidi"/>
-                    <w:color w:val="FFFFFF" w:themeColor="background1"/>
-                    <w:sz w:val="24"/>
-                    <w:szCs w:val="24"/>
-                  </w:rPr>
-                </w:pPr>
-                <w:r>
-                  <w:rPr>
-                    <w:rFonts w:ascii="MS Gothic" w:eastAsia="MS Gothic" w:hAnsi="MS Gothic" w:cstheme="majorBidi" w:hint="eastAsia"/>
-                    <w:color w:val="FFFFFF" w:themeColor="background1"/>
-                    <w:sz w:val="24"/>
-                    <w:szCs w:val="24"/>
-                  </w:rPr>
-                  <w:t>☐</w:t>
-                </w:r>
-              </w:p>
-            </w:tc>
-          </w:sdtContent>
-        </w:sdt>
+        <w:tc>
+          <w:tcPr>
+            <w:tcW w:w="708" w:type="dxa"/>
+            <w:vAlign w:val="center"/>
+          </w:tcPr>
+          <w:p>
+            <w:pPr>
+              <w:jc w:val="center"/>
+              <w:rPr>
+                <w:rFonts w:asciiTheme="majorBidi" w:hAnsiTheme="majorBidi" w:cstheme="majorBidi"/>
+                <w:szCs w:val="22"/>
+              </w:rPr>
+            </w:pPr>
+            <w:r>
+              <w:rPr>
+                <w:rFonts w:asciiTheme="majorBidi" w:hAnsiTheme="majorBidi" w:cstheme="majorBidi"/>
+                <w:szCs w:val="22"/>
+              </w:rPr>
+              <w:t>{{</w:t>
+            </w:r>
+            <w:r>
+              <w:rPr>
+                <w:rFonts w:asciiTheme="majorBidi" w:hAnsiTheme="majorBidi" w:cstheme="majorBidi"/>
+                <w:szCs w:val="22"/>
+              </w:rPr>
+              <w:t>re</w:t>
+            </w:r>
+            <w:r>
+              <w:rPr>
+                <w:rFonts w:asciiTheme="majorBidi" w:hAnsiTheme="majorBidi" w:cstheme="majorBidi"/>
+                <w:szCs w:val="22"/>
+              </w:rPr>
+              <w:t>sult10}}</w:t>
+            </w:r>
+          </w:p>
+        </w:tc>
         <w:tc>
           <w:tcPr>
             <w:tcW w:w="4536" w:type="dxa"/>
-          </w:tcPr>
-          <w:p>
-            <w:pPr>
-              <w:rPr>
-                <w:rFonts w:asciiTheme="majorBidi" w:hAnsiTheme="majorBidi" w:cstheme="majorBidi"/>
-                <w:szCs w:val="22"/>
-              </w:rPr>
-            </w:pPr>
+            <w:vAlign w:val="center"/>
+          </w:tcPr>
+          <w:p>
+            <w:pPr>
+              <w:rPr>
+                <w:rFonts w:asciiTheme="majorBidi" w:hAnsiTheme="majorBidi" w:cstheme="majorBidi"/>
+                <w:szCs w:val="22"/>
+              </w:rPr>
+            </w:pPr>
+            <w:r>
+              <w:rPr>
+                <w:rFonts w:asciiTheme="majorBidi" w:hAnsiTheme="majorBidi" w:cstheme="majorBidi"/>
+                <w:szCs w:val="22"/>
+              </w:rPr>
+              <w:t>{{</w:t>
+            </w:r>
+            <w:r>
+              <w:rPr>
+                <w:rFonts w:asciiTheme="majorBidi" w:hAnsiTheme="majorBidi" w:cstheme="majorBidi"/>
+                <w:szCs w:val="22"/>
+              </w:rPr>
+              <w:t>remark</w:t>
+            </w:r>
+            <w:r>
+              <w:rPr>
+                <w:rFonts w:asciiTheme="majorBidi" w:hAnsiTheme="majorBidi" w:cstheme="majorBidi"/>
+                <w:szCs w:val="22"/>
+              </w:rPr>
+              <w:t>10}}</w:t>
+            </w:r>
           </w:p>
         </w:tc>
       </w:tr>
@@ -4006,62 +4403,75 @@
             </w:r>
           </w:p>
         </w:tc>
-        <w:sdt>
-          <w:sdtPr>
-            <w:rPr>
-              <w:rFonts w:asciiTheme="majorBidi" w:hAnsiTheme="majorBidi" w:cstheme="majorBidi"/>
-              <w:color w:val="FFFFFF" w:themeColor="background1"/>
-              <w:sz w:val="24"/>
-              <w:szCs w:val="24"/>
-            </w:rPr>
-            <w:id w:val="-1872674578"/>
-            <w14:checkbox>
-              <w14:checked w14:val="0"/>
-              <w14:checkedState w14:val="0050" w14:font="Wingdings 2"/>
-              <w14:uncheckedState w14:val="2610" w14:font="MS Gothic"/>
-            </w14:checkbox>
-          </w:sdtPr>
-          <w:sdtEndPr/>
-          <w:sdtContent>
-            <w:tc>
-              <w:tcPr>
-                <w:tcW w:w="708" w:type="dxa"/>
-                <w:vAlign w:val="center"/>
-              </w:tcPr>
-              <w:p>
-                <w:pPr>
-                  <w:jc w:val="center"/>
-                  <w:rPr>
-                    <w:rFonts w:asciiTheme="majorBidi" w:hAnsiTheme="majorBidi" w:cstheme="majorBidi"/>
-                    <w:color w:val="FFFFFF" w:themeColor="background1"/>
-                    <w:sz w:val="24"/>
-                    <w:szCs w:val="24"/>
-                  </w:rPr>
-                </w:pPr>
-                <w:r>
-                  <w:rPr>
-                    <w:rFonts w:ascii="MS Gothic" w:eastAsia="MS Gothic" w:hAnsi="MS Gothic" w:cstheme="majorBidi" w:hint="eastAsia"/>
-                    <w:color w:val="FFFFFF" w:themeColor="background1"/>
-                    <w:sz w:val="24"/>
-                    <w:szCs w:val="24"/>
-                  </w:rPr>
-                  <w:t>☐</w:t>
-                </w:r>
-              </w:p>
-            </w:tc>
-          </w:sdtContent>
-        </w:sdt>
+        <w:tc>
+          <w:tcPr>
+            <w:tcW w:w="708" w:type="dxa"/>
+            <w:vAlign w:val="center"/>
+          </w:tcPr>
+          <w:p>
+            <w:pPr>
+              <w:jc w:val="center"/>
+              <w:rPr>
+                <w:rFonts w:asciiTheme="majorBidi" w:hAnsiTheme="majorBidi" w:cstheme="majorBidi"/>
+                <w:szCs w:val="22"/>
+              </w:rPr>
+            </w:pPr>
+            <w:r>
+              <w:rPr>
+                <w:rFonts w:asciiTheme="majorBidi" w:hAnsiTheme="majorBidi" w:cstheme="majorBidi"/>
+                <w:szCs w:val="22"/>
+              </w:rPr>
+              <w:t>{{</w:t>
+            </w:r>
+            <w:r>
+              <w:rPr>
+                <w:rFonts w:asciiTheme="majorBidi" w:hAnsiTheme="majorBidi" w:cstheme="majorBidi"/>
+                <w:szCs w:val="22"/>
+              </w:rPr>
+              <w:t>re</w:t>
+            </w:r>
+            <w:r>
+              <w:rPr>
+                <w:rFonts w:asciiTheme="majorBidi" w:hAnsiTheme="majorBidi" w:cstheme="majorBidi"/>
+                <w:szCs w:val="22"/>
+              </w:rPr>
+              <w:t>sult11}}</w:t>
+            </w:r>
+          </w:p>
+        </w:tc>
         <w:tc>
           <w:tcPr>
             <w:tcW w:w="4536" w:type="dxa"/>
-          </w:tcPr>
-          <w:p>
-            <w:pPr>
-              <w:rPr>
-                <w:rFonts w:asciiTheme="majorBidi" w:hAnsiTheme="majorBidi" w:cstheme="majorBidi"/>
-                <w:szCs w:val="22"/>
-              </w:rPr>
-            </w:pPr>
+            <w:vAlign w:val="center"/>
+          </w:tcPr>
+          <w:p>
+            <w:pPr>
+              <w:rPr>
+                <w:rFonts w:asciiTheme="majorBidi" w:hAnsiTheme="majorBidi" w:cstheme="majorBidi"/>
+                <w:szCs w:val="22"/>
+              </w:rPr>
+            </w:pPr>
+            <w:r>
+              <w:rPr>
+                <w:rFonts w:asciiTheme="majorBidi" w:hAnsiTheme="majorBidi" w:cstheme="majorBidi"/>
+                <w:szCs w:val="22"/>
+              </w:rPr>
+              <w:t>{{</w:t>
+            </w:r>
+            <w:r>
+              <w:rPr>
+                <w:rFonts w:asciiTheme="majorBidi" w:hAnsiTheme="majorBidi" w:cstheme="majorBidi"/>
+                <w:szCs w:val="22"/>
+              </w:rPr>
+              <w:t>remark</w:t>
+            </w:r>
+            <w:r>
+              <w:rPr>
+                <w:rFonts w:asciiTheme="majorBidi" w:hAnsiTheme="majorBidi" w:cstheme="majorBidi"/>
+                <w:szCs w:val="22"/>
+              </w:rPr>
+              <w:t>11}}</w:t>
+            </w:r>
           </w:p>
         </w:tc>
       </w:tr>
@@ -4169,16 +4579,36 @@
               <w:jc w:val="center"/>
               <w:rPr>
                 <w:rFonts w:asciiTheme="majorBidi" w:hAnsiTheme="majorBidi" w:cstheme="majorBidi"/>
-                <w:color w:val="FFFFFF" w:themeColor="background1"/>
-                <w:sz w:val="24"/>
-                <w:szCs w:val="24"/>
-              </w:rPr>
-            </w:pPr>
+                <w:szCs w:val="22"/>
+              </w:rPr>
+            </w:pPr>
+            <w:r>
+              <w:rPr>
+                <w:rFonts w:asciiTheme="majorBidi" w:hAnsiTheme="majorBidi" w:cstheme="majorBidi"/>
+                <w:szCs w:val="22"/>
+              </w:rPr>
+              <w:t>{{</w:t>
+            </w:r>
+            <w:r>
+              <w:rPr>
+                <w:rFonts w:asciiTheme="majorBidi" w:hAnsiTheme="majorBidi" w:cstheme="majorBidi"/>
+                <w:szCs w:val="22"/>
+              </w:rPr>
+              <w:t>re</w:t>
+            </w:r>
+            <w:r>
+              <w:rPr>
+                <w:rFonts w:asciiTheme="majorBidi" w:hAnsiTheme="majorBidi" w:cstheme="majorBidi"/>
+                <w:szCs w:val="22"/>
+              </w:rPr>
+              <w:t>sult12}}</w:t>
+            </w:r>
           </w:p>
         </w:tc>
         <w:tc>
           <w:tcPr>
             <w:tcW w:w="4536" w:type="dxa"/>
+            <w:vAlign w:val="center"/>
           </w:tcPr>
           <w:p>
             <w:pPr>
@@ -4188,6 +4618,27 @@
                 <w:cs/>
               </w:rPr>
             </w:pPr>
+            <w:r>
+              <w:rPr>
+                <w:rFonts w:asciiTheme="majorBidi" w:hAnsiTheme="majorBidi" w:cstheme="majorBidi"/>
+                <w:szCs w:val="22"/>
+              </w:rPr>
+              <w:t>{{</w:t>
+            </w:r>
+            <w:r>
+              <w:rPr>
+                <w:rFonts w:asciiTheme="majorBidi" w:hAnsiTheme="majorBidi" w:cstheme="majorBidi"/>
+                <w:szCs w:val="22"/>
+              </w:rPr>
+              <w:t>remark</w:t>
+            </w:r>
+            <w:r>
+              <w:rPr>
+                <w:rFonts w:asciiTheme="majorBidi" w:hAnsiTheme="majorBidi" w:cstheme="majorBidi"/>
+                <w:szCs w:val="22"/>
+              </w:rPr>
+              <w:t>12}}</w:t>
+            </w:r>
           </w:p>
         </w:tc>
       </w:tr>
@@ -4213,6 +4664,7 @@
                 <w:sz w:val="24"/>
                 <w:szCs w:val="24"/>
               </w:rPr>
+              <w:lastRenderedPageBreak/>
               <w:t>13.</w:t>
             </w:r>
           </w:p>
@@ -4383,54 +4835,46 @@
             </w:r>
           </w:p>
         </w:tc>
-        <w:sdt>
-          <w:sdtPr>
-            <w:rPr>
-              <w:rFonts w:asciiTheme="majorBidi" w:hAnsiTheme="majorBidi" w:cstheme="majorBidi"/>
-              <w:color w:val="FFFFFF" w:themeColor="background1"/>
-              <w:sz w:val="24"/>
-              <w:szCs w:val="24"/>
-            </w:rPr>
-            <w:id w:val="-500051879"/>
-            <w14:checkbox>
-              <w14:checked w14:val="0"/>
-              <w14:checkedState w14:val="0050" w14:font="Wingdings 2"/>
-              <w14:uncheckedState w14:val="2610" w14:font="MS Gothic"/>
-            </w14:checkbox>
-          </w:sdtPr>
-          <w:sdtEndPr/>
-          <w:sdtContent>
-            <w:tc>
-              <w:tcPr>
-                <w:tcW w:w="708" w:type="dxa"/>
-                <w:vAlign w:val="center"/>
-              </w:tcPr>
-              <w:p>
-                <w:pPr>
-                  <w:jc w:val="center"/>
-                  <w:rPr>
-                    <w:rFonts w:asciiTheme="majorBidi" w:hAnsiTheme="majorBidi" w:cstheme="majorBidi"/>
-                    <w:color w:val="FFFFFF" w:themeColor="background1"/>
-                    <w:sz w:val="24"/>
-                    <w:szCs w:val="24"/>
-                  </w:rPr>
-                </w:pPr>
-                <w:r>
-                  <w:rPr>
-                    <w:rFonts w:ascii="MS Gothic" w:eastAsia="MS Gothic" w:hAnsi="MS Gothic" w:cstheme="majorBidi" w:hint="eastAsia"/>
-                    <w:color w:val="FFFFFF" w:themeColor="background1"/>
-                    <w:sz w:val="24"/>
-                    <w:szCs w:val="24"/>
-                  </w:rPr>
-                  <w:t>☐</w:t>
-                </w:r>
-              </w:p>
-            </w:tc>
-          </w:sdtContent>
-        </w:sdt>
+        <w:tc>
+          <w:tcPr>
+            <w:tcW w:w="708" w:type="dxa"/>
+            <w:vAlign w:val="center"/>
+          </w:tcPr>
+          <w:p>
+            <w:pPr>
+              <w:jc w:val="center"/>
+              <w:rPr>
+                <w:rFonts w:asciiTheme="majorBidi" w:hAnsiTheme="majorBidi" w:cstheme="majorBidi"/>
+                <w:szCs w:val="22"/>
+              </w:rPr>
+            </w:pPr>
+            <w:r>
+              <w:rPr>
+                <w:rFonts w:asciiTheme="majorBidi" w:hAnsiTheme="majorBidi" w:cstheme="majorBidi"/>
+                <w:szCs w:val="22"/>
+              </w:rPr>
+              <w:t>{{</w:t>
+            </w:r>
+            <w:r>
+              <w:rPr>
+                <w:rFonts w:asciiTheme="majorBidi" w:hAnsiTheme="majorBidi" w:cstheme="majorBidi"/>
+                <w:szCs w:val="22"/>
+              </w:rPr>
+              <w:t>re</w:t>
+            </w:r>
+            <w:r>
+              <w:rPr>
+                <w:rFonts w:asciiTheme="majorBidi" w:hAnsiTheme="majorBidi" w:cstheme="majorBidi"/>
+                <w:szCs w:val="22"/>
+              </w:rPr>
+              <w:t>sult13}}</w:t>
+            </w:r>
+          </w:p>
+        </w:tc>
         <w:tc>
           <w:tcPr>
             <w:tcW w:w="4536" w:type="dxa"/>
+            <w:vAlign w:val="center"/>
           </w:tcPr>
           <w:p>
             <w:pPr>
@@ -4440,6 +4884,27 @@
                 <w:cs/>
               </w:rPr>
             </w:pPr>
+            <w:r>
+              <w:rPr>
+                <w:rFonts w:asciiTheme="majorBidi" w:hAnsiTheme="majorBidi" w:cstheme="majorBidi"/>
+                <w:szCs w:val="22"/>
+              </w:rPr>
+              <w:t>{{</w:t>
+            </w:r>
+            <w:r>
+              <w:rPr>
+                <w:rFonts w:asciiTheme="majorBidi" w:hAnsiTheme="majorBidi" w:cstheme="majorBidi"/>
+                <w:szCs w:val="22"/>
+              </w:rPr>
+              <w:t>remark</w:t>
+            </w:r>
+            <w:r>
+              <w:rPr>
+                <w:rFonts w:asciiTheme="majorBidi" w:hAnsiTheme="majorBidi" w:cstheme="majorBidi"/>
+                <w:szCs w:val="22"/>
+              </w:rPr>
+              <w:t>13}}</w:t>
+            </w:r>
           </w:p>
         </w:tc>
       </w:tr>
@@ -4566,62 +5031,75 @@
             </w:r>
           </w:p>
         </w:tc>
-        <w:sdt>
-          <w:sdtPr>
-            <w:rPr>
-              <w:rFonts w:asciiTheme="majorBidi" w:hAnsiTheme="majorBidi" w:cstheme="majorBidi"/>
-              <w:color w:val="FFFFFF" w:themeColor="background1"/>
-              <w:sz w:val="24"/>
-              <w:szCs w:val="24"/>
-            </w:rPr>
-            <w:id w:val="-877011812"/>
-            <w14:checkbox>
-              <w14:checked w14:val="0"/>
-              <w14:checkedState w14:val="0050" w14:font="Wingdings 2"/>
-              <w14:uncheckedState w14:val="2610" w14:font="MS Gothic"/>
-            </w14:checkbox>
-          </w:sdtPr>
-          <w:sdtEndPr/>
-          <w:sdtContent>
-            <w:tc>
-              <w:tcPr>
-                <w:tcW w:w="708" w:type="dxa"/>
-                <w:vAlign w:val="center"/>
-              </w:tcPr>
-              <w:p>
-                <w:pPr>
-                  <w:jc w:val="center"/>
-                  <w:rPr>
-                    <w:rFonts w:asciiTheme="majorBidi" w:hAnsiTheme="majorBidi" w:cstheme="majorBidi"/>
-                    <w:color w:val="FFFFFF" w:themeColor="background1"/>
-                    <w:sz w:val="24"/>
-                    <w:szCs w:val="24"/>
-                  </w:rPr>
-                </w:pPr>
-                <w:r>
-                  <w:rPr>
-                    <w:rFonts w:ascii="MS Gothic" w:eastAsia="MS Gothic" w:hAnsi="MS Gothic" w:cstheme="majorBidi" w:hint="eastAsia"/>
-                    <w:color w:val="FFFFFF" w:themeColor="background1"/>
-                    <w:sz w:val="24"/>
-                    <w:szCs w:val="24"/>
-                  </w:rPr>
-                  <w:t>☐</w:t>
-                </w:r>
-              </w:p>
-            </w:tc>
-          </w:sdtContent>
-        </w:sdt>
+        <w:tc>
+          <w:tcPr>
+            <w:tcW w:w="708" w:type="dxa"/>
+            <w:vAlign w:val="center"/>
+          </w:tcPr>
+          <w:p>
+            <w:pPr>
+              <w:jc w:val="center"/>
+              <w:rPr>
+                <w:rFonts w:asciiTheme="majorBidi" w:hAnsiTheme="majorBidi" w:cstheme="majorBidi"/>
+                <w:szCs w:val="22"/>
+              </w:rPr>
+            </w:pPr>
+            <w:r>
+              <w:rPr>
+                <w:rFonts w:asciiTheme="majorBidi" w:hAnsiTheme="majorBidi" w:cstheme="majorBidi"/>
+                <w:szCs w:val="22"/>
+              </w:rPr>
+              <w:t>{{</w:t>
+            </w:r>
+            <w:r>
+              <w:rPr>
+                <w:rFonts w:asciiTheme="majorBidi" w:hAnsiTheme="majorBidi" w:cstheme="majorBidi"/>
+                <w:szCs w:val="22"/>
+              </w:rPr>
+              <w:t>re</w:t>
+            </w:r>
+            <w:r>
+              <w:rPr>
+                <w:rFonts w:asciiTheme="majorBidi" w:hAnsiTheme="majorBidi" w:cstheme="majorBidi"/>
+                <w:szCs w:val="22"/>
+              </w:rPr>
+              <w:t>sult14}}</w:t>
+            </w:r>
+          </w:p>
+        </w:tc>
         <w:tc>
           <w:tcPr>
             <w:tcW w:w="4536" w:type="dxa"/>
-          </w:tcPr>
-          <w:p>
-            <w:pPr>
-              <w:rPr>
-                <w:rFonts w:asciiTheme="majorBidi" w:hAnsiTheme="majorBidi" w:cstheme="majorBidi"/>
-                <w:szCs w:val="22"/>
-              </w:rPr>
-            </w:pPr>
+            <w:vAlign w:val="center"/>
+          </w:tcPr>
+          <w:p>
+            <w:pPr>
+              <w:rPr>
+                <w:rFonts w:asciiTheme="majorBidi" w:hAnsiTheme="majorBidi" w:cstheme="majorBidi"/>
+                <w:szCs w:val="22"/>
+              </w:rPr>
+            </w:pPr>
+            <w:r>
+              <w:rPr>
+                <w:rFonts w:asciiTheme="majorBidi" w:hAnsiTheme="majorBidi" w:cstheme="majorBidi"/>
+                <w:szCs w:val="22"/>
+              </w:rPr>
+              <w:t>{{</w:t>
+            </w:r>
+            <w:r>
+              <w:rPr>
+                <w:rFonts w:asciiTheme="majorBidi" w:hAnsiTheme="majorBidi" w:cstheme="majorBidi"/>
+                <w:szCs w:val="22"/>
+              </w:rPr>
+              <w:t>remark</w:t>
+            </w:r>
+            <w:r>
+              <w:rPr>
+                <w:rFonts w:asciiTheme="majorBidi" w:hAnsiTheme="majorBidi" w:cstheme="majorBidi"/>
+                <w:szCs w:val="22"/>
+              </w:rPr>
+              <w:t>14}}</w:t>
+            </w:r>
           </w:p>
         </w:tc>
       </w:tr>
@@ -4685,138 +5163,145 @@
           <w:p>
             <w:pPr>
               <w:rPr>
-                <w:rFonts w:asciiTheme="majorBidi" w:hAnsiTheme="majorBidi" w:cstheme="majorBidi"/>
+                <w:rFonts w:asciiTheme="majorBidi" w:hAnsiTheme="majorBidi" w:cstheme="majorBidi" w:hint="cs"/>
                 <w:sz w:val="24"/>
                 <w:szCs w:val="24"/>
                 <w:cs/>
               </w:rPr>
             </w:pPr>
-            <w:sdt>
-              <w:sdtPr>
-                <w:rPr>
-                  <w:rFonts w:asciiTheme="majorBidi" w:hAnsiTheme="majorBidi" w:cstheme="majorBidi"/>
-                  <w:sz w:val="24"/>
-                  <w:szCs w:val="24"/>
-                </w:rPr>
-                <w:id w:val="305123816"/>
-                <w14:checkbox>
-                  <w14:checked w14:val="0"/>
-                  <w14:checkedState w14:val="0050" w14:font="Wingdings 2"/>
-                  <w14:uncheckedState w14:val="2610" w14:font="MS Gothic"/>
-                </w14:checkbox>
-              </w:sdtPr>
-              <w:sdtEndPr/>
-              <w:sdtContent>
-                <w:r>
-                  <w:rPr>
-                    <w:rFonts w:ascii="MS Gothic" w:eastAsia="MS Gothic" w:hAnsi="MS Gothic" w:cstheme="majorBidi" w:hint="eastAsia"/>
-                    <w:sz w:val="24"/>
-                    <w:szCs w:val="24"/>
-                  </w:rPr>
-                  <w:t>☐</w:t>
-                </w:r>
-              </w:sdtContent>
-            </w:sdt>
-            <w:r>
-              <w:rPr>
-                <w:rFonts w:asciiTheme="majorBidi" w:hAnsiTheme="majorBidi" w:cstheme="majorBidi"/>
-                <w:sz w:val="24"/>
-                <w:szCs w:val="24"/>
-              </w:rPr>
-              <w:t xml:space="preserve">  Type 1          </w:t>
-            </w:r>
-            <w:sdt>
-              <w:sdtPr>
-                <w:rPr>
-                  <w:rFonts w:asciiTheme="majorBidi" w:hAnsiTheme="majorBidi" w:cstheme="majorBidi"/>
-                  <w:sz w:val="24"/>
-                  <w:szCs w:val="24"/>
-                </w:rPr>
-                <w:id w:val="1937944398"/>
-                <w14:checkbox>
-                  <w14:checked w14:val="0"/>
-                  <w14:checkedState w14:val="0050" w14:font="Wingdings 2"/>
-                  <w14:uncheckedState w14:val="2610" w14:font="MS Gothic"/>
-                </w14:checkbox>
-              </w:sdtPr>
-              <w:sdtEndPr/>
-              <w:sdtContent>
-                <w:r>
-                  <w:rPr>
-                    <w:rFonts w:ascii="MS Gothic" w:eastAsia="MS Gothic" w:hAnsi="MS Gothic" w:cstheme="majorBidi" w:hint="eastAsia"/>
-                    <w:sz w:val="24"/>
-                    <w:szCs w:val="24"/>
-                  </w:rPr>
-                  <w:t>☐</w:t>
-                </w:r>
-              </w:sdtContent>
-            </w:sdt>
-            <w:r>
-              <w:rPr>
-                <w:rFonts w:asciiTheme="majorBidi" w:hAnsiTheme="majorBidi" w:cstheme="majorBidi"/>
-                <w:sz w:val="24"/>
-                <w:szCs w:val="24"/>
-              </w:rPr>
-              <w:t xml:space="preserve">  Type 2</w:t>
-            </w:r>
-          </w:p>
-        </w:tc>
-        <w:sdt>
-          <w:sdtPr>
-            <w:rPr>
-              <w:rFonts w:asciiTheme="majorBidi" w:hAnsiTheme="majorBidi" w:cstheme="majorBidi"/>
-              <w:color w:val="FFFFFF" w:themeColor="background1"/>
-              <w:sz w:val="24"/>
-              <w:szCs w:val="24"/>
-            </w:rPr>
-            <w:id w:val="-890959083"/>
-            <w14:checkbox>
-              <w14:checked w14:val="1"/>
-              <w14:checkedState w14:val="0050" w14:font="Wingdings 2"/>
-              <w14:uncheckedState w14:val="2610" w14:font="MS Gothic"/>
-            </w14:checkbox>
-          </w:sdtPr>
-          <w:sdtEndPr/>
-          <w:sdtContent>
-            <w:tc>
-              <w:tcPr>
-                <w:tcW w:w="708" w:type="dxa"/>
-                <w:vAlign w:val="center"/>
-              </w:tcPr>
-              <w:p>
-                <w:pPr>
-                  <w:jc w:val="center"/>
-                  <w:rPr>
-                    <w:rFonts w:asciiTheme="majorBidi" w:hAnsiTheme="majorBidi" w:cstheme="majorBidi"/>
-                    <w:color w:val="FFFFFF" w:themeColor="background1"/>
-                    <w:sz w:val="24"/>
-                    <w:szCs w:val="24"/>
-                  </w:rPr>
-                </w:pPr>
-                <w:r>
-                  <w:rPr>
-                    <w:rFonts w:asciiTheme="majorBidi" w:hAnsiTheme="majorBidi" w:cstheme="majorBidi"/>
-                    <w:color w:val="FFFFFF" w:themeColor="background1"/>
-                    <w:sz w:val="24"/>
-                    <w:szCs w:val="24"/>
-                  </w:rPr>
-                  <w:sym w:font="Wingdings 2" w:char="F050"/>
-                </w:r>
-              </w:p>
-            </w:tc>
-          </w:sdtContent>
-        </w:sdt>
+            <w:r>
+              <w:rPr>
+                <w:rFonts w:asciiTheme="majorBidi" w:hAnsiTheme="majorBidi" w:cstheme="majorBidi"/>
+                <w:sz w:val="24"/>
+                <w:szCs w:val="24"/>
+              </w:rPr>
+              <w:t>{{type1_15</w:t>
+            </w:r>
+            <w:proofErr w:type="gramStart"/>
+            <w:r>
+              <w:rPr>
+                <w:rFonts w:asciiTheme="majorBidi" w:hAnsiTheme="majorBidi" w:cstheme="majorBidi"/>
+                <w:sz w:val="24"/>
+                <w:szCs w:val="24"/>
+              </w:rPr>
+              <w:t>}}Type</w:t>
+            </w:r>
+            <w:proofErr w:type="gramEnd"/>
+            <w:r>
+              <w:rPr>
+                <w:rFonts w:asciiTheme="majorBidi" w:hAnsiTheme="majorBidi" w:cstheme="majorBidi"/>
+                <w:sz w:val="24"/>
+                <w:szCs w:val="24"/>
+              </w:rPr>
+              <w:t xml:space="preserve"> 1      </w:t>
+            </w:r>
+            <w:proofErr w:type="gramStart"/>
+            <w:r>
+              <w:rPr>
+                <w:rFonts w:asciiTheme="majorBidi" w:hAnsiTheme="majorBidi" w:cstheme="majorBidi"/>
+                <w:sz w:val="24"/>
+                <w:szCs w:val="24"/>
+              </w:rPr>
+              <w:t xml:space="preserve">   {</w:t>
+            </w:r>
+            <w:proofErr w:type="gramEnd"/>
+            <w:r>
+              <w:rPr>
+                <w:rFonts w:asciiTheme="majorBidi" w:hAnsiTheme="majorBidi" w:cstheme="majorBidi"/>
+                <w:sz w:val="24"/>
+                <w:szCs w:val="24"/>
+              </w:rPr>
+              <w:t>{type2_15</w:t>
+            </w:r>
+            <w:proofErr w:type="gramStart"/>
+            <w:r>
+              <w:rPr>
+                <w:rFonts w:asciiTheme="majorBidi" w:hAnsiTheme="majorBidi" w:cstheme="majorBidi"/>
+                <w:sz w:val="24"/>
+                <w:szCs w:val="24"/>
+              </w:rPr>
+              <w:t>}}Type</w:t>
+            </w:r>
+            <w:proofErr w:type="gramEnd"/>
+            <w:r>
+              <w:rPr>
+                <w:rFonts w:asciiTheme="majorBidi" w:hAnsiTheme="majorBidi" w:cstheme="majorBidi"/>
+                <w:sz w:val="24"/>
+                <w:szCs w:val="24"/>
+              </w:rPr>
+              <w:t xml:space="preserve"> 2</w:t>
+            </w:r>
+          </w:p>
+        </w:tc>
+        <w:tc>
+          <w:tcPr>
+            <w:tcW w:w="708" w:type="dxa"/>
+            <w:vAlign w:val="center"/>
+          </w:tcPr>
+          <w:p>
+            <w:pPr>
+              <w:jc w:val="center"/>
+              <w:rPr>
+                <w:rFonts w:asciiTheme="majorBidi" w:hAnsiTheme="majorBidi" w:cstheme="majorBidi"/>
+                <w:szCs w:val="22"/>
+              </w:rPr>
+            </w:pPr>
+            <w:r>
+              <w:rPr>
+                <w:rFonts w:asciiTheme="majorBidi" w:hAnsiTheme="majorBidi" w:cstheme="majorBidi"/>
+                <w:szCs w:val="22"/>
+              </w:rPr>
+              <w:t>{{</w:t>
+            </w:r>
+            <w:r>
+              <w:rPr>
+                <w:rFonts w:asciiTheme="majorBidi" w:hAnsiTheme="majorBidi" w:cstheme="majorBidi"/>
+                <w:szCs w:val="22"/>
+              </w:rPr>
+              <w:t>re</w:t>
+            </w:r>
+            <w:r>
+              <w:rPr>
+                <w:rFonts w:asciiTheme="majorBidi" w:hAnsiTheme="majorBidi" w:cstheme="majorBidi"/>
+                <w:szCs w:val="22"/>
+              </w:rPr>
+              <w:t>sult15}}</w:t>
+            </w:r>
+          </w:p>
+        </w:tc>
         <w:tc>
           <w:tcPr>
             <w:tcW w:w="4536" w:type="dxa"/>
-          </w:tcPr>
-          <w:p>
-            <w:pPr>
-              <w:rPr>
-                <w:rFonts w:asciiTheme="majorBidi" w:hAnsiTheme="majorBidi" w:cstheme="majorBidi"/>
-                <w:szCs w:val="22"/>
-              </w:rPr>
-            </w:pPr>
+            <w:vAlign w:val="center"/>
+          </w:tcPr>
+          <w:p>
+            <w:pPr>
+              <w:rPr>
+                <w:rFonts w:asciiTheme="majorBidi" w:hAnsiTheme="majorBidi" w:cstheme="majorBidi"/>
+                <w:szCs w:val="22"/>
+              </w:rPr>
+            </w:pPr>
+            <w:r>
+              <w:rPr>
+                <w:rFonts w:asciiTheme="majorBidi" w:hAnsiTheme="majorBidi" w:cstheme="majorBidi"/>
+                <w:szCs w:val="22"/>
+              </w:rPr>
+              <w:t>{{</w:t>
+            </w:r>
+            <w:r>
+              <w:rPr>
+                <w:rFonts w:asciiTheme="majorBidi" w:hAnsiTheme="majorBidi" w:cstheme="majorBidi"/>
+                <w:szCs w:val="22"/>
+              </w:rPr>
+              <w:t>remark</w:t>
+            </w:r>
+            <w:r>
+              <w:rPr>
+                <w:rFonts w:asciiTheme="majorBidi" w:hAnsiTheme="majorBidi" w:cstheme="majorBidi"/>
+                <w:szCs w:val="22"/>
+              </w:rPr>
+              <w:t>15}}</w:t>
+            </w:r>
           </w:p>
         </w:tc>
       </w:tr>
@@ -4913,54 +5398,46 @@
             </w:r>
           </w:p>
         </w:tc>
-        <w:sdt>
-          <w:sdtPr>
-            <w:rPr>
-              <w:rFonts w:asciiTheme="majorBidi" w:hAnsiTheme="majorBidi" w:cstheme="majorBidi"/>
-              <w:color w:val="FFFFFF" w:themeColor="background1"/>
-              <w:sz w:val="24"/>
-              <w:szCs w:val="24"/>
-            </w:rPr>
-            <w:id w:val="-1901742681"/>
-            <w14:checkbox>
-              <w14:checked w14:val="0"/>
-              <w14:checkedState w14:val="0050" w14:font="Wingdings 2"/>
-              <w14:uncheckedState w14:val="2610" w14:font="MS Gothic"/>
-            </w14:checkbox>
-          </w:sdtPr>
-          <w:sdtEndPr/>
-          <w:sdtContent>
-            <w:tc>
-              <w:tcPr>
-                <w:tcW w:w="708" w:type="dxa"/>
-                <w:vAlign w:val="center"/>
-              </w:tcPr>
-              <w:p>
-                <w:pPr>
-                  <w:jc w:val="center"/>
-                  <w:rPr>
-                    <w:rFonts w:asciiTheme="majorBidi" w:hAnsiTheme="majorBidi" w:cstheme="majorBidi"/>
-                    <w:color w:val="FFFFFF" w:themeColor="background1"/>
-                    <w:sz w:val="24"/>
-                    <w:szCs w:val="24"/>
-                  </w:rPr>
-                </w:pPr>
-                <w:r>
-                  <w:rPr>
-                    <w:rFonts w:ascii="MS Gothic" w:eastAsia="MS Gothic" w:hAnsi="MS Gothic" w:cstheme="majorBidi" w:hint="eastAsia"/>
-                    <w:color w:val="FFFFFF" w:themeColor="background1"/>
-                    <w:sz w:val="24"/>
-                    <w:szCs w:val="24"/>
-                  </w:rPr>
-                  <w:t>☐</w:t>
-                </w:r>
-              </w:p>
-            </w:tc>
-          </w:sdtContent>
-        </w:sdt>
+        <w:tc>
+          <w:tcPr>
+            <w:tcW w:w="708" w:type="dxa"/>
+            <w:vAlign w:val="center"/>
+          </w:tcPr>
+          <w:p>
+            <w:pPr>
+              <w:jc w:val="center"/>
+              <w:rPr>
+                <w:rFonts w:asciiTheme="majorBidi" w:hAnsiTheme="majorBidi" w:cstheme="majorBidi"/>
+                <w:szCs w:val="22"/>
+              </w:rPr>
+            </w:pPr>
+            <w:r>
+              <w:rPr>
+                <w:rFonts w:asciiTheme="majorBidi" w:hAnsiTheme="majorBidi" w:cstheme="majorBidi"/>
+                <w:szCs w:val="22"/>
+              </w:rPr>
+              <w:t>{{</w:t>
+            </w:r>
+            <w:r>
+              <w:rPr>
+                <w:rFonts w:asciiTheme="majorBidi" w:hAnsiTheme="majorBidi" w:cstheme="majorBidi"/>
+                <w:szCs w:val="22"/>
+              </w:rPr>
+              <w:t>re</w:t>
+            </w:r>
+            <w:r>
+              <w:rPr>
+                <w:rFonts w:asciiTheme="majorBidi" w:hAnsiTheme="majorBidi" w:cstheme="majorBidi"/>
+                <w:szCs w:val="22"/>
+              </w:rPr>
+              <w:t>sult16}}</w:t>
+            </w:r>
+          </w:p>
+        </w:tc>
         <w:tc>
           <w:tcPr>
             <w:tcW w:w="4536" w:type="dxa"/>
+            <w:vAlign w:val="center"/>
           </w:tcPr>
           <w:p>
             <w:pPr>
@@ -4970,6 +5447,27 @@
                 <w:cs/>
               </w:rPr>
             </w:pPr>
+            <w:r>
+              <w:rPr>
+                <w:rFonts w:asciiTheme="majorBidi" w:hAnsiTheme="majorBidi" w:cstheme="majorBidi"/>
+                <w:szCs w:val="22"/>
+              </w:rPr>
+              <w:t>{{</w:t>
+            </w:r>
+            <w:r>
+              <w:rPr>
+                <w:rFonts w:asciiTheme="majorBidi" w:hAnsiTheme="majorBidi" w:cstheme="majorBidi"/>
+                <w:szCs w:val="22"/>
+              </w:rPr>
+              <w:t>remark</w:t>
+            </w:r>
+            <w:r>
+              <w:rPr>
+                <w:rFonts w:asciiTheme="majorBidi" w:hAnsiTheme="majorBidi" w:cstheme="majorBidi"/>
+                <w:szCs w:val="22"/>
+              </w:rPr>
+              <w:t>16}}</w:t>
+            </w:r>
           </w:p>
         </w:tc>
       </w:tr>
@@ -5067,62 +5565,75 @@
             </w:r>
           </w:p>
         </w:tc>
-        <w:sdt>
-          <w:sdtPr>
-            <w:rPr>
-              <w:rFonts w:asciiTheme="majorBidi" w:hAnsiTheme="majorBidi" w:cstheme="majorBidi"/>
-              <w:color w:val="FFFFFF" w:themeColor="background1"/>
-              <w:sz w:val="24"/>
-              <w:szCs w:val="24"/>
-            </w:rPr>
-            <w:id w:val="2126652301"/>
-            <w14:checkbox>
-              <w14:checked w14:val="0"/>
-              <w14:checkedState w14:val="0050" w14:font="Wingdings 2"/>
-              <w14:uncheckedState w14:val="2610" w14:font="MS Gothic"/>
-            </w14:checkbox>
-          </w:sdtPr>
-          <w:sdtEndPr/>
-          <w:sdtContent>
-            <w:tc>
-              <w:tcPr>
-                <w:tcW w:w="708" w:type="dxa"/>
-                <w:vAlign w:val="center"/>
-              </w:tcPr>
-              <w:p>
-                <w:pPr>
-                  <w:jc w:val="center"/>
-                  <w:rPr>
-                    <w:rFonts w:asciiTheme="majorBidi" w:hAnsiTheme="majorBidi" w:cstheme="majorBidi"/>
-                    <w:color w:val="FFFFFF" w:themeColor="background1"/>
-                    <w:sz w:val="24"/>
-                    <w:szCs w:val="24"/>
-                  </w:rPr>
-                </w:pPr>
-                <w:r>
-                  <w:rPr>
-                    <w:rFonts w:ascii="MS Gothic" w:eastAsia="MS Gothic" w:hAnsi="MS Gothic" w:cstheme="majorBidi" w:hint="eastAsia"/>
-                    <w:color w:val="FFFFFF" w:themeColor="background1"/>
-                    <w:sz w:val="24"/>
-                    <w:szCs w:val="24"/>
-                  </w:rPr>
-                  <w:t>☐</w:t>
-                </w:r>
-              </w:p>
-            </w:tc>
-          </w:sdtContent>
-        </w:sdt>
+        <w:tc>
+          <w:tcPr>
+            <w:tcW w:w="708" w:type="dxa"/>
+            <w:vAlign w:val="center"/>
+          </w:tcPr>
+          <w:p>
+            <w:pPr>
+              <w:jc w:val="center"/>
+              <w:rPr>
+                <w:rFonts w:asciiTheme="majorBidi" w:hAnsiTheme="majorBidi" w:cstheme="majorBidi"/>
+                <w:szCs w:val="22"/>
+              </w:rPr>
+            </w:pPr>
+            <w:r>
+              <w:rPr>
+                <w:rFonts w:asciiTheme="majorBidi" w:hAnsiTheme="majorBidi" w:cstheme="majorBidi"/>
+                <w:szCs w:val="22"/>
+              </w:rPr>
+              <w:t>{{</w:t>
+            </w:r>
+            <w:r>
+              <w:rPr>
+                <w:rFonts w:asciiTheme="majorBidi" w:hAnsiTheme="majorBidi" w:cstheme="majorBidi"/>
+                <w:szCs w:val="22"/>
+              </w:rPr>
+              <w:t>re</w:t>
+            </w:r>
+            <w:r>
+              <w:rPr>
+                <w:rFonts w:asciiTheme="majorBidi" w:hAnsiTheme="majorBidi" w:cstheme="majorBidi"/>
+                <w:szCs w:val="22"/>
+              </w:rPr>
+              <w:t>sult17}}</w:t>
+            </w:r>
+          </w:p>
+        </w:tc>
         <w:tc>
           <w:tcPr>
             <w:tcW w:w="4536" w:type="dxa"/>
-          </w:tcPr>
-          <w:p>
-            <w:pPr>
-              <w:rPr>
-                <w:rFonts w:asciiTheme="majorBidi" w:hAnsiTheme="majorBidi" w:cstheme="majorBidi"/>
-                <w:szCs w:val="22"/>
-              </w:rPr>
-            </w:pPr>
+            <w:vAlign w:val="center"/>
+          </w:tcPr>
+          <w:p>
+            <w:pPr>
+              <w:rPr>
+                <w:rFonts w:asciiTheme="majorBidi" w:hAnsiTheme="majorBidi" w:cstheme="majorBidi"/>
+                <w:szCs w:val="22"/>
+              </w:rPr>
+            </w:pPr>
+            <w:r>
+              <w:rPr>
+                <w:rFonts w:asciiTheme="majorBidi" w:hAnsiTheme="majorBidi" w:cstheme="majorBidi"/>
+                <w:szCs w:val="22"/>
+              </w:rPr>
+              <w:t>{{</w:t>
+            </w:r>
+            <w:r>
+              <w:rPr>
+                <w:rFonts w:asciiTheme="majorBidi" w:hAnsiTheme="majorBidi" w:cstheme="majorBidi"/>
+                <w:szCs w:val="22"/>
+              </w:rPr>
+              <w:t>remark</w:t>
+            </w:r>
+            <w:r>
+              <w:rPr>
+                <w:rFonts w:asciiTheme="majorBidi" w:hAnsiTheme="majorBidi" w:cstheme="majorBidi"/>
+                <w:szCs w:val="22"/>
+              </w:rPr>
+              <w:t>17}}</w:t>
+            </w:r>
           </w:p>
         </w:tc>
       </w:tr>
@@ -5139,7 +5650,6 @@
       <w:pPr>
         <w:contextualSpacing/>
         <w:rPr>
-          <w:rFonts w:hint="cs"/>
           <w:cs/>
         </w:rPr>
       </w:pPr>
@@ -5347,62 +5857,75 @@
             </w:r>
           </w:p>
         </w:tc>
-        <w:sdt>
-          <w:sdtPr>
-            <w:rPr>
-              <w:rFonts w:asciiTheme="majorBidi" w:hAnsiTheme="majorBidi" w:cstheme="majorBidi"/>
-              <w:color w:val="FFFFFF" w:themeColor="background1"/>
-              <w:sz w:val="24"/>
-              <w:szCs w:val="24"/>
-            </w:rPr>
-            <w:id w:val="236827554"/>
-            <w14:checkbox>
-              <w14:checked w14:val="1"/>
-              <w14:checkedState w14:val="0050" w14:font="Wingdings 2"/>
-              <w14:uncheckedState w14:val="2610" w14:font="MS Gothic"/>
-            </w14:checkbox>
-          </w:sdtPr>
-          <w:sdtEndPr/>
-          <w:sdtContent>
-            <w:tc>
-              <w:tcPr>
-                <w:tcW w:w="708" w:type="dxa"/>
-                <w:vAlign w:val="center"/>
-              </w:tcPr>
-              <w:p>
-                <w:pPr>
-                  <w:jc w:val="center"/>
-                  <w:rPr>
-                    <w:rFonts w:asciiTheme="majorBidi" w:hAnsiTheme="majorBidi" w:cstheme="majorBidi"/>
-                    <w:color w:val="FFFFFF" w:themeColor="background1"/>
-                    <w:sz w:val="24"/>
-                    <w:szCs w:val="24"/>
-                  </w:rPr>
-                </w:pPr>
-                <w:r>
-                  <w:rPr>
-                    <w:rFonts w:asciiTheme="majorBidi" w:hAnsiTheme="majorBidi" w:cstheme="majorBidi"/>
-                    <w:color w:val="FFFFFF" w:themeColor="background1"/>
-                    <w:sz w:val="24"/>
-                    <w:szCs w:val="24"/>
-                  </w:rPr>
-                  <w:sym w:font="Wingdings 2" w:char="F050"/>
-                </w:r>
-              </w:p>
-            </w:tc>
-          </w:sdtContent>
-        </w:sdt>
+        <w:tc>
+          <w:tcPr>
+            <w:tcW w:w="708" w:type="dxa"/>
+            <w:vAlign w:val="center"/>
+          </w:tcPr>
+          <w:p>
+            <w:pPr>
+              <w:jc w:val="center"/>
+              <w:rPr>
+                <w:rFonts w:asciiTheme="majorBidi" w:hAnsiTheme="majorBidi" w:cstheme="majorBidi"/>
+                <w:szCs w:val="22"/>
+              </w:rPr>
+            </w:pPr>
+            <w:r>
+              <w:rPr>
+                <w:rFonts w:asciiTheme="majorBidi" w:hAnsiTheme="majorBidi" w:cstheme="majorBidi"/>
+                <w:szCs w:val="22"/>
+              </w:rPr>
+              <w:t>{{</w:t>
+            </w:r>
+            <w:r>
+              <w:rPr>
+                <w:rFonts w:asciiTheme="majorBidi" w:hAnsiTheme="majorBidi" w:cstheme="majorBidi"/>
+                <w:szCs w:val="22"/>
+              </w:rPr>
+              <w:t>re</w:t>
+            </w:r>
+            <w:r>
+              <w:rPr>
+                <w:rFonts w:asciiTheme="majorBidi" w:hAnsiTheme="majorBidi" w:cstheme="majorBidi"/>
+                <w:szCs w:val="22"/>
+              </w:rPr>
+              <w:t>sult18}}</w:t>
+            </w:r>
+          </w:p>
+        </w:tc>
         <w:tc>
           <w:tcPr>
             <w:tcW w:w="4536" w:type="dxa"/>
-          </w:tcPr>
-          <w:p>
-            <w:pPr>
-              <w:rPr>
-                <w:rFonts w:asciiTheme="majorBidi" w:hAnsiTheme="majorBidi" w:cstheme="majorBidi"/>
-                <w:szCs w:val="22"/>
-              </w:rPr>
-            </w:pPr>
+            <w:vAlign w:val="center"/>
+          </w:tcPr>
+          <w:p>
+            <w:pPr>
+              <w:rPr>
+                <w:rFonts w:asciiTheme="majorBidi" w:hAnsiTheme="majorBidi" w:cstheme="majorBidi"/>
+                <w:szCs w:val="22"/>
+              </w:rPr>
+            </w:pPr>
+            <w:r>
+              <w:rPr>
+                <w:rFonts w:asciiTheme="majorBidi" w:hAnsiTheme="majorBidi" w:cstheme="majorBidi"/>
+                <w:szCs w:val="22"/>
+              </w:rPr>
+              <w:t>{{</w:t>
+            </w:r>
+            <w:r>
+              <w:rPr>
+                <w:rFonts w:asciiTheme="majorBidi" w:hAnsiTheme="majorBidi" w:cstheme="majorBidi"/>
+                <w:szCs w:val="22"/>
+              </w:rPr>
+              <w:t>remark</w:t>
+            </w:r>
+            <w:r>
+              <w:rPr>
+                <w:rFonts w:asciiTheme="majorBidi" w:hAnsiTheme="majorBidi" w:cstheme="majorBidi"/>
+                <w:szCs w:val="22"/>
+              </w:rPr>
+              <w:t>18}}</w:t>
+            </w:r>
           </w:p>
         </w:tc>
       </w:tr>
@@ -5600,51 +6123,42 @@
             </w:r>
           </w:p>
         </w:tc>
-        <w:sdt>
-          <w:sdtPr>
-            <w:rPr>
-              <w:rFonts w:asciiTheme="majorBidi" w:hAnsiTheme="majorBidi" w:cstheme="majorBidi"/>
-              <w:color w:val="FFFFFF" w:themeColor="background1"/>
-              <w:sz w:val="24"/>
-              <w:szCs w:val="24"/>
-            </w:rPr>
-            <w:id w:val="-1205631050"/>
-            <w14:checkbox>
-              <w14:checked w14:val="0"/>
-              <w14:checkedState w14:val="0050" w14:font="Wingdings 2"/>
-              <w14:uncheckedState w14:val="2610" w14:font="MS Gothic"/>
-            </w14:checkbox>
-          </w:sdtPr>
-          <w:sdtEndPr/>
-          <w:sdtContent>
-            <w:tc>
-              <w:tcPr>
-                <w:tcW w:w="708" w:type="dxa"/>
-                <w:vAlign w:val="center"/>
-              </w:tcPr>
-              <w:p>
-                <w:pPr>
-                  <w:jc w:val="center"/>
-                  <w:rPr>
-                    <w:rFonts w:asciiTheme="majorBidi" w:hAnsiTheme="majorBidi" w:cstheme="majorBidi"/>
-                    <w:color w:val="FFFFFF" w:themeColor="background1"/>
-                    <w:sz w:val="24"/>
-                    <w:szCs w:val="24"/>
-                  </w:rPr>
-                </w:pPr>
-                <w:r>
-                  <w:rPr>
-                    <w:rFonts w:ascii="MS Gothic" w:eastAsia="MS Gothic" w:hAnsi="MS Gothic" w:cstheme="majorBidi" w:hint="eastAsia"/>
-                    <w:color w:val="FFFFFF" w:themeColor="background1"/>
-                    <w:sz w:val="24"/>
-                    <w:szCs w:val="24"/>
-                  </w:rPr>
-                  <w:t>☐</w:t>
-                </w:r>
-              </w:p>
-            </w:tc>
-          </w:sdtContent>
-        </w:sdt>
+        <w:tc>
+          <w:tcPr>
+            <w:tcW w:w="708" w:type="dxa"/>
+            <w:vAlign w:val="center"/>
+          </w:tcPr>
+          <w:p>
+            <w:pPr>
+              <w:jc w:val="center"/>
+              <w:rPr>
+                <w:rFonts w:asciiTheme="majorBidi" w:hAnsiTheme="majorBidi" w:cstheme="majorBidi"/>
+                <w:szCs w:val="22"/>
+              </w:rPr>
+            </w:pPr>
+            <w:r>
+              <w:rPr>
+                <w:rFonts w:asciiTheme="majorBidi" w:hAnsiTheme="majorBidi" w:cstheme="majorBidi"/>
+                <w:szCs w:val="22"/>
+              </w:rPr>
+              <w:t>{{</w:t>
+            </w:r>
+            <w:r>
+              <w:rPr>
+                <w:rFonts w:asciiTheme="majorBidi" w:hAnsiTheme="majorBidi" w:cstheme="majorBidi"/>
+                <w:szCs w:val="22"/>
+              </w:rPr>
+              <w:t>re</w:t>
+            </w:r>
+            <w:r>
+              <w:rPr>
+                <w:rFonts w:asciiTheme="majorBidi" w:hAnsiTheme="majorBidi" w:cstheme="majorBidi"/>
+                <w:szCs w:val="22"/>
+              </w:rPr>
+              <w:t>sult19}}</w:t>
+            </w:r>
+          </w:p>
+        </w:tc>
         <w:tc>
           <w:tcPr>
             <w:tcW w:w="4536" w:type="dxa"/>
@@ -5657,6 +6171,27 @@
                 <w:szCs w:val="22"/>
               </w:rPr>
             </w:pPr>
+            <w:r>
+              <w:rPr>
+                <w:rFonts w:asciiTheme="majorBidi" w:hAnsiTheme="majorBidi" w:cstheme="majorBidi"/>
+                <w:szCs w:val="22"/>
+              </w:rPr>
+              <w:t>{{</w:t>
+            </w:r>
+            <w:r>
+              <w:rPr>
+                <w:rFonts w:asciiTheme="majorBidi" w:hAnsiTheme="majorBidi" w:cstheme="majorBidi"/>
+                <w:szCs w:val="22"/>
+              </w:rPr>
+              <w:t>remark</w:t>
+            </w:r>
+            <w:r>
+              <w:rPr>
+                <w:rFonts w:asciiTheme="majorBidi" w:hAnsiTheme="majorBidi" w:cstheme="majorBidi"/>
+                <w:szCs w:val="22"/>
+              </w:rPr>
+              <w:t>19}}</w:t>
+            </w:r>
           </w:p>
         </w:tc>
       </w:tr>
@@ -5719,51 +6254,42 @@
             </w:r>
           </w:p>
         </w:tc>
-        <w:sdt>
-          <w:sdtPr>
-            <w:rPr>
-              <w:rFonts w:asciiTheme="majorBidi" w:hAnsiTheme="majorBidi" w:cstheme="majorBidi"/>
-              <w:color w:val="FFFFFF" w:themeColor="background1"/>
-              <w:sz w:val="24"/>
-              <w:szCs w:val="24"/>
-            </w:rPr>
-            <w:id w:val="-1087920610"/>
-            <w14:checkbox>
-              <w14:checked w14:val="0"/>
-              <w14:checkedState w14:val="0050" w14:font="Wingdings 2"/>
-              <w14:uncheckedState w14:val="2610" w14:font="MS Gothic"/>
-            </w14:checkbox>
-          </w:sdtPr>
-          <w:sdtEndPr/>
-          <w:sdtContent>
-            <w:tc>
-              <w:tcPr>
-                <w:tcW w:w="708" w:type="dxa"/>
-                <w:vAlign w:val="center"/>
-              </w:tcPr>
-              <w:p>
-                <w:pPr>
-                  <w:jc w:val="center"/>
-                  <w:rPr>
-                    <w:rFonts w:asciiTheme="majorBidi" w:hAnsiTheme="majorBidi" w:cstheme="majorBidi"/>
-                    <w:color w:val="FFFFFF" w:themeColor="background1"/>
-                    <w:sz w:val="24"/>
-                    <w:szCs w:val="24"/>
-                  </w:rPr>
-                </w:pPr>
-                <w:r>
-                  <w:rPr>
-                    <w:rFonts w:ascii="MS Gothic" w:eastAsia="MS Gothic" w:hAnsi="MS Gothic" w:cstheme="majorBidi" w:hint="eastAsia"/>
-                    <w:color w:val="FFFFFF" w:themeColor="background1"/>
-                    <w:sz w:val="24"/>
-                    <w:szCs w:val="24"/>
-                  </w:rPr>
-                  <w:t>☐</w:t>
-                </w:r>
-              </w:p>
-            </w:tc>
-          </w:sdtContent>
-        </w:sdt>
+        <w:tc>
+          <w:tcPr>
+            <w:tcW w:w="708" w:type="dxa"/>
+            <w:vAlign w:val="center"/>
+          </w:tcPr>
+          <w:p>
+            <w:pPr>
+              <w:jc w:val="center"/>
+              <w:rPr>
+                <w:rFonts w:asciiTheme="majorBidi" w:hAnsiTheme="majorBidi" w:cstheme="majorBidi"/>
+                <w:szCs w:val="22"/>
+              </w:rPr>
+            </w:pPr>
+            <w:r>
+              <w:rPr>
+                <w:rFonts w:asciiTheme="majorBidi" w:hAnsiTheme="majorBidi" w:cstheme="majorBidi"/>
+                <w:szCs w:val="22"/>
+              </w:rPr>
+              <w:t>{{</w:t>
+            </w:r>
+            <w:r>
+              <w:rPr>
+                <w:rFonts w:asciiTheme="majorBidi" w:hAnsiTheme="majorBidi" w:cstheme="majorBidi"/>
+                <w:szCs w:val="22"/>
+              </w:rPr>
+              <w:t>re</w:t>
+            </w:r>
+            <w:r>
+              <w:rPr>
+                <w:rFonts w:asciiTheme="majorBidi" w:hAnsiTheme="majorBidi" w:cstheme="majorBidi"/>
+                <w:szCs w:val="22"/>
+              </w:rPr>
+              <w:t>sult20}}</w:t>
+            </w:r>
+          </w:p>
+        </w:tc>
         <w:tc>
           <w:tcPr>
             <w:tcW w:w="4536" w:type="dxa"/>
@@ -5776,6 +6302,27 @@
                 <w:szCs w:val="22"/>
               </w:rPr>
             </w:pPr>
+            <w:r>
+              <w:rPr>
+                <w:rFonts w:asciiTheme="majorBidi" w:hAnsiTheme="majorBidi" w:cstheme="majorBidi"/>
+                <w:szCs w:val="22"/>
+              </w:rPr>
+              <w:t>{{</w:t>
+            </w:r>
+            <w:r>
+              <w:rPr>
+                <w:rFonts w:asciiTheme="majorBidi" w:hAnsiTheme="majorBidi" w:cstheme="majorBidi"/>
+                <w:szCs w:val="22"/>
+              </w:rPr>
+              <w:t>remark</w:t>
+            </w:r>
+            <w:r>
+              <w:rPr>
+                <w:rFonts w:asciiTheme="majorBidi" w:hAnsiTheme="majorBidi" w:cstheme="majorBidi"/>
+                <w:szCs w:val="22"/>
+              </w:rPr>
+              <w:t>20}}</w:t>
+            </w:r>
           </w:p>
         </w:tc>
       </w:tr>
@@ -5872,51 +6419,42 @@
             </w:r>
           </w:p>
         </w:tc>
-        <w:sdt>
-          <w:sdtPr>
-            <w:rPr>
-              <w:rFonts w:asciiTheme="majorBidi" w:hAnsiTheme="majorBidi" w:cstheme="majorBidi"/>
-              <w:color w:val="FFFFFF" w:themeColor="background1"/>
-              <w:sz w:val="24"/>
-              <w:szCs w:val="24"/>
-            </w:rPr>
-            <w:id w:val="739675372"/>
-            <w14:checkbox>
-              <w14:checked w14:val="0"/>
-              <w14:checkedState w14:val="0050" w14:font="Wingdings 2"/>
-              <w14:uncheckedState w14:val="2610" w14:font="MS Gothic"/>
-            </w14:checkbox>
-          </w:sdtPr>
-          <w:sdtEndPr/>
-          <w:sdtContent>
-            <w:tc>
-              <w:tcPr>
-                <w:tcW w:w="708" w:type="dxa"/>
-                <w:vAlign w:val="center"/>
-              </w:tcPr>
-              <w:p>
-                <w:pPr>
-                  <w:jc w:val="center"/>
-                  <w:rPr>
-                    <w:rFonts w:asciiTheme="majorBidi" w:hAnsiTheme="majorBidi" w:cstheme="majorBidi"/>
-                    <w:color w:val="FFFFFF" w:themeColor="background1"/>
-                    <w:sz w:val="24"/>
-                    <w:szCs w:val="24"/>
-                  </w:rPr>
-                </w:pPr>
-                <w:r>
-                  <w:rPr>
-                    <w:rFonts w:ascii="MS Gothic" w:eastAsia="MS Gothic" w:hAnsi="MS Gothic" w:cstheme="majorBidi" w:hint="eastAsia"/>
-                    <w:color w:val="FFFFFF" w:themeColor="background1"/>
-                    <w:sz w:val="24"/>
-                    <w:szCs w:val="24"/>
-                  </w:rPr>
-                  <w:t>☐</w:t>
-                </w:r>
-              </w:p>
-            </w:tc>
-          </w:sdtContent>
-        </w:sdt>
+        <w:tc>
+          <w:tcPr>
+            <w:tcW w:w="708" w:type="dxa"/>
+            <w:vAlign w:val="center"/>
+          </w:tcPr>
+          <w:p>
+            <w:pPr>
+              <w:jc w:val="center"/>
+              <w:rPr>
+                <w:rFonts w:asciiTheme="majorBidi" w:hAnsiTheme="majorBidi" w:cstheme="majorBidi"/>
+                <w:szCs w:val="22"/>
+              </w:rPr>
+            </w:pPr>
+            <w:r>
+              <w:rPr>
+                <w:rFonts w:asciiTheme="majorBidi" w:hAnsiTheme="majorBidi" w:cstheme="majorBidi"/>
+                <w:szCs w:val="22"/>
+              </w:rPr>
+              <w:t>{{</w:t>
+            </w:r>
+            <w:r>
+              <w:rPr>
+                <w:rFonts w:asciiTheme="majorBidi" w:hAnsiTheme="majorBidi" w:cstheme="majorBidi"/>
+                <w:szCs w:val="22"/>
+              </w:rPr>
+              <w:t>re</w:t>
+            </w:r>
+            <w:r>
+              <w:rPr>
+                <w:rFonts w:asciiTheme="majorBidi" w:hAnsiTheme="majorBidi" w:cstheme="majorBidi"/>
+                <w:szCs w:val="22"/>
+              </w:rPr>
+              <w:t>sult21}}</w:t>
+            </w:r>
+          </w:p>
+        </w:tc>
         <w:tc>
           <w:tcPr>
             <w:tcW w:w="4536" w:type="dxa"/>
@@ -5929,6 +6467,27 @@
                 <w:szCs w:val="22"/>
               </w:rPr>
             </w:pPr>
+            <w:r>
+              <w:rPr>
+                <w:rFonts w:asciiTheme="majorBidi" w:hAnsiTheme="majorBidi" w:cstheme="majorBidi"/>
+                <w:szCs w:val="22"/>
+              </w:rPr>
+              <w:t>{{</w:t>
+            </w:r>
+            <w:r>
+              <w:rPr>
+                <w:rFonts w:asciiTheme="majorBidi" w:hAnsiTheme="majorBidi" w:cstheme="majorBidi"/>
+                <w:szCs w:val="22"/>
+              </w:rPr>
+              <w:t>remark</w:t>
+            </w:r>
+            <w:r>
+              <w:rPr>
+                <w:rFonts w:asciiTheme="majorBidi" w:hAnsiTheme="majorBidi" w:cstheme="majorBidi"/>
+                <w:szCs w:val="22"/>
+              </w:rPr>
+              <w:t>21}}</w:t>
+            </w:r>
           </w:p>
         </w:tc>
       </w:tr>
@@ -5982,51 +6541,42 @@
             </w:r>
           </w:p>
         </w:tc>
-        <w:sdt>
-          <w:sdtPr>
-            <w:rPr>
-              <w:rFonts w:asciiTheme="majorBidi" w:hAnsiTheme="majorBidi" w:cstheme="majorBidi"/>
-              <w:color w:val="FFFFFF" w:themeColor="background1"/>
-              <w:sz w:val="24"/>
-              <w:szCs w:val="24"/>
-            </w:rPr>
-            <w:id w:val="-1910376696"/>
-            <w14:checkbox>
-              <w14:checked w14:val="0"/>
-              <w14:checkedState w14:val="0050" w14:font="Wingdings 2"/>
-              <w14:uncheckedState w14:val="2610" w14:font="MS Gothic"/>
-            </w14:checkbox>
-          </w:sdtPr>
-          <w:sdtEndPr/>
-          <w:sdtContent>
-            <w:tc>
-              <w:tcPr>
-                <w:tcW w:w="708" w:type="dxa"/>
-                <w:vAlign w:val="center"/>
-              </w:tcPr>
-              <w:p>
-                <w:pPr>
-                  <w:jc w:val="center"/>
-                  <w:rPr>
-                    <w:rFonts w:asciiTheme="majorBidi" w:hAnsiTheme="majorBidi" w:cstheme="majorBidi"/>
-                    <w:color w:val="FFFFFF" w:themeColor="background1"/>
-                    <w:sz w:val="24"/>
-                    <w:szCs w:val="24"/>
-                  </w:rPr>
-                </w:pPr>
-                <w:r>
-                  <w:rPr>
-                    <w:rFonts w:ascii="MS Gothic" w:eastAsia="MS Gothic" w:hAnsi="MS Gothic" w:cstheme="majorBidi" w:hint="eastAsia"/>
-                    <w:color w:val="FFFFFF" w:themeColor="background1"/>
-                    <w:sz w:val="24"/>
-                    <w:szCs w:val="24"/>
-                  </w:rPr>
-                  <w:t>☐</w:t>
-                </w:r>
-              </w:p>
-            </w:tc>
-          </w:sdtContent>
-        </w:sdt>
+        <w:tc>
+          <w:tcPr>
+            <w:tcW w:w="708" w:type="dxa"/>
+            <w:vAlign w:val="center"/>
+          </w:tcPr>
+          <w:p>
+            <w:pPr>
+              <w:jc w:val="center"/>
+              <w:rPr>
+                <w:rFonts w:asciiTheme="majorBidi" w:hAnsiTheme="majorBidi" w:cstheme="majorBidi"/>
+                <w:szCs w:val="22"/>
+              </w:rPr>
+            </w:pPr>
+            <w:r>
+              <w:rPr>
+                <w:rFonts w:asciiTheme="majorBidi" w:hAnsiTheme="majorBidi" w:cstheme="majorBidi"/>
+                <w:szCs w:val="22"/>
+              </w:rPr>
+              <w:t>{{</w:t>
+            </w:r>
+            <w:r>
+              <w:rPr>
+                <w:rFonts w:asciiTheme="majorBidi" w:hAnsiTheme="majorBidi" w:cstheme="majorBidi"/>
+                <w:szCs w:val="22"/>
+              </w:rPr>
+              <w:t>re</w:t>
+            </w:r>
+            <w:r>
+              <w:rPr>
+                <w:rFonts w:asciiTheme="majorBidi" w:hAnsiTheme="majorBidi" w:cstheme="majorBidi"/>
+                <w:szCs w:val="22"/>
+              </w:rPr>
+              <w:t>sult22}}</w:t>
+            </w:r>
+          </w:p>
+        </w:tc>
         <w:tc>
           <w:tcPr>
             <w:tcW w:w="4536" w:type="dxa"/>
@@ -6039,6 +6589,27 @@
                 <w:szCs w:val="22"/>
               </w:rPr>
             </w:pPr>
+            <w:r>
+              <w:rPr>
+                <w:rFonts w:asciiTheme="majorBidi" w:hAnsiTheme="majorBidi" w:cstheme="majorBidi"/>
+                <w:szCs w:val="22"/>
+              </w:rPr>
+              <w:t>{{</w:t>
+            </w:r>
+            <w:r>
+              <w:rPr>
+                <w:rFonts w:asciiTheme="majorBidi" w:hAnsiTheme="majorBidi" w:cstheme="majorBidi"/>
+                <w:szCs w:val="22"/>
+              </w:rPr>
+              <w:t>remark</w:t>
+            </w:r>
+            <w:r>
+              <w:rPr>
+                <w:rFonts w:asciiTheme="majorBidi" w:hAnsiTheme="majorBidi" w:cstheme="majorBidi"/>
+                <w:szCs w:val="22"/>
+              </w:rPr>
+              <w:t>22}}</w:t>
+            </w:r>
           </w:p>
         </w:tc>
       </w:tr>
@@ -6129,12 +6700,12 @@
         <w:tblLook w:val="04A0" w:firstRow="1" w:lastRow="0" w:firstColumn="1" w:lastColumn="0" w:noHBand="0" w:noVBand="1"/>
       </w:tblPr>
       <w:tblGrid>
-        <w:gridCol w:w="1013"/>
-        <w:gridCol w:w="1250"/>
+        <w:gridCol w:w="989"/>
+        <w:gridCol w:w="1174"/>
         <w:gridCol w:w="1418"/>
-        <w:gridCol w:w="1417"/>
-        <w:gridCol w:w="1571"/>
-        <w:gridCol w:w="4006"/>
+        <w:gridCol w:w="1542"/>
+        <w:gridCol w:w="1929"/>
+        <w:gridCol w:w="3623"/>
       </w:tblGrid>
       <w:tr>
         <w:tc>
@@ -6377,42 +6948,40 @@
                 <w:szCs w:val="24"/>
               </w:rPr>
             </w:pPr>
-            <w:sdt>
-              <w:sdtPr>
-                <w:rPr>
-                  <w:rFonts w:asciiTheme="majorBidi" w:hAnsiTheme="majorBidi" w:cstheme="majorBidi" w:hint="cs"/>
-                  <w:sz w:val="24"/>
-                  <w:szCs w:val="24"/>
-                  <w:cs/>
-                </w:rPr>
-                <w:id w:val="1986503670"/>
-                <w14:checkbox>
-                  <w14:checked w14:val="0"/>
-                  <w14:checkedState w14:val="0052" w14:font="Wingdings 2"/>
-                  <w14:uncheckedState w14:val="2610" w14:font="MS Gothic"/>
-                </w14:checkbox>
-              </w:sdtPr>
-              <w:sdtEndPr/>
-              <w:sdtContent>
-                <w:r>
-                  <w:rPr>
-                    <w:rFonts w:ascii="MS Gothic" w:eastAsia="MS Gothic" w:hAnsi="MS Gothic" w:cstheme="majorBidi" w:hint="eastAsia"/>
-                    <w:sz w:val="24"/>
-                    <w:szCs w:val="24"/>
-                    <w:cs/>
-                  </w:rPr>
-                  <w:t>☐</w:t>
-                </w:r>
-              </w:sdtContent>
-            </w:sdt>
-            <w:r>
-              <w:rPr>
-                <w:rFonts w:ascii="Angsana New" w:hAnsi="Angsana New" w:cs="Angsana New"/>
-                <w:sz w:val="24"/>
-                <w:szCs w:val="24"/>
-              </w:rPr>
-              <w:t xml:space="preserve">  ON</w:t>
-            </w:r>
+            <w:r>
+              <w:rPr>
+                <w:rFonts w:asciiTheme="majorBidi" w:hAnsiTheme="majorBidi" w:cstheme="majorBidi"/>
+                <w:sz w:val="24"/>
+                <w:szCs w:val="24"/>
+              </w:rPr>
+              <w:t>{{POW</w:t>
+            </w:r>
+            <w:r>
+              <w:rPr>
+                <w:rFonts w:asciiTheme="majorBidi" w:hAnsiTheme="majorBidi" w:cstheme="majorBidi"/>
+                <w:sz w:val="24"/>
+                <w:szCs w:val="24"/>
+              </w:rPr>
+              <w:t>_ON</w:t>
+            </w:r>
+            <w:proofErr w:type="gramStart"/>
+            <w:r>
+              <w:rPr>
+                <w:rFonts w:asciiTheme="majorBidi" w:hAnsiTheme="majorBidi" w:cstheme="majorBidi"/>
+                <w:sz w:val="24"/>
+                <w:szCs w:val="24"/>
+              </w:rPr>
+              <w:t>}}</w:t>
+            </w:r>
+            <w:r>
+              <w:rPr>
+                <w:rFonts w:ascii="Angsana New" w:hAnsi="Angsana New" w:cs="Angsana New"/>
+                <w:sz w:val="24"/>
+                <w:szCs w:val="24"/>
+              </w:rPr>
+              <w:t>ON</w:t>
+            </w:r>
+            <w:proofErr w:type="gramEnd"/>
           </w:p>
         </w:tc>
         <w:tc>
@@ -6429,42 +6998,32 @@
                 <w:szCs w:val="24"/>
               </w:rPr>
             </w:pPr>
-            <w:sdt>
-              <w:sdtPr>
-                <w:rPr>
-                  <w:rFonts w:asciiTheme="majorBidi" w:hAnsiTheme="majorBidi" w:cstheme="majorBidi" w:hint="cs"/>
-                  <w:sz w:val="24"/>
-                  <w:szCs w:val="24"/>
-                  <w:cs/>
-                </w:rPr>
-                <w:id w:val="2019730632"/>
-                <w14:checkbox>
-                  <w14:checked w14:val="0"/>
-                  <w14:checkedState w14:val="0052" w14:font="Wingdings 2"/>
-                  <w14:uncheckedState w14:val="2610" w14:font="MS Gothic"/>
-                </w14:checkbox>
-              </w:sdtPr>
-              <w:sdtEndPr/>
-              <w:sdtContent>
-                <w:r>
-                  <w:rPr>
-                    <w:rFonts w:ascii="MS Gothic" w:eastAsia="MS Gothic" w:hAnsi="MS Gothic" w:cstheme="majorBidi" w:hint="eastAsia"/>
-                    <w:sz w:val="24"/>
-                    <w:szCs w:val="24"/>
-                    <w:cs/>
-                  </w:rPr>
-                  <w:t>☐</w:t>
-                </w:r>
-              </w:sdtContent>
-            </w:sdt>
-            <w:r>
-              <w:rPr>
-                <w:rFonts w:ascii="Angsana New" w:hAnsi="Angsana New" w:cs="Angsana New"/>
-                <w:sz w:val="24"/>
-                <w:szCs w:val="24"/>
-              </w:rPr>
-              <w:t xml:space="preserve">  OFF</w:t>
-            </w:r>
+            <w:r>
+              <w:rPr>
+                <w:rFonts w:asciiTheme="majorBidi" w:hAnsiTheme="majorBidi" w:cstheme="majorBidi"/>
+                <w:sz w:val="24"/>
+                <w:szCs w:val="24"/>
+              </w:rPr>
+              <w:t>{{POW_OFF</w:t>
+            </w:r>
+            <w:proofErr w:type="gramStart"/>
+            <w:r>
+              <w:rPr>
+                <w:rFonts w:asciiTheme="majorBidi" w:hAnsiTheme="majorBidi" w:cstheme="majorBidi"/>
+                <w:sz w:val="24"/>
+                <w:szCs w:val="24"/>
+              </w:rPr>
+              <w:t>}}</w:t>
+            </w:r>
+            <w:r>
+              <w:rPr>
+                <w:rFonts w:ascii="Angsana New" w:hAnsi="Angsana New" w:cs="Angsana New"/>
+                <w:sz w:val="24"/>
+                <w:szCs w:val="24"/>
+              </w:rPr>
+              <w:t>OFF</w:t>
+            </w:r>
+            <w:proofErr w:type="gramEnd"/>
           </w:p>
         </w:tc>
         <w:tc>
@@ -6481,42 +7040,22 @@
                 <w:szCs w:val="24"/>
               </w:rPr>
             </w:pPr>
-            <w:sdt>
-              <w:sdtPr>
-                <w:rPr>
-                  <w:rFonts w:asciiTheme="majorBidi" w:hAnsiTheme="majorBidi" w:cstheme="majorBidi" w:hint="cs"/>
-                  <w:sz w:val="24"/>
-                  <w:szCs w:val="24"/>
-                  <w:cs/>
-                </w:rPr>
-                <w:id w:val="14197004"/>
-                <w14:checkbox>
-                  <w14:checked w14:val="0"/>
-                  <w14:checkedState w14:val="0052" w14:font="Wingdings 2"/>
-                  <w14:uncheckedState w14:val="2610" w14:font="MS Gothic"/>
-                </w14:checkbox>
-              </w:sdtPr>
-              <w:sdtEndPr/>
-              <w:sdtContent>
-                <w:r>
-                  <w:rPr>
-                    <w:rFonts w:ascii="MS Gothic" w:eastAsia="MS Gothic" w:hAnsi="MS Gothic" w:cstheme="majorBidi" w:hint="eastAsia"/>
-                    <w:sz w:val="24"/>
-                    <w:szCs w:val="24"/>
-                    <w:cs/>
-                  </w:rPr>
-                  <w:t>☐</w:t>
-                </w:r>
-              </w:sdtContent>
-            </w:sdt>
-            <w:r>
-              <w:rPr>
-                <w:rFonts w:asciiTheme="majorBidi" w:hAnsiTheme="majorBidi" w:cstheme="majorBidi" w:hint="cs"/>
-                <w:sz w:val="24"/>
-                <w:szCs w:val="24"/>
-                <w:cs/>
-              </w:rPr>
-              <w:t xml:space="preserve">  </w:t>
+            <w:r>
+              <w:rPr>
+                <w:rFonts w:asciiTheme="majorBidi" w:hAnsiTheme="majorBidi" w:cstheme="majorBidi"/>
+                <w:sz w:val="24"/>
+                <w:szCs w:val="24"/>
+              </w:rPr>
+              <w:t>{{POW_BLINK</w:t>
+            </w:r>
+            <w:proofErr w:type="gramStart"/>
+            <w:r>
+              <w:rPr>
+                <w:rFonts w:asciiTheme="majorBidi" w:hAnsiTheme="majorBidi" w:cstheme="majorBidi"/>
+                <w:sz w:val="24"/>
+                <w:szCs w:val="24"/>
+              </w:rPr>
+              <w:t>}}</w:t>
             </w:r>
             <w:r>
               <w:rPr>
@@ -6526,6 +7065,7 @@
               </w:rPr>
               <w:t>BLINK</w:t>
             </w:r>
+            <w:proofErr w:type="gramEnd"/>
           </w:p>
         </w:tc>
         <w:tc>
@@ -6540,6 +7080,32 @@
                 <w:szCs w:val="24"/>
               </w:rPr>
             </w:pPr>
+            <w:r>
+              <w:rPr>
+                <w:rFonts w:ascii="Angsana New" w:hAnsi="Angsana New" w:cs="Angsana New"/>
+                <w:sz w:val="24"/>
+                <w:szCs w:val="24"/>
+              </w:rPr>
+              <w:t>{{</w:t>
+            </w:r>
+            <w:proofErr w:type="spellStart"/>
+            <w:r>
+              <w:rPr>
+                <w:rFonts w:ascii="Angsana New" w:hAnsi="Angsana New" w:cs="Angsana New"/>
+                <w:sz w:val="24"/>
+                <w:szCs w:val="24"/>
+              </w:rPr>
+              <w:t>POW_remark</w:t>
+            </w:r>
+            <w:proofErr w:type="spellEnd"/>
+            <w:r>
+              <w:rPr>
+                <w:rFonts w:ascii="Angsana New" w:hAnsi="Angsana New" w:cs="Angsana New"/>
+                <w:sz w:val="24"/>
+                <w:szCs w:val="24"/>
+              </w:rPr>
+              <w:t>}}</w:t>
+            </w:r>
           </w:p>
         </w:tc>
       </w:tr>
@@ -6609,42 +7175,32 @@
                 <w:szCs w:val="24"/>
               </w:rPr>
             </w:pPr>
-            <w:sdt>
-              <w:sdtPr>
-                <w:rPr>
-                  <w:rFonts w:asciiTheme="majorBidi" w:hAnsiTheme="majorBidi" w:cstheme="majorBidi" w:hint="cs"/>
-                  <w:sz w:val="24"/>
-                  <w:szCs w:val="24"/>
-                  <w:cs/>
-                </w:rPr>
-                <w:id w:val="-1709403698"/>
-                <w14:checkbox>
-                  <w14:checked w14:val="0"/>
-                  <w14:checkedState w14:val="0052" w14:font="Wingdings 2"/>
-                  <w14:uncheckedState w14:val="2610" w14:font="MS Gothic"/>
-                </w14:checkbox>
-              </w:sdtPr>
-              <w:sdtEndPr/>
-              <w:sdtContent>
-                <w:r>
-                  <w:rPr>
-                    <w:rFonts w:ascii="MS Gothic" w:eastAsia="MS Gothic" w:hAnsi="MS Gothic" w:cstheme="majorBidi" w:hint="eastAsia"/>
-                    <w:sz w:val="24"/>
-                    <w:szCs w:val="24"/>
-                    <w:cs/>
-                  </w:rPr>
-                  <w:t>☐</w:t>
-                </w:r>
-              </w:sdtContent>
-            </w:sdt>
-            <w:r>
-              <w:rPr>
-                <w:rFonts w:ascii="Angsana New" w:hAnsi="Angsana New" w:cs="Angsana New"/>
-                <w:sz w:val="24"/>
-                <w:szCs w:val="24"/>
-              </w:rPr>
-              <w:t xml:space="preserve">  ON</w:t>
-            </w:r>
+            <w:r>
+              <w:rPr>
+                <w:rFonts w:asciiTheme="majorBidi" w:hAnsiTheme="majorBidi" w:cstheme="majorBidi"/>
+                <w:sz w:val="24"/>
+                <w:szCs w:val="24"/>
+              </w:rPr>
+              <w:t>{{ERR_ON</w:t>
+            </w:r>
+            <w:proofErr w:type="gramStart"/>
+            <w:r>
+              <w:rPr>
+                <w:rFonts w:asciiTheme="majorBidi" w:hAnsiTheme="majorBidi" w:cstheme="majorBidi"/>
+                <w:sz w:val="24"/>
+                <w:szCs w:val="24"/>
+              </w:rPr>
+              <w:t>}}</w:t>
+            </w:r>
+            <w:r>
+              <w:rPr>
+                <w:rFonts w:ascii="Angsana New" w:hAnsi="Angsana New" w:cs="Angsana New"/>
+                <w:sz w:val="24"/>
+                <w:szCs w:val="24"/>
+              </w:rPr>
+              <w:t>ON</w:t>
+            </w:r>
+            <w:proofErr w:type="gramEnd"/>
           </w:p>
         </w:tc>
         <w:tc>
@@ -6661,42 +7217,32 @@
                 <w:szCs w:val="24"/>
               </w:rPr>
             </w:pPr>
-            <w:sdt>
-              <w:sdtPr>
-                <w:rPr>
-                  <w:rFonts w:asciiTheme="majorBidi" w:hAnsiTheme="majorBidi" w:cstheme="majorBidi" w:hint="cs"/>
-                  <w:sz w:val="24"/>
-                  <w:szCs w:val="24"/>
-                  <w:cs/>
-                </w:rPr>
-                <w:id w:val="-670025334"/>
-                <w14:checkbox>
-                  <w14:checked w14:val="0"/>
-                  <w14:checkedState w14:val="0052" w14:font="Wingdings 2"/>
-                  <w14:uncheckedState w14:val="2610" w14:font="MS Gothic"/>
-                </w14:checkbox>
-              </w:sdtPr>
-              <w:sdtEndPr/>
-              <w:sdtContent>
-                <w:r>
-                  <w:rPr>
-                    <w:rFonts w:ascii="MS Gothic" w:eastAsia="MS Gothic" w:hAnsi="MS Gothic" w:cstheme="majorBidi" w:hint="eastAsia"/>
-                    <w:sz w:val="24"/>
-                    <w:szCs w:val="24"/>
-                    <w:cs/>
-                  </w:rPr>
-                  <w:t>☐</w:t>
-                </w:r>
-              </w:sdtContent>
-            </w:sdt>
-            <w:r>
-              <w:rPr>
-                <w:rFonts w:ascii="Angsana New" w:hAnsi="Angsana New" w:cs="Angsana New"/>
-                <w:sz w:val="24"/>
-                <w:szCs w:val="24"/>
-              </w:rPr>
-              <w:t xml:space="preserve">  OFF</w:t>
-            </w:r>
+            <w:r>
+              <w:rPr>
+                <w:rFonts w:asciiTheme="majorBidi" w:hAnsiTheme="majorBidi" w:cstheme="majorBidi"/>
+                <w:sz w:val="24"/>
+                <w:szCs w:val="24"/>
+              </w:rPr>
+              <w:t>{{ERR_OFF</w:t>
+            </w:r>
+            <w:proofErr w:type="gramStart"/>
+            <w:r>
+              <w:rPr>
+                <w:rFonts w:asciiTheme="majorBidi" w:hAnsiTheme="majorBidi" w:cstheme="majorBidi"/>
+                <w:sz w:val="24"/>
+                <w:szCs w:val="24"/>
+              </w:rPr>
+              <w:t>}}</w:t>
+            </w:r>
+            <w:r>
+              <w:rPr>
+                <w:rFonts w:ascii="Angsana New" w:hAnsi="Angsana New" w:cs="Angsana New"/>
+                <w:sz w:val="24"/>
+                <w:szCs w:val="24"/>
+              </w:rPr>
+              <w:t>OFF</w:t>
+            </w:r>
+            <w:proofErr w:type="gramEnd"/>
           </w:p>
         </w:tc>
         <w:tc>
@@ -6713,42 +7259,22 @@
                 <w:szCs w:val="24"/>
               </w:rPr>
             </w:pPr>
-            <w:sdt>
-              <w:sdtPr>
-                <w:rPr>
-                  <w:rFonts w:asciiTheme="majorBidi" w:hAnsiTheme="majorBidi" w:cstheme="majorBidi" w:hint="cs"/>
-                  <w:sz w:val="24"/>
-                  <w:szCs w:val="24"/>
-                  <w:cs/>
-                </w:rPr>
-                <w:id w:val="-1566173345"/>
-                <w14:checkbox>
-                  <w14:checked w14:val="0"/>
-                  <w14:checkedState w14:val="0052" w14:font="Wingdings 2"/>
-                  <w14:uncheckedState w14:val="2610" w14:font="MS Gothic"/>
-                </w14:checkbox>
-              </w:sdtPr>
-              <w:sdtEndPr/>
-              <w:sdtContent>
-                <w:r>
-                  <w:rPr>
-                    <w:rFonts w:ascii="MS Gothic" w:eastAsia="MS Gothic" w:hAnsi="MS Gothic" w:cstheme="majorBidi" w:hint="eastAsia"/>
-                    <w:sz w:val="24"/>
-                    <w:szCs w:val="24"/>
-                    <w:cs/>
-                  </w:rPr>
-                  <w:t>☐</w:t>
-                </w:r>
-              </w:sdtContent>
-            </w:sdt>
-            <w:r>
-              <w:rPr>
-                <w:rFonts w:asciiTheme="majorBidi" w:hAnsiTheme="majorBidi" w:cstheme="majorBidi" w:hint="cs"/>
-                <w:sz w:val="24"/>
-                <w:szCs w:val="24"/>
-                <w:cs/>
-              </w:rPr>
-              <w:t xml:space="preserve">  </w:t>
+            <w:r>
+              <w:rPr>
+                <w:rFonts w:asciiTheme="majorBidi" w:hAnsiTheme="majorBidi" w:cstheme="majorBidi"/>
+                <w:sz w:val="24"/>
+                <w:szCs w:val="24"/>
+              </w:rPr>
+              <w:t>{{ERR_BLINK</w:t>
+            </w:r>
+            <w:proofErr w:type="gramStart"/>
+            <w:r>
+              <w:rPr>
+                <w:rFonts w:asciiTheme="majorBidi" w:hAnsiTheme="majorBidi" w:cstheme="majorBidi"/>
+                <w:sz w:val="24"/>
+                <w:szCs w:val="24"/>
+              </w:rPr>
+              <w:t>}}</w:t>
             </w:r>
             <w:r>
               <w:rPr>
@@ -6758,6 +7284,7 @@
               </w:rPr>
               <w:t>BLINK</w:t>
             </w:r>
+            <w:proofErr w:type="gramEnd"/>
           </w:p>
         </w:tc>
         <w:tc>
@@ -6772,6 +7299,32 @@
                 <w:szCs w:val="24"/>
               </w:rPr>
             </w:pPr>
+            <w:r>
+              <w:rPr>
+                <w:rFonts w:ascii="Angsana New" w:hAnsi="Angsana New" w:cs="Angsana New"/>
+                <w:sz w:val="24"/>
+                <w:szCs w:val="24"/>
+              </w:rPr>
+              <w:t>{{</w:t>
+            </w:r>
+            <w:proofErr w:type="spellStart"/>
+            <w:r>
+              <w:rPr>
+                <w:rFonts w:ascii="Angsana New" w:hAnsi="Angsana New" w:cs="Angsana New"/>
+                <w:sz w:val="24"/>
+                <w:szCs w:val="24"/>
+              </w:rPr>
+              <w:t>ERR_remark</w:t>
+            </w:r>
+            <w:proofErr w:type="spellEnd"/>
+            <w:r>
+              <w:rPr>
+                <w:rFonts w:ascii="Angsana New" w:hAnsi="Angsana New" w:cs="Angsana New"/>
+                <w:sz w:val="24"/>
+                <w:szCs w:val="24"/>
+              </w:rPr>
+              <w:t>}}</w:t>
+            </w:r>
           </w:p>
         </w:tc>
       </w:tr>
@@ -6841,42 +7394,32 @@
                 <w:szCs w:val="24"/>
               </w:rPr>
             </w:pPr>
-            <w:sdt>
-              <w:sdtPr>
-                <w:rPr>
-                  <w:rFonts w:asciiTheme="majorBidi" w:hAnsiTheme="majorBidi" w:cstheme="majorBidi" w:hint="cs"/>
-                  <w:sz w:val="24"/>
-                  <w:szCs w:val="24"/>
-                  <w:cs/>
-                </w:rPr>
-                <w:id w:val="-315114227"/>
-                <w14:checkbox>
-                  <w14:checked w14:val="0"/>
-                  <w14:checkedState w14:val="0052" w14:font="Wingdings 2"/>
-                  <w14:uncheckedState w14:val="2610" w14:font="MS Gothic"/>
-                </w14:checkbox>
-              </w:sdtPr>
-              <w:sdtEndPr/>
-              <w:sdtContent>
-                <w:r>
-                  <w:rPr>
-                    <w:rFonts w:ascii="MS Gothic" w:eastAsia="MS Gothic" w:hAnsi="MS Gothic" w:cstheme="majorBidi" w:hint="eastAsia"/>
-                    <w:sz w:val="24"/>
-                    <w:szCs w:val="24"/>
-                    <w:cs/>
-                  </w:rPr>
-                  <w:t>☐</w:t>
-                </w:r>
-              </w:sdtContent>
-            </w:sdt>
-            <w:r>
-              <w:rPr>
-                <w:rFonts w:ascii="Angsana New" w:hAnsi="Angsana New" w:cs="Angsana New"/>
-                <w:sz w:val="24"/>
-                <w:szCs w:val="24"/>
-              </w:rPr>
-              <w:t xml:space="preserve">  ON</w:t>
-            </w:r>
+            <w:r>
+              <w:rPr>
+                <w:rFonts w:asciiTheme="majorBidi" w:hAnsiTheme="majorBidi" w:cstheme="majorBidi"/>
+                <w:sz w:val="24"/>
+                <w:szCs w:val="24"/>
+              </w:rPr>
+              <w:t>{{TX_ON</w:t>
+            </w:r>
+            <w:proofErr w:type="gramStart"/>
+            <w:r>
+              <w:rPr>
+                <w:rFonts w:asciiTheme="majorBidi" w:hAnsiTheme="majorBidi" w:cstheme="majorBidi"/>
+                <w:sz w:val="24"/>
+                <w:szCs w:val="24"/>
+              </w:rPr>
+              <w:t>}}</w:t>
+            </w:r>
+            <w:r>
+              <w:rPr>
+                <w:rFonts w:ascii="Angsana New" w:hAnsi="Angsana New" w:cs="Angsana New"/>
+                <w:sz w:val="24"/>
+                <w:szCs w:val="24"/>
+              </w:rPr>
+              <w:t>ON</w:t>
+            </w:r>
+            <w:proofErr w:type="gramEnd"/>
           </w:p>
         </w:tc>
         <w:tc>
@@ -6893,42 +7436,32 @@
                 <w:szCs w:val="24"/>
               </w:rPr>
             </w:pPr>
-            <w:sdt>
-              <w:sdtPr>
-                <w:rPr>
-                  <w:rFonts w:asciiTheme="majorBidi" w:hAnsiTheme="majorBidi" w:cstheme="majorBidi" w:hint="cs"/>
-                  <w:sz w:val="24"/>
-                  <w:szCs w:val="24"/>
-                  <w:cs/>
-                </w:rPr>
-                <w:id w:val="39712186"/>
-                <w14:checkbox>
-                  <w14:checked w14:val="0"/>
-                  <w14:checkedState w14:val="0052" w14:font="Wingdings 2"/>
-                  <w14:uncheckedState w14:val="2610" w14:font="MS Gothic"/>
-                </w14:checkbox>
-              </w:sdtPr>
-              <w:sdtEndPr/>
-              <w:sdtContent>
-                <w:r>
-                  <w:rPr>
-                    <w:rFonts w:ascii="MS Gothic" w:eastAsia="MS Gothic" w:hAnsi="MS Gothic" w:cstheme="majorBidi" w:hint="eastAsia"/>
-                    <w:sz w:val="24"/>
-                    <w:szCs w:val="24"/>
-                    <w:cs/>
-                  </w:rPr>
-                  <w:t>☐</w:t>
-                </w:r>
-              </w:sdtContent>
-            </w:sdt>
-            <w:r>
-              <w:rPr>
-                <w:rFonts w:ascii="Angsana New" w:hAnsi="Angsana New" w:cs="Angsana New"/>
-                <w:sz w:val="24"/>
-                <w:szCs w:val="24"/>
-              </w:rPr>
-              <w:t xml:space="preserve">  OFF</w:t>
-            </w:r>
+            <w:r>
+              <w:rPr>
+                <w:rFonts w:asciiTheme="majorBidi" w:hAnsiTheme="majorBidi" w:cstheme="majorBidi"/>
+                <w:sz w:val="24"/>
+                <w:szCs w:val="24"/>
+              </w:rPr>
+              <w:t>{{TX_OFF</w:t>
+            </w:r>
+            <w:proofErr w:type="gramStart"/>
+            <w:r>
+              <w:rPr>
+                <w:rFonts w:asciiTheme="majorBidi" w:hAnsiTheme="majorBidi" w:cstheme="majorBidi"/>
+                <w:sz w:val="24"/>
+                <w:szCs w:val="24"/>
+              </w:rPr>
+              <w:t>}}</w:t>
+            </w:r>
+            <w:r>
+              <w:rPr>
+                <w:rFonts w:ascii="Angsana New" w:hAnsi="Angsana New" w:cs="Angsana New"/>
+                <w:sz w:val="24"/>
+                <w:szCs w:val="24"/>
+              </w:rPr>
+              <w:t>OFF</w:t>
+            </w:r>
+            <w:proofErr w:type="gramEnd"/>
           </w:p>
         </w:tc>
         <w:tc>
@@ -6945,42 +7478,22 @@
                 <w:szCs w:val="24"/>
               </w:rPr>
             </w:pPr>
-            <w:sdt>
-              <w:sdtPr>
-                <w:rPr>
-                  <w:rFonts w:asciiTheme="majorBidi" w:hAnsiTheme="majorBidi" w:cstheme="majorBidi" w:hint="cs"/>
-                  <w:sz w:val="24"/>
-                  <w:szCs w:val="24"/>
-                  <w:cs/>
-                </w:rPr>
-                <w:id w:val="1040242090"/>
-                <w14:checkbox>
-                  <w14:checked w14:val="0"/>
-                  <w14:checkedState w14:val="0052" w14:font="Wingdings 2"/>
-                  <w14:uncheckedState w14:val="2610" w14:font="MS Gothic"/>
-                </w14:checkbox>
-              </w:sdtPr>
-              <w:sdtEndPr/>
-              <w:sdtContent>
-                <w:r>
-                  <w:rPr>
-                    <w:rFonts w:ascii="MS Gothic" w:eastAsia="MS Gothic" w:hAnsi="MS Gothic" w:cstheme="majorBidi" w:hint="eastAsia"/>
-                    <w:sz w:val="24"/>
-                    <w:szCs w:val="24"/>
-                    <w:cs/>
-                  </w:rPr>
-                  <w:t>☐</w:t>
-                </w:r>
-              </w:sdtContent>
-            </w:sdt>
-            <w:r>
-              <w:rPr>
-                <w:rFonts w:asciiTheme="majorBidi" w:hAnsiTheme="majorBidi" w:cstheme="majorBidi" w:hint="cs"/>
-                <w:sz w:val="24"/>
-                <w:szCs w:val="24"/>
-                <w:cs/>
-              </w:rPr>
-              <w:t xml:space="preserve">  </w:t>
+            <w:r>
+              <w:rPr>
+                <w:rFonts w:asciiTheme="majorBidi" w:hAnsiTheme="majorBidi" w:cstheme="majorBidi"/>
+                <w:sz w:val="24"/>
+                <w:szCs w:val="24"/>
+              </w:rPr>
+              <w:t>{{TX_BLINK</w:t>
+            </w:r>
+            <w:proofErr w:type="gramStart"/>
+            <w:r>
+              <w:rPr>
+                <w:rFonts w:asciiTheme="majorBidi" w:hAnsiTheme="majorBidi" w:cstheme="majorBidi"/>
+                <w:sz w:val="24"/>
+                <w:szCs w:val="24"/>
+              </w:rPr>
+              <w:t>}}</w:t>
             </w:r>
             <w:r>
               <w:rPr>
@@ -6990,6 +7503,7 @@
               </w:rPr>
               <w:t>BLINK</w:t>
             </w:r>
+            <w:proofErr w:type="gramEnd"/>
           </w:p>
         </w:tc>
         <w:tc>
@@ -7004,6 +7518,32 @@
                 <w:szCs w:val="24"/>
               </w:rPr>
             </w:pPr>
+            <w:r>
+              <w:rPr>
+                <w:rFonts w:ascii="Angsana New" w:hAnsi="Angsana New" w:cs="Angsana New"/>
+                <w:sz w:val="24"/>
+                <w:szCs w:val="24"/>
+              </w:rPr>
+              <w:t>{{</w:t>
+            </w:r>
+            <w:proofErr w:type="spellStart"/>
+            <w:r>
+              <w:rPr>
+                <w:rFonts w:ascii="Angsana New" w:hAnsi="Angsana New" w:cs="Angsana New"/>
+                <w:sz w:val="24"/>
+                <w:szCs w:val="24"/>
+              </w:rPr>
+              <w:t>TX_remark</w:t>
+            </w:r>
+            <w:proofErr w:type="spellEnd"/>
+            <w:r>
+              <w:rPr>
+                <w:rFonts w:ascii="Angsana New" w:hAnsi="Angsana New" w:cs="Angsana New"/>
+                <w:sz w:val="24"/>
+                <w:szCs w:val="24"/>
+              </w:rPr>
+              <w:t>}}</w:t>
+            </w:r>
           </w:p>
         </w:tc>
       </w:tr>
@@ -7073,42 +7613,32 @@
                 <w:szCs w:val="24"/>
               </w:rPr>
             </w:pPr>
-            <w:sdt>
-              <w:sdtPr>
-                <w:rPr>
-                  <w:rFonts w:asciiTheme="majorBidi" w:hAnsiTheme="majorBidi" w:cstheme="majorBidi" w:hint="cs"/>
-                  <w:sz w:val="24"/>
-                  <w:szCs w:val="24"/>
-                  <w:cs/>
-                </w:rPr>
-                <w:id w:val="1148717999"/>
-                <w14:checkbox>
-                  <w14:checked w14:val="0"/>
-                  <w14:checkedState w14:val="0052" w14:font="Wingdings 2"/>
-                  <w14:uncheckedState w14:val="2610" w14:font="MS Gothic"/>
-                </w14:checkbox>
-              </w:sdtPr>
-              <w:sdtEndPr/>
-              <w:sdtContent>
-                <w:r>
-                  <w:rPr>
-                    <w:rFonts w:ascii="MS Gothic" w:eastAsia="MS Gothic" w:hAnsi="MS Gothic" w:cstheme="majorBidi" w:hint="eastAsia"/>
-                    <w:sz w:val="24"/>
-                    <w:szCs w:val="24"/>
-                    <w:cs/>
-                  </w:rPr>
-                  <w:t>☐</w:t>
-                </w:r>
-              </w:sdtContent>
-            </w:sdt>
-            <w:r>
-              <w:rPr>
-                <w:rFonts w:ascii="Angsana New" w:hAnsi="Angsana New" w:cs="Angsana New"/>
-                <w:sz w:val="24"/>
-                <w:szCs w:val="24"/>
-              </w:rPr>
-              <w:t xml:space="preserve">  ON</w:t>
-            </w:r>
+            <w:r>
+              <w:rPr>
+                <w:rFonts w:asciiTheme="majorBidi" w:hAnsiTheme="majorBidi" w:cstheme="majorBidi"/>
+                <w:sz w:val="24"/>
+                <w:szCs w:val="24"/>
+              </w:rPr>
+              <w:t>{{RX_ON</w:t>
+            </w:r>
+            <w:proofErr w:type="gramStart"/>
+            <w:r>
+              <w:rPr>
+                <w:rFonts w:asciiTheme="majorBidi" w:hAnsiTheme="majorBidi" w:cstheme="majorBidi"/>
+                <w:sz w:val="24"/>
+                <w:szCs w:val="24"/>
+              </w:rPr>
+              <w:t>}}</w:t>
+            </w:r>
+            <w:r>
+              <w:rPr>
+                <w:rFonts w:ascii="Angsana New" w:hAnsi="Angsana New" w:cs="Angsana New"/>
+                <w:sz w:val="24"/>
+                <w:szCs w:val="24"/>
+              </w:rPr>
+              <w:t>ON</w:t>
+            </w:r>
+            <w:proofErr w:type="gramEnd"/>
           </w:p>
         </w:tc>
         <w:tc>
@@ -7125,42 +7655,32 @@
                 <w:szCs w:val="24"/>
               </w:rPr>
             </w:pPr>
-            <w:sdt>
-              <w:sdtPr>
-                <w:rPr>
-                  <w:rFonts w:asciiTheme="majorBidi" w:hAnsiTheme="majorBidi" w:cstheme="majorBidi" w:hint="cs"/>
-                  <w:sz w:val="24"/>
-                  <w:szCs w:val="24"/>
-                  <w:cs/>
-                </w:rPr>
-                <w:id w:val="-1847623315"/>
-                <w14:checkbox>
-                  <w14:checked w14:val="0"/>
-                  <w14:checkedState w14:val="0052" w14:font="Wingdings 2"/>
-                  <w14:uncheckedState w14:val="2610" w14:font="MS Gothic"/>
-                </w14:checkbox>
-              </w:sdtPr>
-              <w:sdtEndPr/>
-              <w:sdtContent>
-                <w:r>
-                  <w:rPr>
-                    <w:rFonts w:ascii="MS Gothic" w:eastAsia="MS Gothic" w:hAnsi="MS Gothic" w:cstheme="majorBidi" w:hint="eastAsia"/>
-                    <w:sz w:val="24"/>
-                    <w:szCs w:val="24"/>
-                    <w:cs/>
-                  </w:rPr>
-                  <w:t>☐</w:t>
-                </w:r>
-              </w:sdtContent>
-            </w:sdt>
-            <w:r>
-              <w:rPr>
-                <w:rFonts w:ascii="Angsana New" w:hAnsi="Angsana New" w:cs="Angsana New"/>
-                <w:sz w:val="24"/>
-                <w:szCs w:val="24"/>
-              </w:rPr>
-              <w:t xml:space="preserve">  OFF</w:t>
-            </w:r>
+            <w:r>
+              <w:rPr>
+                <w:rFonts w:asciiTheme="majorBidi" w:hAnsiTheme="majorBidi" w:cstheme="majorBidi"/>
+                <w:sz w:val="24"/>
+                <w:szCs w:val="24"/>
+              </w:rPr>
+              <w:t>{{RX_OFF</w:t>
+            </w:r>
+            <w:proofErr w:type="gramStart"/>
+            <w:r>
+              <w:rPr>
+                <w:rFonts w:asciiTheme="majorBidi" w:hAnsiTheme="majorBidi" w:cstheme="majorBidi"/>
+                <w:sz w:val="24"/>
+                <w:szCs w:val="24"/>
+              </w:rPr>
+              <w:t>}}</w:t>
+            </w:r>
+            <w:r>
+              <w:rPr>
+                <w:rFonts w:ascii="Angsana New" w:hAnsi="Angsana New" w:cs="Angsana New"/>
+                <w:sz w:val="24"/>
+                <w:szCs w:val="24"/>
+              </w:rPr>
+              <w:t>OFF</w:t>
+            </w:r>
+            <w:proofErr w:type="gramEnd"/>
           </w:p>
         </w:tc>
         <w:tc>
@@ -7177,42 +7697,22 @@
                 <w:szCs w:val="24"/>
               </w:rPr>
             </w:pPr>
-            <w:sdt>
-              <w:sdtPr>
-                <w:rPr>
-                  <w:rFonts w:asciiTheme="majorBidi" w:hAnsiTheme="majorBidi" w:cstheme="majorBidi" w:hint="cs"/>
-                  <w:sz w:val="24"/>
-                  <w:szCs w:val="24"/>
-                  <w:cs/>
-                </w:rPr>
-                <w:id w:val="-1927489671"/>
-                <w14:checkbox>
-                  <w14:checked w14:val="0"/>
-                  <w14:checkedState w14:val="0052" w14:font="Wingdings 2"/>
-                  <w14:uncheckedState w14:val="2610" w14:font="MS Gothic"/>
-                </w14:checkbox>
-              </w:sdtPr>
-              <w:sdtEndPr/>
-              <w:sdtContent>
-                <w:r>
-                  <w:rPr>
-                    <w:rFonts w:ascii="MS Gothic" w:eastAsia="MS Gothic" w:hAnsi="MS Gothic" w:cstheme="majorBidi" w:hint="eastAsia"/>
-                    <w:sz w:val="24"/>
-                    <w:szCs w:val="24"/>
-                    <w:cs/>
-                  </w:rPr>
-                  <w:t>☐</w:t>
-                </w:r>
-              </w:sdtContent>
-            </w:sdt>
-            <w:r>
-              <w:rPr>
-                <w:rFonts w:asciiTheme="majorBidi" w:hAnsiTheme="majorBidi" w:cstheme="majorBidi" w:hint="cs"/>
-                <w:sz w:val="24"/>
-                <w:szCs w:val="24"/>
-                <w:cs/>
-              </w:rPr>
-              <w:t xml:space="preserve">  </w:t>
+            <w:r>
+              <w:rPr>
+                <w:rFonts w:asciiTheme="majorBidi" w:hAnsiTheme="majorBidi" w:cstheme="majorBidi"/>
+                <w:sz w:val="24"/>
+                <w:szCs w:val="24"/>
+              </w:rPr>
+              <w:t>{{RX_BLINK</w:t>
+            </w:r>
+            <w:proofErr w:type="gramStart"/>
+            <w:r>
+              <w:rPr>
+                <w:rFonts w:asciiTheme="majorBidi" w:hAnsiTheme="majorBidi" w:cstheme="majorBidi"/>
+                <w:sz w:val="24"/>
+                <w:szCs w:val="24"/>
+              </w:rPr>
+              <w:t>}}</w:t>
             </w:r>
             <w:r>
               <w:rPr>
@@ -7222,6 +7722,7 @@
               </w:rPr>
               <w:t>BLINK</w:t>
             </w:r>
+            <w:proofErr w:type="gramEnd"/>
           </w:p>
         </w:tc>
         <w:tc>
@@ -7236,6 +7737,32 @@
                 <w:szCs w:val="24"/>
               </w:rPr>
             </w:pPr>
+            <w:r>
+              <w:rPr>
+                <w:rFonts w:ascii="Angsana New" w:hAnsi="Angsana New" w:cs="Angsana New"/>
+                <w:sz w:val="24"/>
+                <w:szCs w:val="24"/>
+              </w:rPr>
+              <w:t>{{</w:t>
+            </w:r>
+            <w:proofErr w:type="spellStart"/>
+            <w:r>
+              <w:rPr>
+                <w:rFonts w:ascii="Angsana New" w:hAnsi="Angsana New" w:cs="Angsana New"/>
+                <w:sz w:val="24"/>
+                <w:szCs w:val="24"/>
+              </w:rPr>
+              <w:t>RX_remark</w:t>
+            </w:r>
+            <w:proofErr w:type="spellEnd"/>
+            <w:r>
+              <w:rPr>
+                <w:rFonts w:ascii="Angsana New" w:hAnsi="Angsana New" w:cs="Angsana New"/>
+                <w:sz w:val="24"/>
+                <w:szCs w:val="24"/>
+              </w:rPr>
+              <w:t>}}</w:t>
+            </w:r>
           </w:p>
         </w:tc>
       </w:tr>
@@ -7305,42 +7832,32 @@
                 <w:szCs w:val="24"/>
               </w:rPr>
             </w:pPr>
-            <w:sdt>
-              <w:sdtPr>
-                <w:rPr>
-                  <w:rFonts w:asciiTheme="majorBidi" w:hAnsiTheme="majorBidi" w:cstheme="majorBidi" w:hint="cs"/>
-                  <w:sz w:val="24"/>
-                  <w:szCs w:val="24"/>
-                  <w:cs/>
-                </w:rPr>
-                <w:id w:val="-1376850188"/>
-                <w14:checkbox>
-                  <w14:checked w14:val="0"/>
-                  <w14:checkedState w14:val="0052" w14:font="Wingdings 2"/>
-                  <w14:uncheckedState w14:val="2610" w14:font="MS Gothic"/>
-                </w14:checkbox>
-              </w:sdtPr>
-              <w:sdtEndPr/>
-              <w:sdtContent>
-                <w:r>
-                  <w:rPr>
-                    <w:rFonts w:ascii="MS Gothic" w:eastAsia="MS Gothic" w:hAnsi="MS Gothic" w:cstheme="majorBidi" w:hint="eastAsia"/>
-                    <w:sz w:val="24"/>
-                    <w:szCs w:val="24"/>
-                    <w:cs/>
-                  </w:rPr>
-                  <w:t>☐</w:t>
-                </w:r>
-              </w:sdtContent>
-            </w:sdt>
-            <w:r>
-              <w:rPr>
-                <w:rFonts w:ascii="Angsana New" w:hAnsi="Angsana New" w:cs="Angsana New"/>
-                <w:sz w:val="24"/>
-                <w:szCs w:val="24"/>
-              </w:rPr>
-              <w:t xml:space="preserve">  ON</w:t>
-            </w:r>
+            <w:r>
+              <w:rPr>
+                <w:rFonts w:asciiTheme="majorBidi" w:hAnsiTheme="majorBidi" w:cstheme="majorBidi"/>
+                <w:sz w:val="24"/>
+                <w:szCs w:val="24"/>
+              </w:rPr>
+              <w:t>{{MVB_ON</w:t>
+            </w:r>
+            <w:proofErr w:type="gramStart"/>
+            <w:r>
+              <w:rPr>
+                <w:rFonts w:asciiTheme="majorBidi" w:hAnsiTheme="majorBidi" w:cstheme="majorBidi"/>
+                <w:sz w:val="24"/>
+                <w:szCs w:val="24"/>
+              </w:rPr>
+              <w:t>}}</w:t>
+            </w:r>
+            <w:r>
+              <w:rPr>
+                <w:rFonts w:ascii="Angsana New" w:hAnsi="Angsana New" w:cs="Angsana New"/>
+                <w:sz w:val="24"/>
+                <w:szCs w:val="24"/>
+              </w:rPr>
+              <w:t>ON</w:t>
+            </w:r>
+            <w:proofErr w:type="gramEnd"/>
           </w:p>
         </w:tc>
         <w:tc>
@@ -7357,42 +7874,32 @@
                 <w:szCs w:val="24"/>
               </w:rPr>
             </w:pPr>
-            <w:sdt>
-              <w:sdtPr>
-                <w:rPr>
-                  <w:rFonts w:asciiTheme="majorBidi" w:hAnsiTheme="majorBidi" w:cstheme="majorBidi" w:hint="cs"/>
-                  <w:sz w:val="24"/>
-                  <w:szCs w:val="24"/>
-                  <w:cs/>
-                </w:rPr>
-                <w:id w:val="2048331776"/>
-                <w14:checkbox>
-                  <w14:checked w14:val="0"/>
-                  <w14:checkedState w14:val="0052" w14:font="Wingdings 2"/>
-                  <w14:uncheckedState w14:val="2610" w14:font="MS Gothic"/>
-                </w14:checkbox>
-              </w:sdtPr>
-              <w:sdtEndPr/>
-              <w:sdtContent>
-                <w:r>
-                  <w:rPr>
-                    <w:rFonts w:ascii="MS Gothic" w:eastAsia="MS Gothic" w:hAnsi="MS Gothic" w:cstheme="majorBidi" w:hint="eastAsia"/>
-                    <w:sz w:val="24"/>
-                    <w:szCs w:val="24"/>
-                    <w:cs/>
-                  </w:rPr>
-                  <w:t>☐</w:t>
-                </w:r>
-              </w:sdtContent>
-            </w:sdt>
-            <w:r>
-              <w:rPr>
-                <w:rFonts w:ascii="Angsana New" w:hAnsi="Angsana New" w:cs="Angsana New"/>
-                <w:sz w:val="24"/>
-                <w:szCs w:val="24"/>
-              </w:rPr>
-              <w:t xml:space="preserve">  OFF</w:t>
-            </w:r>
+            <w:r>
+              <w:rPr>
+                <w:rFonts w:asciiTheme="majorBidi" w:hAnsiTheme="majorBidi" w:cstheme="majorBidi"/>
+                <w:sz w:val="24"/>
+                <w:szCs w:val="24"/>
+              </w:rPr>
+              <w:t>{{MVB_OFF</w:t>
+            </w:r>
+            <w:proofErr w:type="gramStart"/>
+            <w:r>
+              <w:rPr>
+                <w:rFonts w:asciiTheme="majorBidi" w:hAnsiTheme="majorBidi" w:cstheme="majorBidi"/>
+                <w:sz w:val="24"/>
+                <w:szCs w:val="24"/>
+              </w:rPr>
+              <w:t>}}</w:t>
+            </w:r>
+            <w:r>
+              <w:rPr>
+                <w:rFonts w:ascii="Angsana New" w:hAnsi="Angsana New" w:cs="Angsana New"/>
+                <w:sz w:val="24"/>
+                <w:szCs w:val="24"/>
+              </w:rPr>
+              <w:t>OFF</w:t>
+            </w:r>
+            <w:proofErr w:type="gramEnd"/>
           </w:p>
         </w:tc>
         <w:tc>
@@ -7409,42 +7916,22 @@
                 <w:szCs w:val="24"/>
               </w:rPr>
             </w:pPr>
-            <w:sdt>
-              <w:sdtPr>
-                <w:rPr>
-                  <w:rFonts w:asciiTheme="majorBidi" w:hAnsiTheme="majorBidi" w:cstheme="majorBidi" w:hint="cs"/>
-                  <w:sz w:val="24"/>
-                  <w:szCs w:val="24"/>
-                  <w:cs/>
-                </w:rPr>
-                <w:id w:val="585812471"/>
-                <w14:checkbox>
-                  <w14:checked w14:val="0"/>
-                  <w14:checkedState w14:val="0052" w14:font="Wingdings 2"/>
-                  <w14:uncheckedState w14:val="2610" w14:font="MS Gothic"/>
-                </w14:checkbox>
-              </w:sdtPr>
-              <w:sdtEndPr/>
-              <w:sdtContent>
-                <w:r>
-                  <w:rPr>
-                    <w:rFonts w:ascii="MS Gothic" w:eastAsia="MS Gothic" w:hAnsi="MS Gothic" w:cstheme="majorBidi" w:hint="eastAsia"/>
-                    <w:sz w:val="24"/>
-                    <w:szCs w:val="24"/>
-                    <w:cs/>
-                  </w:rPr>
-                  <w:t>☐</w:t>
-                </w:r>
-              </w:sdtContent>
-            </w:sdt>
-            <w:r>
-              <w:rPr>
-                <w:rFonts w:asciiTheme="majorBidi" w:hAnsiTheme="majorBidi" w:cstheme="majorBidi" w:hint="cs"/>
-                <w:sz w:val="24"/>
-                <w:szCs w:val="24"/>
-                <w:cs/>
-              </w:rPr>
-              <w:t xml:space="preserve">  </w:t>
+            <w:r>
+              <w:rPr>
+                <w:rFonts w:asciiTheme="majorBidi" w:hAnsiTheme="majorBidi" w:cstheme="majorBidi"/>
+                <w:sz w:val="24"/>
+                <w:szCs w:val="24"/>
+              </w:rPr>
+              <w:t>{{MVB_BLINK</w:t>
+            </w:r>
+            <w:proofErr w:type="gramStart"/>
+            <w:r>
+              <w:rPr>
+                <w:rFonts w:asciiTheme="majorBidi" w:hAnsiTheme="majorBidi" w:cstheme="majorBidi"/>
+                <w:sz w:val="24"/>
+                <w:szCs w:val="24"/>
+              </w:rPr>
+              <w:t>}}</w:t>
             </w:r>
             <w:r>
               <w:rPr>
@@ -7454,6 +7941,7 @@
               </w:rPr>
               <w:t>BLINK</w:t>
             </w:r>
+            <w:proofErr w:type="gramEnd"/>
           </w:p>
         </w:tc>
         <w:tc>
@@ -7468,6 +7956,32 @@
                 <w:szCs w:val="24"/>
               </w:rPr>
             </w:pPr>
+            <w:r>
+              <w:rPr>
+                <w:rFonts w:ascii="Angsana New" w:hAnsi="Angsana New" w:cs="Angsana New"/>
+                <w:sz w:val="24"/>
+                <w:szCs w:val="24"/>
+              </w:rPr>
+              <w:t>{{</w:t>
+            </w:r>
+            <w:proofErr w:type="spellStart"/>
+            <w:r>
+              <w:rPr>
+                <w:rFonts w:ascii="Angsana New" w:hAnsi="Angsana New" w:cs="Angsana New"/>
+                <w:sz w:val="24"/>
+                <w:szCs w:val="24"/>
+              </w:rPr>
+              <w:t>MVB_remark</w:t>
+            </w:r>
+            <w:proofErr w:type="spellEnd"/>
+            <w:r>
+              <w:rPr>
+                <w:rFonts w:ascii="Angsana New" w:hAnsi="Angsana New" w:cs="Angsana New"/>
+                <w:sz w:val="24"/>
+                <w:szCs w:val="24"/>
+              </w:rPr>
+              <w:t>}}</w:t>
+            </w:r>
           </w:p>
         </w:tc>
       </w:tr>
@@ -7537,42 +8051,32 @@
                 <w:szCs w:val="24"/>
               </w:rPr>
             </w:pPr>
-            <w:sdt>
-              <w:sdtPr>
-                <w:rPr>
-                  <w:rFonts w:asciiTheme="majorBidi" w:hAnsiTheme="majorBidi" w:cstheme="majorBidi" w:hint="cs"/>
-                  <w:sz w:val="24"/>
-                  <w:szCs w:val="24"/>
-                  <w:cs/>
-                </w:rPr>
-                <w:id w:val="2145688439"/>
-                <w14:checkbox>
-                  <w14:checked w14:val="0"/>
-                  <w14:checkedState w14:val="0052" w14:font="Wingdings 2"/>
-                  <w14:uncheckedState w14:val="2610" w14:font="MS Gothic"/>
-                </w14:checkbox>
-              </w:sdtPr>
-              <w:sdtEndPr/>
-              <w:sdtContent>
-                <w:r>
-                  <w:rPr>
-                    <w:rFonts w:ascii="MS Gothic" w:eastAsia="MS Gothic" w:hAnsi="MS Gothic" w:cstheme="majorBidi" w:hint="eastAsia"/>
-                    <w:sz w:val="24"/>
-                    <w:szCs w:val="24"/>
-                    <w:cs/>
-                  </w:rPr>
-                  <w:t>☐</w:t>
-                </w:r>
-              </w:sdtContent>
-            </w:sdt>
-            <w:r>
-              <w:rPr>
-                <w:rFonts w:ascii="Angsana New" w:hAnsi="Angsana New" w:cs="Angsana New"/>
-                <w:sz w:val="24"/>
-                <w:szCs w:val="24"/>
-              </w:rPr>
-              <w:t xml:space="preserve">  ON</w:t>
-            </w:r>
+            <w:r>
+              <w:rPr>
+                <w:rFonts w:asciiTheme="majorBidi" w:hAnsiTheme="majorBidi" w:cstheme="majorBidi"/>
+                <w:sz w:val="24"/>
+                <w:szCs w:val="24"/>
+              </w:rPr>
+              <w:t>{{SC_ON</w:t>
+            </w:r>
+            <w:proofErr w:type="gramStart"/>
+            <w:r>
+              <w:rPr>
+                <w:rFonts w:asciiTheme="majorBidi" w:hAnsiTheme="majorBidi" w:cstheme="majorBidi"/>
+                <w:sz w:val="24"/>
+                <w:szCs w:val="24"/>
+              </w:rPr>
+              <w:t>}}</w:t>
+            </w:r>
+            <w:r>
+              <w:rPr>
+                <w:rFonts w:ascii="Angsana New" w:hAnsi="Angsana New" w:cs="Angsana New"/>
+                <w:sz w:val="24"/>
+                <w:szCs w:val="24"/>
+              </w:rPr>
+              <w:t>ON</w:t>
+            </w:r>
+            <w:proofErr w:type="gramEnd"/>
           </w:p>
         </w:tc>
         <w:tc>
@@ -7589,42 +8093,32 @@
                 <w:szCs w:val="24"/>
               </w:rPr>
             </w:pPr>
-            <w:sdt>
-              <w:sdtPr>
-                <w:rPr>
-                  <w:rFonts w:asciiTheme="majorBidi" w:hAnsiTheme="majorBidi" w:cstheme="majorBidi" w:hint="cs"/>
-                  <w:sz w:val="24"/>
-                  <w:szCs w:val="24"/>
-                  <w:cs/>
-                </w:rPr>
-                <w:id w:val="-1836759933"/>
-                <w14:checkbox>
-                  <w14:checked w14:val="0"/>
-                  <w14:checkedState w14:val="0052" w14:font="Wingdings 2"/>
-                  <w14:uncheckedState w14:val="2610" w14:font="MS Gothic"/>
-                </w14:checkbox>
-              </w:sdtPr>
-              <w:sdtEndPr/>
-              <w:sdtContent>
-                <w:r>
-                  <w:rPr>
-                    <w:rFonts w:ascii="MS Gothic" w:eastAsia="MS Gothic" w:hAnsi="MS Gothic" w:cstheme="majorBidi" w:hint="eastAsia"/>
-                    <w:sz w:val="24"/>
-                    <w:szCs w:val="24"/>
-                    <w:cs/>
-                  </w:rPr>
-                  <w:t>☐</w:t>
-                </w:r>
-              </w:sdtContent>
-            </w:sdt>
-            <w:r>
-              <w:rPr>
-                <w:rFonts w:ascii="Angsana New" w:hAnsi="Angsana New" w:cs="Angsana New"/>
-                <w:sz w:val="24"/>
-                <w:szCs w:val="24"/>
-              </w:rPr>
-              <w:t xml:space="preserve">  OFF</w:t>
-            </w:r>
+            <w:r>
+              <w:rPr>
+                <w:rFonts w:asciiTheme="majorBidi" w:hAnsiTheme="majorBidi" w:cstheme="majorBidi"/>
+                <w:sz w:val="24"/>
+                <w:szCs w:val="24"/>
+              </w:rPr>
+              <w:t>{{SC_OFF</w:t>
+            </w:r>
+            <w:proofErr w:type="gramStart"/>
+            <w:r>
+              <w:rPr>
+                <w:rFonts w:asciiTheme="majorBidi" w:hAnsiTheme="majorBidi" w:cstheme="majorBidi"/>
+                <w:sz w:val="24"/>
+                <w:szCs w:val="24"/>
+              </w:rPr>
+              <w:t>}}</w:t>
+            </w:r>
+            <w:r>
+              <w:rPr>
+                <w:rFonts w:ascii="Angsana New" w:hAnsi="Angsana New" w:cs="Angsana New"/>
+                <w:sz w:val="24"/>
+                <w:szCs w:val="24"/>
+              </w:rPr>
+              <w:t>OFF</w:t>
+            </w:r>
+            <w:proofErr w:type="gramEnd"/>
           </w:p>
         </w:tc>
         <w:tc>
@@ -7641,42 +8135,22 @@
                 <w:szCs w:val="24"/>
               </w:rPr>
             </w:pPr>
-            <w:sdt>
-              <w:sdtPr>
-                <w:rPr>
-                  <w:rFonts w:asciiTheme="majorBidi" w:hAnsiTheme="majorBidi" w:cstheme="majorBidi" w:hint="cs"/>
-                  <w:sz w:val="24"/>
-                  <w:szCs w:val="24"/>
-                  <w:cs/>
-                </w:rPr>
-                <w:id w:val="-1459019397"/>
-                <w14:checkbox>
-                  <w14:checked w14:val="0"/>
-                  <w14:checkedState w14:val="0052" w14:font="Wingdings 2"/>
-                  <w14:uncheckedState w14:val="2610" w14:font="MS Gothic"/>
-                </w14:checkbox>
-              </w:sdtPr>
-              <w:sdtEndPr/>
-              <w:sdtContent>
-                <w:r>
-                  <w:rPr>
-                    <w:rFonts w:ascii="MS Gothic" w:eastAsia="MS Gothic" w:hAnsi="MS Gothic" w:cstheme="majorBidi" w:hint="eastAsia"/>
-                    <w:sz w:val="24"/>
-                    <w:szCs w:val="24"/>
-                    <w:cs/>
-                  </w:rPr>
-                  <w:t>☐</w:t>
-                </w:r>
-              </w:sdtContent>
-            </w:sdt>
-            <w:r>
-              <w:rPr>
-                <w:rFonts w:asciiTheme="majorBidi" w:hAnsiTheme="majorBidi" w:cstheme="majorBidi" w:hint="cs"/>
-                <w:sz w:val="24"/>
-                <w:szCs w:val="24"/>
-                <w:cs/>
-              </w:rPr>
-              <w:t xml:space="preserve">  </w:t>
+            <w:r>
+              <w:rPr>
+                <w:rFonts w:asciiTheme="majorBidi" w:hAnsiTheme="majorBidi" w:cstheme="majorBidi"/>
+                <w:sz w:val="24"/>
+                <w:szCs w:val="24"/>
+              </w:rPr>
+              <w:t>{{SC_BLINK</w:t>
+            </w:r>
+            <w:proofErr w:type="gramStart"/>
+            <w:r>
+              <w:rPr>
+                <w:rFonts w:asciiTheme="majorBidi" w:hAnsiTheme="majorBidi" w:cstheme="majorBidi"/>
+                <w:sz w:val="24"/>
+                <w:szCs w:val="24"/>
+              </w:rPr>
+              <w:t>}}</w:t>
             </w:r>
             <w:r>
               <w:rPr>
@@ -7686,6 +8160,7 @@
               </w:rPr>
               <w:t>BLINK</w:t>
             </w:r>
+            <w:proofErr w:type="gramEnd"/>
           </w:p>
         </w:tc>
         <w:tc>
@@ -7700,6 +8175,32 @@
                 <w:szCs w:val="24"/>
               </w:rPr>
             </w:pPr>
+            <w:r>
+              <w:rPr>
+                <w:rFonts w:ascii="Angsana New" w:hAnsi="Angsana New" w:cs="Angsana New"/>
+                <w:sz w:val="24"/>
+                <w:szCs w:val="24"/>
+              </w:rPr>
+              <w:t>{{</w:t>
+            </w:r>
+            <w:proofErr w:type="spellStart"/>
+            <w:r>
+              <w:rPr>
+                <w:rFonts w:ascii="Angsana New" w:hAnsi="Angsana New" w:cs="Angsana New"/>
+                <w:sz w:val="24"/>
+                <w:szCs w:val="24"/>
+              </w:rPr>
+              <w:t>SC_remark</w:t>
+            </w:r>
+            <w:proofErr w:type="spellEnd"/>
+            <w:r>
+              <w:rPr>
+                <w:rFonts w:ascii="Angsana New" w:hAnsi="Angsana New" w:cs="Angsana New"/>
+                <w:sz w:val="24"/>
+                <w:szCs w:val="24"/>
+              </w:rPr>
+              <w:t>}}</w:t>
+            </w:r>
           </w:p>
         </w:tc>
       </w:tr>
@@ -7769,42 +8270,32 @@
                 <w:szCs w:val="24"/>
               </w:rPr>
             </w:pPr>
-            <w:sdt>
-              <w:sdtPr>
-                <w:rPr>
-                  <w:rFonts w:asciiTheme="majorBidi" w:hAnsiTheme="majorBidi" w:cstheme="majorBidi" w:hint="cs"/>
-                  <w:sz w:val="24"/>
-                  <w:szCs w:val="24"/>
-                  <w:cs/>
-                </w:rPr>
-                <w:id w:val="-1407298025"/>
-                <w14:checkbox>
-                  <w14:checked w14:val="0"/>
-                  <w14:checkedState w14:val="0052" w14:font="Wingdings 2"/>
-                  <w14:uncheckedState w14:val="2610" w14:font="MS Gothic"/>
-                </w14:checkbox>
-              </w:sdtPr>
-              <w:sdtEndPr/>
-              <w:sdtContent>
-                <w:r>
-                  <w:rPr>
-                    <w:rFonts w:ascii="MS Gothic" w:eastAsia="MS Gothic" w:hAnsi="MS Gothic" w:cstheme="majorBidi" w:hint="eastAsia"/>
-                    <w:sz w:val="24"/>
-                    <w:szCs w:val="24"/>
-                    <w:cs/>
-                  </w:rPr>
-                  <w:t>☐</w:t>
-                </w:r>
-              </w:sdtContent>
-            </w:sdt>
-            <w:r>
-              <w:rPr>
-                <w:rFonts w:ascii="Angsana New" w:hAnsi="Angsana New" w:cs="Angsana New"/>
-                <w:sz w:val="24"/>
-                <w:szCs w:val="24"/>
-              </w:rPr>
-              <w:t xml:space="preserve">  ON</w:t>
-            </w:r>
+            <w:r>
+              <w:rPr>
+                <w:rFonts w:asciiTheme="majorBidi" w:hAnsiTheme="majorBidi" w:cstheme="majorBidi"/>
+                <w:sz w:val="24"/>
+                <w:szCs w:val="24"/>
+              </w:rPr>
+              <w:t>{{WA_ON</w:t>
+            </w:r>
+            <w:proofErr w:type="gramStart"/>
+            <w:r>
+              <w:rPr>
+                <w:rFonts w:asciiTheme="majorBidi" w:hAnsiTheme="majorBidi" w:cstheme="majorBidi"/>
+                <w:sz w:val="24"/>
+                <w:szCs w:val="24"/>
+              </w:rPr>
+              <w:t>}}</w:t>
+            </w:r>
+            <w:r>
+              <w:rPr>
+                <w:rFonts w:ascii="Angsana New" w:hAnsi="Angsana New" w:cs="Angsana New"/>
+                <w:sz w:val="24"/>
+                <w:szCs w:val="24"/>
+              </w:rPr>
+              <w:t>ON</w:t>
+            </w:r>
+            <w:proofErr w:type="gramEnd"/>
           </w:p>
         </w:tc>
         <w:tc>
@@ -7821,42 +8312,32 @@
                 <w:szCs w:val="24"/>
               </w:rPr>
             </w:pPr>
-            <w:sdt>
-              <w:sdtPr>
-                <w:rPr>
-                  <w:rFonts w:asciiTheme="majorBidi" w:hAnsiTheme="majorBidi" w:cstheme="majorBidi" w:hint="cs"/>
-                  <w:sz w:val="24"/>
-                  <w:szCs w:val="24"/>
-                  <w:cs/>
-                </w:rPr>
-                <w:id w:val="-74983464"/>
-                <w14:checkbox>
-                  <w14:checked w14:val="0"/>
-                  <w14:checkedState w14:val="0052" w14:font="Wingdings 2"/>
-                  <w14:uncheckedState w14:val="2610" w14:font="MS Gothic"/>
-                </w14:checkbox>
-              </w:sdtPr>
-              <w:sdtEndPr/>
-              <w:sdtContent>
-                <w:r>
-                  <w:rPr>
-                    <w:rFonts w:ascii="MS Gothic" w:eastAsia="MS Gothic" w:hAnsi="MS Gothic" w:cstheme="majorBidi" w:hint="eastAsia"/>
-                    <w:sz w:val="24"/>
-                    <w:szCs w:val="24"/>
-                    <w:cs/>
-                  </w:rPr>
-                  <w:t>☐</w:t>
-                </w:r>
-              </w:sdtContent>
-            </w:sdt>
-            <w:r>
-              <w:rPr>
-                <w:rFonts w:ascii="Angsana New" w:hAnsi="Angsana New" w:cs="Angsana New"/>
-                <w:sz w:val="24"/>
-                <w:szCs w:val="24"/>
-              </w:rPr>
-              <w:t xml:space="preserve">  OFF</w:t>
-            </w:r>
+            <w:r>
+              <w:rPr>
+                <w:rFonts w:asciiTheme="majorBidi" w:hAnsiTheme="majorBidi" w:cstheme="majorBidi"/>
+                <w:sz w:val="24"/>
+                <w:szCs w:val="24"/>
+              </w:rPr>
+              <w:t>{{WA_OFF</w:t>
+            </w:r>
+            <w:proofErr w:type="gramStart"/>
+            <w:r>
+              <w:rPr>
+                <w:rFonts w:asciiTheme="majorBidi" w:hAnsiTheme="majorBidi" w:cstheme="majorBidi"/>
+                <w:sz w:val="24"/>
+                <w:szCs w:val="24"/>
+              </w:rPr>
+              <w:t>}}</w:t>
+            </w:r>
+            <w:r>
+              <w:rPr>
+                <w:rFonts w:ascii="Angsana New" w:hAnsi="Angsana New" w:cs="Angsana New"/>
+                <w:sz w:val="24"/>
+                <w:szCs w:val="24"/>
+              </w:rPr>
+              <w:t>OFF</w:t>
+            </w:r>
+            <w:proofErr w:type="gramEnd"/>
           </w:p>
         </w:tc>
         <w:tc>
@@ -7873,42 +8354,22 @@
                 <w:szCs w:val="24"/>
               </w:rPr>
             </w:pPr>
-            <w:sdt>
-              <w:sdtPr>
-                <w:rPr>
-                  <w:rFonts w:asciiTheme="majorBidi" w:hAnsiTheme="majorBidi" w:cstheme="majorBidi" w:hint="cs"/>
-                  <w:sz w:val="24"/>
-                  <w:szCs w:val="24"/>
-                  <w:cs/>
-                </w:rPr>
-                <w:id w:val="-415633630"/>
-                <w14:checkbox>
-                  <w14:checked w14:val="0"/>
-                  <w14:checkedState w14:val="0052" w14:font="Wingdings 2"/>
-                  <w14:uncheckedState w14:val="2610" w14:font="MS Gothic"/>
-                </w14:checkbox>
-              </w:sdtPr>
-              <w:sdtEndPr/>
-              <w:sdtContent>
-                <w:r>
-                  <w:rPr>
-                    <w:rFonts w:ascii="MS Gothic" w:eastAsia="MS Gothic" w:hAnsi="MS Gothic" w:cstheme="majorBidi" w:hint="eastAsia"/>
-                    <w:sz w:val="24"/>
-                    <w:szCs w:val="24"/>
-                    <w:cs/>
-                  </w:rPr>
-                  <w:t>☐</w:t>
-                </w:r>
-              </w:sdtContent>
-            </w:sdt>
-            <w:r>
-              <w:rPr>
-                <w:rFonts w:asciiTheme="majorBidi" w:hAnsiTheme="majorBidi" w:cstheme="majorBidi" w:hint="cs"/>
-                <w:sz w:val="24"/>
-                <w:szCs w:val="24"/>
-                <w:cs/>
-              </w:rPr>
-              <w:t xml:space="preserve">  </w:t>
+            <w:r>
+              <w:rPr>
+                <w:rFonts w:asciiTheme="majorBidi" w:hAnsiTheme="majorBidi" w:cstheme="majorBidi"/>
+                <w:sz w:val="24"/>
+                <w:szCs w:val="24"/>
+              </w:rPr>
+              <w:t>{{WA_BLINK</w:t>
+            </w:r>
+            <w:proofErr w:type="gramStart"/>
+            <w:r>
+              <w:rPr>
+                <w:rFonts w:asciiTheme="majorBidi" w:hAnsiTheme="majorBidi" w:cstheme="majorBidi"/>
+                <w:sz w:val="24"/>
+                <w:szCs w:val="24"/>
+              </w:rPr>
+              <w:t>}}</w:t>
             </w:r>
             <w:r>
               <w:rPr>
@@ -7918,6 +8379,7 @@
               </w:rPr>
               <w:t>BLINK</w:t>
             </w:r>
+            <w:proofErr w:type="gramEnd"/>
           </w:p>
         </w:tc>
         <w:tc>
@@ -7932,6 +8394,32 @@
                 <w:szCs w:val="24"/>
               </w:rPr>
             </w:pPr>
+            <w:r>
+              <w:rPr>
+                <w:rFonts w:ascii="Angsana New" w:hAnsi="Angsana New" w:cs="Angsana New"/>
+                <w:sz w:val="24"/>
+                <w:szCs w:val="24"/>
+              </w:rPr>
+              <w:t>{{</w:t>
+            </w:r>
+            <w:proofErr w:type="spellStart"/>
+            <w:r>
+              <w:rPr>
+                <w:rFonts w:ascii="Angsana New" w:hAnsi="Angsana New" w:cs="Angsana New"/>
+                <w:sz w:val="24"/>
+                <w:szCs w:val="24"/>
+              </w:rPr>
+              <w:t>WA_remark</w:t>
+            </w:r>
+            <w:proofErr w:type="spellEnd"/>
+            <w:r>
+              <w:rPr>
+                <w:rFonts w:ascii="Angsana New" w:hAnsi="Angsana New" w:cs="Angsana New"/>
+                <w:sz w:val="24"/>
+                <w:szCs w:val="24"/>
+              </w:rPr>
+              <w:t>}}</w:t>
+            </w:r>
           </w:p>
         </w:tc>
       </w:tr>
@@ -8001,42 +8489,32 @@
                 <w:szCs w:val="24"/>
               </w:rPr>
             </w:pPr>
-            <w:sdt>
-              <w:sdtPr>
-                <w:rPr>
-                  <w:rFonts w:asciiTheme="majorBidi" w:hAnsiTheme="majorBidi" w:cstheme="majorBidi" w:hint="cs"/>
-                  <w:sz w:val="24"/>
-                  <w:szCs w:val="24"/>
-                  <w:cs/>
-                </w:rPr>
-                <w:id w:val="1167518384"/>
-                <w14:checkbox>
-                  <w14:checked w14:val="0"/>
-                  <w14:checkedState w14:val="0052" w14:font="Wingdings 2"/>
-                  <w14:uncheckedState w14:val="2610" w14:font="MS Gothic"/>
-                </w14:checkbox>
-              </w:sdtPr>
-              <w:sdtEndPr/>
-              <w:sdtContent>
-                <w:r>
-                  <w:rPr>
-                    <w:rFonts w:ascii="MS Gothic" w:eastAsia="MS Gothic" w:hAnsi="MS Gothic" w:cstheme="majorBidi" w:hint="eastAsia"/>
-                    <w:sz w:val="24"/>
-                    <w:szCs w:val="24"/>
-                    <w:cs/>
-                  </w:rPr>
-                  <w:t>☐</w:t>
-                </w:r>
-              </w:sdtContent>
-            </w:sdt>
-            <w:r>
-              <w:rPr>
-                <w:rFonts w:ascii="Angsana New" w:hAnsi="Angsana New" w:cs="Angsana New"/>
-                <w:sz w:val="24"/>
-                <w:szCs w:val="24"/>
-              </w:rPr>
-              <w:t xml:space="preserve">  ON</w:t>
-            </w:r>
+            <w:r>
+              <w:rPr>
+                <w:rFonts w:asciiTheme="majorBidi" w:hAnsiTheme="majorBidi" w:cstheme="majorBidi"/>
+                <w:sz w:val="24"/>
+                <w:szCs w:val="24"/>
+              </w:rPr>
+              <w:t>{{RTS_ON</w:t>
+            </w:r>
+            <w:proofErr w:type="gramStart"/>
+            <w:r>
+              <w:rPr>
+                <w:rFonts w:asciiTheme="majorBidi" w:hAnsiTheme="majorBidi" w:cstheme="majorBidi"/>
+                <w:sz w:val="24"/>
+                <w:szCs w:val="24"/>
+              </w:rPr>
+              <w:t>}}</w:t>
+            </w:r>
+            <w:r>
+              <w:rPr>
+                <w:rFonts w:ascii="Angsana New" w:hAnsi="Angsana New" w:cs="Angsana New"/>
+                <w:sz w:val="24"/>
+                <w:szCs w:val="24"/>
+              </w:rPr>
+              <w:t>ON</w:t>
+            </w:r>
+            <w:proofErr w:type="gramEnd"/>
           </w:p>
         </w:tc>
         <w:tc>
@@ -8053,42 +8531,32 @@
                 <w:szCs w:val="24"/>
               </w:rPr>
             </w:pPr>
-            <w:sdt>
-              <w:sdtPr>
-                <w:rPr>
-                  <w:rFonts w:asciiTheme="majorBidi" w:hAnsiTheme="majorBidi" w:cstheme="majorBidi" w:hint="cs"/>
-                  <w:sz w:val="24"/>
-                  <w:szCs w:val="24"/>
-                  <w:cs/>
-                </w:rPr>
-                <w:id w:val="-1151601438"/>
-                <w14:checkbox>
-                  <w14:checked w14:val="0"/>
-                  <w14:checkedState w14:val="0052" w14:font="Wingdings 2"/>
-                  <w14:uncheckedState w14:val="2610" w14:font="MS Gothic"/>
-                </w14:checkbox>
-              </w:sdtPr>
-              <w:sdtEndPr/>
-              <w:sdtContent>
-                <w:r>
-                  <w:rPr>
-                    <w:rFonts w:ascii="MS Gothic" w:eastAsia="MS Gothic" w:hAnsi="MS Gothic" w:cstheme="majorBidi" w:hint="eastAsia"/>
-                    <w:sz w:val="24"/>
-                    <w:szCs w:val="24"/>
-                    <w:cs/>
-                  </w:rPr>
-                  <w:t>☐</w:t>
-                </w:r>
-              </w:sdtContent>
-            </w:sdt>
-            <w:r>
-              <w:rPr>
-                <w:rFonts w:ascii="Angsana New" w:hAnsi="Angsana New" w:cs="Angsana New"/>
-                <w:sz w:val="24"/>
-                <w:szCs w:val="24"/>
-              </w:rPr>
-              <w:t xml:space="preserve">  OFF</w:t>
-            </w:r>
+            <w:r>
+              <w:rPr>
+                <w:rFonts w:asciiTheme="majorBidi" w:hAnsiTheme="majorBidi" w:cstheme="majorBidi"/>
+                <w:sz w:val="24"/>
+                <w:szCs w:val="24"/>
+              </w:rPr>
+              <w:t>{{RTS_OFF</w:t>
+            </w:r>
+            <w:proofErr w:type="gramStart"/>
+            <w:r>
+              <w:rPr>
+                <w:rFonts w:asciiTheme="majorBidi" w:hAnsiTheme="majorBidi" w:cstheme="majorBidi"/>
+                <w:sz w:val="24"/>
+                <w:szCs w:val="24"/>
+              </w:rPr>
+              <w:t>}}</w:t>
+            </w:r>
+            <w:r>
+              <w:rPr>
+                <w:rFonts w:ascii="Angsana New" w:hAnsi="Angsana New" w:cs="Angsana New"/>
+                <w:sz w:val="24"/>
+                <w:szCs w:val="24"/>
+              </w:rPr>
+              <w:t>OFF</w:t>
+            </w:r>
+            <w:proofErr w:type="gramEnd"/>
           </w:p>
         </w:tc>
         <w:tc>
@@ -8105,42 +8573,22 @@
                 <w:szCs w:val="24"/>
               </w:rPr>
             </w:pPr>
-            <w:sdt>
-              <w:sdtPr>
-                <w:rPr>
-                  <w:rFonts w:asciiTheme="majorBidi" w:hAnsiTheme="majorBidi" w:cstheme="majorBidi" w:hint="cs"/>
-                  <w:sz w:val="24"/>
-                  <w:szCs w:val="24"/>
-                  <w:cs/>
-                </w:rPr>
-                <w:id w:val="-84083318"/>
-                <w14:checkbox>
-                  <w14:checked w14:val="0"/>
-                  <w14:checkedState w14:val="0052" w14:font="Wingdings 2"/>
-                  <w14:uncheckedState w14:val="2610" w14:font="MS Gothic"/>
-                </w14:checkbox>
-              </w:sdtPr>
-              <w:sdtEndPr/>
-              <w:sdtContent>
-                <w:r>
-                  <w:rPr>
-                    <w:rFonts w:ascii="MS Gothic" w:eastAsia="MS Gothic" w:hAnsi="MS Gothic" w:cstheme="majorBidi" w:hint="eastAsia"/>
-                    <w:sz w:val="24"/>
-                    <w:szCs w:val="24"/>
-                    <w:cs/>
-                  </w:rPr>
-                  <w:t>☐</w:t>
-                </w:r>
-              </w:sdtContent>
-            </w:sdt>
-            <w:r>
-              <w:rPr>
-                <w:rFonts w:asciiTheme="majorBidi" w:hAnsiTheme="majorBidi" w:cstheme="majorBidi" w:hint="cs"/>
-                <w:sz w:val="24"/>
-                <w:szCs w:val="24"/>
-                <w:cs/>
-              </w:rPr>
-              <w:t xml:space="preserve">  </w:t>
+            <w:r>
+              <w:rPr>
+                <w:rFonts w:asciiTheme="majorBidi" w:hAnsiTheme="majorBidi" w:cstheme="majorBidi"/>
+                <w:sz w:val="24"/>
+                <w:szCs w:val="24"/>
+              </w:rPr>
+              <w:t>{{RTS_BLINK</w:t>
+            </w:r>
+            <w:proofErr w:type="gramStart"/>
+            <w:r>
+              <w:rPr>
+                <w:rFonts w:asciiTheme="majorBidi" w:hAnsiTheme="majorBidi" w:cstheme="majorBidi"/>
+                <w:sz w:val="24"/>
+                <w:szCs w:val="24"/>
+              </w:rPr>
+              <w:t>}}</w:t>
             </w:r>
             <w:r>
               <w:rPr>
@@ -8150,6 +8598,7 @@
               </w:rPr>
               <w:t>BLINK</w:t>
             </w:r>
+            <w:proofErr w:type="gramEnd"/>
           </w:p>
         </w:tc>
         <w:tc>
@@ -8164,6 +8613,32 @@
                 <w:szCs w:val="24"/>
               </w:rPr>
             </w:pPr>
+            <w:r>
+              <w:rPr>
+                <w:rFonts w:ascii="Angsana New" w:hAnsi="Angsana New" w:cs="Angsana New"/>
+                <w:sz w:val="24"/>
+                <w:szCs w:val="24"/>
+              </w:rPr>
+              <w:t>{{</w:t>
+            </w:r>
+            <w:proofErr w:type="spellStart"/>
+            <w:r>
+              <w:rPr>
+                <w:rFonts w:ascii="Angsana New" w:hAnsi="Angsana New" w:cs="Angsana New"/>
+                <w:sz w:val="24"/>
+                <w:szCs w:val="24"/>
+              </w:rPr>
+              <w:t>RTS_remark</w:t>
+            </w:r>
+            <w:proofErr w:type="spellEnd"/>
+            <w:r>
+              <w:rPr>
+                <w:rFonts w:ascii="Angsana New" w:hAnsi="Angsana New" w:cs="Angsana New"/>
+                <w:sz w:val="24"/>
+                <w:szCs w:val="24"/>
+              </w:rPr>
+              <w:t>}}</w:t>
+            </w:r>
           </w:p>
         </w:tc>
       </w:tr>
@@ -8220,9 +8695,9 @@
         <w:tblLook w:val="04A0" w:firstRow="1" w:lastRow="0" w:firstColumn="1" w:lastColumn="0" w:noHBand="0" w:noVBand="1"/>
       </w:tblPr>
       <w:tblGrid>
-        <w:gridCol w:w="5240"/>
-        <w:gridCol w:w="997"/>
-        <w:gridCol w:w="4525"/>
+        <w:gridCol w:w="4881"/>
+        <w:gridCol w:w="1621"/>
+        <w:gridCol w:w="4265"/>
       </w:tblGrid>
       <w:tr>
         <w:trPr>
@@ -8370,7 +8845,131 @@
                 <w:sz w:val="20"/>
                 <w:szCs w:val="20"/>
               </w:rPr>
-              <w:t xml:space="preserve">(Input </w:t>
+              <w:t>(Input Terminal 8, 9 / 220-230 Vac)</w:t>
+            </w:r>
+          </w:p>
+        </w:tc>
+        <w:tc>
+          <w:tcPr>
+            <w:tcW w:w="997" w:type="dxa"/>
+          </w:tcPr>
+          <w:p>
+            <w:pPr>
+              <w:jc w:val="center"/>
+              <w:rPr>
+                <w:rFonts w:ascii="Angsana New" w:hAnsi="Angsana New" w:cs="Angsana New"/>
+                <w:sz w:val="24"/>
+                <w:szCs w:val="24"/>
+              </w:rPr>
+            </w:pPr>
+            <w:r>
+              <w:rPr>
+                <w:rFonts w:ascii="Angsana New" w:hAnsi="Angsana New" w:cs="Angsana New"/>
+                <w:sz w:val="24"/>
+                <w:szCs w:val="24"/>
+              </w:rPr>
+              <w:t>{{</w:t>
+            </w:r>
+            <w:proofErr w:type="spellStart"/>
+            <w:r>
+              <w:rPr>
+                <w:rFonts w:ascii="Angsana New" w:hAnsi="Angsana New" w:cs="Angsana New"/>
+                <w:sz w:val="24"/>
+                <w:szCs w:val="24"/>
+              </w:rPr>
+              <w:t>input_result</w:t>
+            </w:r>
+            <w:proofErr w:type="spellEnd"/>
+            <w:proofErr w:type="gramStart"/>
+            <w:r>
+              <w:rPr>
+                <w:rFonts w:ascii="Angsana New" w:hAnsi="Angsana New" w:cs="Angsana New"/>
+                <w:sz w:val="24"/>
+                <w:szCs w:val="24"/>
+              </w:rPr>
+              <w:t>}}</w:t>
+            </w:r>
+            <w:r>
+              <w:rPr>
+                <w:rFonts w:ascii="Angsana New" w:hAnsi="Angsana New" w:cs="Angsana New"/>
+                <w:sz w:val="24"/>
+                <w:szCs w:val="24"/>
+              </w:rPr>
+              <w:t>Vac</w:t>
+            </w:r>
+            <w:proofErr w:type="gramEnd"/>
+          </w:p>
+        </w:tc>
+        <w:tc>
+          <w:tcPr>
+            <w:tcW w:w="4525" w:type="dxa"/>
+          </w:tcPr>
+          <w:p>
+            <w:pPr>
+              <w:rPr>
+                <w:rFonts w:ascii="Angsana New" w:hAnsi="Angsana New" w:cs="Angsana New"/>
+                <w:sz w:val="24"/>
+                <w:szCs w:val="24"/>
+              </w:rPr>
+            </w:pPr>
+            <w:r>
+              <w:rPr>
+                <w:rFonts w:ascii="Angsana New" w:hAnsi="Angsana New" w:cs="Angsana New"/>
+                <w:sz w:val="24"/>
+                <w:szCs w:val="24"/>
+              </w:rPr>
+              <w:t>{{</w:t>
+            </w:r>
+            <w:proofErr w:type="spellStart"/>
+            <w:r>
+              <w:rPr>
+                <w:rFonts w:ascii="Angsana New" w:hAnsi="Angsana New" w:cs="Angsana New"/>
+                <w:sz w:val="24"/>
+                <w:szCs w:val="24"/>
+              </w:rPr>
+              <w:t>input_remark</w:t>
+            </w:r>
+            <w:proofErr w:type="spellEnd"/>
+            <w:r>
+              <w:rPr>
+                <w:rFonts w:ascii="Angsana New" w:hAnsi="Angsana New" w:cs="Angsana New"/>
+                <w:sz w:val="24"/>
+                <w:szCs w:val="24"/>
+              </w:rPr>
+              <w:t>}}</w:t>
+            </w:r>
+          </w:p>
+        </w:tc>
+      </w:tr>
+      <w:tr>
+        <w:tc>
+          <w:tcPr>
+            <w:tcW w:w="5240" w:type="dxa"/>
+          </w:tcPr>
+          <w:p>
+            <w:pPr>
+              <w:rPr>
+                <w:rFonts w:ascii="Angsana New" w:hAnsi="Angsana New" w:cs="Angsana New"/>
+                <w:sz w:val="24"/>
+                <w:szCs w:val="24"/>
+              </w:rPr>
+            </w:pPr>
+            <w:r>
+              <w:rPr>
+                <w:rFonts w:ascii="Angsana New" w:hAnsi="Angsana New" w:cs="Angsana New"/>
+                <w:sz w:val="24"/>
+                <w:szCs w:val="24"/>
+                <w:cs/>
+              </w:rPr>
+              <w:t xml:space="preserve">วัดแรงดันขาออกของ </w:t>
+            </w:r>
+            <w:r>
+              <w:rPr>
+                <w:rFonts w:ascii="Angsana New" w:hAnsi="Angsana New" w:cs="Angsana New"/>
+                <w:sz w:val="24"/>
+                <w:szCs w:val="24"/>
+              </w:rPr>
+              <w:t xml:space="preserve">Power Supply </w:t>
             </w:r>
             <w:r>
               <w:rPr>
@@ -8378,47 +8977,7 @@
                 <w:sz w:val="20"/>
                 <w:szCs w:val="20"/>
               </w:rPr>
-              <w:t xml:space="preserve">Terminal </w:t>
-            </w:r>
-            <w:r>
-              <w:rPr>
-                <w:rFonts w:ascii="Angsana New" w:hAnsi="Angsana New" w:cs="Angsana New"/>
-                <w:sz w:val="20"/>
-                <w:szCs w:val="20"/>
-              </w:rPr>
-              <w:t>8, 9</w:t>
-            </w:r>
-            <w:r>
-              <w:rPr>
-                <w:rFonts w:ascii="Angsana New" w:hAnsi="Angsana New" w:cs="Angsana New"/>
-                <w:sz w:val="20"/>
-                <w:szCs w:val="20"/>
-              </w:rPr>
-              <w:t xml:space="preserve"> /</w:t>
-            </w:r>
-            <w:r>
-              <w:rPr>
-                <w:rFonts w:ascii="Angsana New" w:hAnsi="Angsana New" w:cs="Angsana New"/>
-                <w:sz w:val="20"/>
-                <w:szCs w:val="20"/>
-              </w:rPr>
-              <w:t xml:space="preserve"> </w:t>
-            </w:r>
-            <w:r>
-              <w:rPr>
-                <w:rFonts w:ascii="Angsana New" w:hAnsi="Angsana New" w:cs="Angsana New"/>
-                <w:sz w:val="20"/>
-                <w:szCs w:val="20"/>
-              </w:rPr>
-              <w:t xml:space="preserve">220-230 </w:t>
-            </w:r>
-            <w:r>
-              <w:rPr>
-                <w:rFonts w:ascii="Angsana New" w:hAnsi="Angsana New" w:cs="Angsana New"/>
-                <w:sz w:val="20"/>
-                <w:szCs w:val="20"/>
-              </w:rPr>
-              <w:t>Vac)</w:t>
+              <w:t>(Output Terminal 1, 3 or 2, 4 / 24 Vdc)</w:t>
             </w:r>
           </w:p>
         </w:tc>
@@ -8435,6 +8994,42 @@
                 <w:szCs w:val="24"/>
               </w:rPr>
             </w:pPr>
+            <w:r>
+              <w:rPr>
+                <w:rFonts w:ascii="Angsana New" w:hAnsi="Angsana New" w:cs="Angsana New"/>
+                <w:sz w:val="24"/>
+                <w:szCs w:val="24"/>
+              </w:rPr>
+              <w:t>{{</w:t>
+            </w:r>
+            <w:proofErr w:type="spellStart"/>
+            <w:r>
+              <w:rPr>
+                <w:rFonts w:ascii="Angsana New" w:hAnsi="Angsana New" w:cs="Angsana New"/>
+                <w:sz w:val="24"/>
+                <w:szCs w:val="24"/>
+              </w:rPr>
+              <w:t>output_result</w:t>
+            </w:r>
+            <w:proofErr w:type="spellEnd"/>
+            <w:proofErr w:type="gramStart"/>
+            <w:r>
+              <w:rPr>
+                <w:rFonts w:ascii="Angsana New" w:hAnsi="Angsana New" w:cs="Angsana New"/>
+                <w:sz w:val="24"/>
+                <w:szCs w:val="24"/>
+              </w:rPr>
+              <w:t>}}</w:t>
+            </w:r>
+            <w:r>
+              <w:rPr>
+                <w:rFonts w:ascii="Angsana New" w:hAnsi="Angsana New" w:cs="Angsana New"/>
+                <w:sz w:val="24"/>
+                <w:szCs w:val="24"/>
+              </w:rPr>
+              <w:t>Vdc</w:t>
+            </w:r>
+            <w:proofErr w:type="gramEnd"/>
           </w:p>
         </w:tc>
         <w:tc>
@@ -8449,108 +9044,32 @@
                 <w:szCs w:val="24"/>
               </w:rPr>
             </w:pPr>
-          </w:p>
-        </w:tc>
-      </w:tr>
-      <w:tr>
-        <w:tc>
-          <w:tcPr>
-            <w:tcW w:w="5240" w:type="dxa"/>
-          </w:tcPr>
-          <w:p>
-            <w:pPr>
-              <w:rPr>
-                <w:rFonts w:ascii="Angsana New" w:hAnsi="Angsana New" w:cs="Angsana New"/>
-                <w:sz w:val="24"/>
-                <w:szCs w:val="24"/>
-              </w:rPr>
-            </w:pPr>
-            <w:r>
-              <w:rPr>
-                <w:rFonts w:ascii="Angsana New" w:hAnsi="Angsana New" w:cs="Angsana New"/>
-                <w:sz w:val="24"/>
-                <w:szCs w:val="24"/>
-                <w:cs/>
-              </w:rPr>
-              <w:t xml:space="preserve">วัดแรงดันขาออกของ </w:t>
-            </w:r>
-            <w:r>
-              <w:rPr>
-                <w:rFonts w:ascii="Angsana New" w:hAnsi="Angsana New" w:cs="Angsana New"/>
-                <w:sz w:val="24"/>
-                <w:szCs w:val="24"/>
-              </w:rPr>
-              <w:t xml:space="preserve">Power Supply </w:t>
-            </w:r>
-            <w:r>
-              <w:rPr>
-                <w:rFonts w:ascii="Angsana New" w:hAnsi="Angsana New" w:cs="Angsana New"/>
-                <w:sz w:val="20"/>
-                <w:szCs w:val="20"/>
-              </w:rPr>
-              <w:t xml:space="preserve">(Output </w:t>
-            </w:r>
-            <w:r>
-              <w:rPr>
-                <w:rFonts w:ascii="Angsana New" w:hAnsi="Angsana New" w:cs="Angsana New"/>
-                <w:sz w:val="20"/>
-                <w:szCs w:val="20"/>
-              </w:rPr>
-              <w:t xml:space="preserve">Terminal </w:t>
-            </w:r>
-            <w:r>
-              <w:rPr>
-                <w:rFonts w:ascii="Angsana New" w:hAnsi="Angsana New" w:cs="Angsana New"/>
-                <w:sz w:val="20"/>
-                <w:szCs w:val="20"/>
-              </w:rPr>
-              <w:t xml:space="preserve">1, 3 or 2, 4 </w:t>
-            </w:r>
-            <w:r>
-              <w:rPr>
-                <w:rFonts w:ascii="Angsana New" w:hAnsi="Angsana New" w:cs="Angsana New"/>
-                <w:sz w:val="20"/>
-                <w:szCs w:val="20"/>
-              </w:rPr>
-              <w:t xml:space="preserve">/ 24 </w:t>
-            </w:r>
-            <w:r>
-              <w:rPr>
-                <w:rFonts w:ascii="Angsana New" w:hAnsi="Angsana New" w:cs="Angsana New"/>
-                <w:sz w:val="20"/>
-                <w:szCs w:val="20"/>
-              </w:rPr>
-              <w:t>Vdc)</w:t>
-            </w:r>
-          </w:p>
-        </w:tc>
-        <w:tc>
-          <w:tcPr>
-            <w:tcW w:w="997" w:type="dxa"/>
-          </w:tcPr>
-          <w:p>
-            <w:pPr>
-              <w:jc w:val="center"/>
-              <w:rPr>
-                <w:rFonts w:ascii="Angsana New" w:hAnsi="Angsana New" w:cs="Angsana New"/>
-                <w:sz w:val="24"/>
-                <w:szCs w:val="24"/>
-              </w:rPr>
-            </w:pPr>
-          </w:p>
-        </w:tc>
-        <w:tc>
-          <w:tcPr>
-            <w:tcW w:w="4525" w:type="dxa"/>
-          </w:tcPr>
-          <w:p>
-            <w:pPr>
-              <w:rPr>
-                <w:rFonts w:ascii="Angsana New" w:hAnsi="Angsana New" w:cs="Angsana New"/>
-                <w:sz w:val="24"/>
-                <w:szCs w:val="24"/>
-              </w:rPr>
-            </w:pPr>
+            <w:r>
+              <w:rPr>
+                <w:rFonts w:ascii="Angsana New" w:hAnsi="Angsana New" w:cs="Angsana New"/>
+                <w:sz w:val="24"/>
+                <w:szCs w:val="24"/>
+              </w:rPr>
+              <w:t>{{</w:t>
+            </w:r>
+            <w:proofErr w:type="spellStart"/>
+            <w:r>
+              <w:rPr>
+                <w:rFonts w:ascii="Angsana New" w:hAnsi="Angsana New" w:cs="Angsana New"/>
+                <w:sz w:val="24"/>
+                <w:szCs w:val="24"/>
+              </w:rPr>
+              <w:t>output_remark</w:t>
+            </w:r>
+            <w:proofErr w:type="spellEnd"/>
+            <w:r>
+              <w:rPr>
+                <w:rFonts w:ascii="Angsana New" w:hAnsi="Angsana New" w:cs="Angsana New"/>
+                <w:sz w:val="24"/>
+                <w:szCs w:val="24"/>
+              </w:rPr>
+              <w:t>}}</w:t>
+            </w:r>
           </w:p>
         </w:tc>
       </w:tr>
@@ -8596,7 +9115,6 @@
         <w:spacing w:after="0" w:line="240" w:lineRule="auto"/>
         <w:contextualSpacing/>
         <w:rPr>
-          <w:rFonts w:hint="cs"/>
           <w:b/>
           <w:bCs/>
           <w:szCs w:val="22"/>
@@ -8648,7 +9166,7 @@
     <w:tbl>
       <w:tblPr>
         <w:tblStyle w:val="TableGrid"/>
-        <w:tblW w:w="0" w:type="auto"/>
+        <w:tblW w:w="10762" w:type="dxa"/>
         <w:tblBorders>
           <w:top w:val="none" w:sz="0" w:space="0" w:color="auto"/>
           <w:left w:val="none" w:sz="0" w:space="0" w:color="auto"/>
@@ -8678,6 +9196,30 @@
                 <w:szCs w:val="24"/>
               </w:rPr>
             </w:pPr>
+            <w:r>
+              <w:rPr>
+                <w:rFonts w:asciiTheme="majorBidi" w:hAnsiTheme="majorBidi" w:cstheme="majorBidi"/>
+                <w:sz w:val="24"/>
+                <w:szCs w:val="24"/>
+              </w:rPr>
+              <w:t>{{</w:t>
+            </w:r>
+            <w:r>
+              <w:rPr>
+                <w:rFonts w:asciiTheme="majorBidi" w:hAnsiTheme="majorBidi" w:cstheme="majorBidi"/>
+                <w:sz w:val="24"/>
+                <w:szCs w:val="24"/>
+              </w:rPr>
+              <w:t>other_issue_1</w:t>
+            </w:r>
+            <w:r>
+              <w:rPr>
+                <w:rFonts w:asciiTheme="majorBidi" w:hAnsiTheme="majorBidi" w:cstheme="majorBidi"/>
+                <w:sz w:val="24"/>
+                <w:szCs w:val="24"/>
+              </w:rPr>
+              <w:t>}}</w:t>
+            </w:r>
           </w:p>
         </w:tc>
       </w:tr>
@@ -8698,6 +9240,30 @@
                 <w:szCs w:val="24"/>
               </w:rPr>
             </w:pPr>
+            <w:r>
+              <w:rPr>
+                <w:rFonts w:asciiTheme="majorBidi" w:hAnsiTheme="majorBidi" w:cstheme="majorBidi"/>
+                <w:sz w:val="24"/>
+                <w:szCs w:val="24"/>
+              </w:rPr>
+              <w:t>{{</w:t>
+            </w:r>
+            <w:r>
+              <w:rPr>
+                <w:rFonts w:asciiTheme="majorBidi" w:hAnsiTheme="majorBidi" w:cstheme="majorBidi"/>
+                <w:sz w:val="24"/>
+                <w:szCs w:val="24"/>
+              </w:rPr>
+              <w:t>other_issue_</w:t>
+            </w:r>
+            <w:r>
+              <w:rPr>
+                <w:rFonts w:asciiTheme="majorBidi" w:hAnsiTheme="majorBidi" w:cstheme="majorBidi"/>
+                <w:sz w:val="24"/>
+                <w:szCs w:val="24"/>
+              </w:rPr>
+              <w:t>2}}</w:t>
+            </w:r>
           </w:p>
         </w:tc>
       </w:tr>
@@ -8718,6 +9284,30 @@
                 <w:szCs w:val="24"/>
               </w:rPr>
             </w:pPr>
+            <w:r>
+              <w:rPr>
+                <w:rFonts w:asciiTheme="majorBidi" w:hAnsiTheme="majorBidi" w:cstheme="majorBidi"/>
+                <w:sz w:val="24"/>
+                <w:szCs w:val="24"/>
+              </w:rPr>
+              <w:t>{{</w:t>
+            </w:r>
+            <w:r>
+              <w:rPr>
+                <w:rFonts w:asciiTheme="majorBidi" w:hAnsiTheme="majorBidi" w:cstheme="majorBidi"/>
+                <w:sz w:val="24"/>
+                <w:szCs w:val="24"/>
+              </w:rPr>
+              <w:t>other_issue_</w:t>
+            </w:r>
+            <w:r>
+              <w:rPr>
+                <w:rFonts w:asciiTheme="majorBidi" w:hAnsiTheme="majorBidi" w:cstheme="majorBidi"/>
+                <w:sz w:val="24"/>
+                <w:szCs w:val="24"/>
+              </w:rPr>
+              <w:t>3}}</w:t>
+            </w:r>
           </w:p>
         </w:tc>
       </w:tr>
@@ -8738,6 +9328,30 @@
                 <w:szCs w:val="24"/>
               </w:rPr>
             </w:pPr>
+            <w:r>
+              <w:rPr>
+                <w:rFonts w:asciiTheme="majorBidi" w:hAnsiTheme="majorBidi" w:cstheme="majorBidi"/>
+                <w:sz w:val="24"/>
+                <w:szCs w:val="24"/>
+              </w:rPr>
+              <w:t>{{</w:t>
+            </w:r>
+            <w:r>
+              <w:rPr>
+                <w:rFonts w:asciiTheme="majorBidi" w:hAnsiTheme="majorBidi" w:cstheme="majorBidi"/>
+                <w:sz w:val="24"/>
+                <w:szCs w:val="24"/>
+              </w:rPr>
+              <w:t>other_issue_</w:t>
+            </w:r>
+            <w:r>
+              <w:rPr>
+                <w:rFonts w:asciiTheme="majorBidi" w:hAnsiTheme="majorBidi" w:cstheme="majorBidi"/>
+                <w:sz w:val="24"/>
+                <w:szCs w:val="24"/>
+              </w:rPr>
+              <w:t>4}}</w:t>
+            </w:r>
           </w:p>
         </w:tc>
       </w:tr>
@@ -8758,6 +9372,30 @@
                 <w:szCs w:val="24"/>
               </w:rPr>
             </w:pPr>
+            <w:r>
+              <w:rPr>
+                <w:rFonts w:asciiTheme="majorBidi" w:hAnsiTheme="majorBidi" w:cstheme="majorBidi"/>
+                <w:sz w:val="24"/>
+                <w:szCs w:val="24"/>
+              </w:rPr>
+              <w:t>{{</w:t>
+            </w:r>
+            <w:r>
+              <w:rPr>
+                <w:rFonts w:asciiTheme="majorBidi" w:hAnsiTheme="majorBidi" w:cstheme="majorBidi"/>
+                <w:sz w:val="24"/>
+                <w:szCs w:val="24"/>
+              </w:rPr>
+              <w:t>other_issue_</w:t>
+            </w:r>
+            <w:r>
+              <w:rPr>
+                <w:rFonts w:asciiTheme="majorBidi" w:hAnsiTheme="majorBidi" w:cstheme="majorBidi"/>
+                <w:sz w:val="24"/>
+                <w:szCs w:val="24"/>
+              </w:rPr>
+              <w:t>5}}</w:t>
+            </w:r>
           </w:p>
         </w:tc>
       </w:tr>
@@ -8791,6 +9429,67 @@
           <w:cs/>
         </w:rPr>
         <w:t>รูปภาพประกอบการทำงาน</w:t>
+      </w:r>
+    </w:p>
+    <w:p>
+      <w:r>
+        <w:t>{{</w:t>
+      </w:r>
+      <w:r>
+        <w:t>work_picture_1</w:t>
+      </w:r>
+    </w:p>
+    <w:p>
+      <w:r>
+        <w:t>}}</w:t>
+      </w:r>
+    </w:p>
+    <w:p>
+      <w:r>
+        <w:t>{{</w:t>
+      </w:r>
+      <w:r>
+        <w:t>work_picture_</w:t>
+      </w:r>
+      <w:r>
+        <w:t>2</w:t>
+      </w:r>
+    </w:p>
+    <w:p>
+      <w:r>
+        <w:t>}}</w:t>
+      </w:r>
+    </w:p>
+    <w:p>
+      <w:r>
+        <w:t>{{</w:t>
+      </w:r>
+      <w:r>
+        <w:t>work_picture_</w:t>
+      </w:r>
+      <w:r>
+        <w:t>3</w:t>
+      </w:r>
+    </w:p>
+    <w:p>
+      <w:r>
+        <w:t>}}</w:t>
+      </w:r>
+    </w:p>
+    <w:p>
+      <w:r>
+        <w:t>{{</w:t>
+      </w:r>
+      <w:r>
+        <w:t>work_picture_</w:t>
+      </w:r>
+      <w:r>
+        <w:t>4</w:t>
+      </w:r>
+    </w:p>
+    <w:p>
+      <w:r>
+        <w:t>}}</w:t>
       </w:r>
     </w:p>
     <w:p/>
@@ -9167,7 +9866,6 @@
           <w:docPartUnique/>
         </w:docPartObj>
       </w:sdtPr>
-      <w:sdtEndPr/>
       <w:sdtContent>
         <w:r>
           <w:rPr>
